--- a/پرسشنامه ریشه یابی گره کور شغلی.docx
+++ b/پرسشنامه ریشه یابی گره کور شغلی.docx
@@ -5,22 +5,21 @@
     <w:p>
       <w:pPr>
         <w:bidi/>
-        <w:spacing w:after="200" w:line="240" w:lineRule="auto"/>
-        <w:jc w:val="both"/>
-        <w:rPr>
-          <w:rFonts w:ascii="IRANSansX" w:eastAsia="Times New Roman" w:hAnsi="IRANSansX" w:cs="IRANSansX"/>
-          <w:sz w:val="24"/>
-          <w:szCs w:val="24"/>
-        </w:rPr>
-      </w:pPr>
-      <w:r>
-        <w:rPr>
-          <w:rFonts w:ascii="IRANSansX" w:eastAsia="Times New Roman" w:hAnsi="IRANSansX" w:cs="IRANSansX"/>
-          <w:b/>
-          <w:bCs/>
-          <w:color w:val="000000"/>
-          <w:sz w:val="24"/>
-          <w:szCs w:val="24"/>
+        <w:spacing w:after="0" w:line="240" w:lineRule="auto"/>
+        <w:jc w:val="center"/>
+        <w:rPr>
+          <w:rFonts w:ascii="IRANSansX" w:eastAsia="Times New Roman" w:hAnsi="IRANSansX" w:cs="IRANSansX"/>
+          <w:sz w:val="24"/>
+          <w:szCs w:val="24"/>
+        </w:rPr>
+      </w:pPr>
+      <w:r>
+        <w:rPr>
+          <w:rFonts w:ascii="IRANSansX" w:eastAsia="Times New Roman" w:hAnsi="IRANSansX" w:cs="IRANSansX"/>
+          <w:color w:val="222222"/>
+          <w:sz w:val="24"/>
+          <w:szCs w:val="24"/>
+          <w:shd w:val="clear" w:color="auto" w:fill="FFFFFF"/>
           <w:rtl/>
         </w:rPr>
         <w:t>پرسشنامه ریشه‌یابی گره کور شغلی</w:t>
@@ -28,66 +27,26 @@
     </w:p>
     <w:p>
       <w:pPr>
-        <w:bidi/>
-        <w:spacing w:after="300" w:line="240" w:lineRule="auto"/>
-        <w:jc w:val="both"/>
-        <w:rPr>
-          <w:rFonts w:ascii="IRANSansX" w:eastAsia="Times New Roman" w:hAnsi="IRANSansX" w:cs="IRANSansX"/>
-          <w:color w:val="222222"/>
-          <w:sz w:val="24"/>
-          <w:szCs w:val="24"/>
-          <w:rtl/>
-        </w:rPr>
-      </w:pPr>
-      <w:r>
-        <w:rPr>
-          <w:rFonts w:ascii="IRANSansX" w:eastAsia="Times New Roman" w:hAnsi="IRANSansX" w:cs="IRANSansX"/>
-          <w:color w:val="222222"/>
-          <w:sz w:val="24"/>
-          <w:szCs w:val="24"/>
-          <w:rtl/>
-        </w:rPr>
-        <w:t>همه ما در شغل خود، ته دلمان یک شرط یا ملاک مهم داریم که</w:t>
-      </w:r>
-      <w:r>
-        <w:rPr>
-          <w:rFonts w:ascii="IRANSansX" w:eastAsia="Times New Roman" w:hAnsi="IRANSansX" w:cs="IRANSansX"/>
-          <w:color w:val="222222"/>
-          <w:sz w:val="24"/>
-          <w:szCs w:val="24"/>
-          <w:rtl/>
-        </w:rPr>
-        <w:t xml:space="preserve"> </w:t>
-      </w:r>
-      <w:r>
-        <w:rPr>
-          <w:rFonts w:ascii="IRANSansX" w:eastAsia="Times New Roman" w:hAnsi="IRANSansX" w:cs="IRANSansX"/>
-          <w:color w:val="222222"/>
-          <w:sz w:val="24"/>
-          <w:szCs w:val="24"/>
-          <w:rtl/>
-        </w:rPr>
-        <w:t>موفقیتمان را بر اساس آن متر می‌کنیم؛ مثلاً «آیا حالم خوب است؟»، «درآمدم چقدر است؟» یا «چقدر پیشرفت کرده‌ام؟». خیلی وقت‌ها سردرگمی شغلی</w:t>
-      </w:r>
-      <w:r>
-        <w:rPr>
-          <w:rFonts w:ascii="IRANSansX" w:eastAsia="Times New Roman" w:hAnsi="IRANSansX" w:cs="IRANSansX" w:hint="cs"/>
-          <w:color w:val="222222"/>
-          <w:sz w:val="24"/>
-          <w:szCs w:val="24"/>
-          <w:rtl/>
-        </w:rPr>
-        <w:t xml:space="preserve"> دقیقاً</w:t>
-      </w:r>
-      <w:r>
-        <w:rPr>
-          <w:rFonts w:ascii="IRANSansX" w:eastAsia="Times New Roman" w:hAnsi="IRANSansX" w:cs="IRANSansX"/>
-          <w:color w:val="222222"/>
-          <w:sz w:val="24"/>
-          <w:szCs w:val="24"/>
-          <w:rtl/>
-        </w:rPr>
-        <w:t xml:space="preserve"> از همین‌جا شروع می‌شود که ملاک‌های قدیمی دیگر به درد زندگی امروزمان نمی‌خورند</w:t>
+        <w:shd w:val="clear" w:color="auto" w:fill="FFFFFF"/>
+        <w:bidi/>
+        <w:spacing w:after="0" w:line="240" w:lineRule="auto"/>
+        <w:jc w:val="both"/>
+        <w:rPr>
+          <w:rFonts w:ascii="IRANSansX" w:eastAsia="Times New Roman" w:hAnsi="IRANSansX" w:cs="IRANSansX"/>
+          <w:color w:val="222222"/>
+          <w:sz w:val="24"/>
+          <w:szCs w:val="24"/>
+        </w:rPr>
+      </w:pPr>
+      <w:r>
+        <w:rPr>
+          <w:rFonts w:ascii="IRANSansX" w:eastAsia="Times New Roman" w:hAnsi="IRANSansX" w:cs="IRANSansX"/>
+          <w:color w:val="222222"/>
+          <w:sz w:val="24"/>
+          <w:szCs w:val="24"/>
+          <w:rtl/>
+        </w:rPr>
+        <w:t>خیلی وقت‌ها سردرگمی و فرسودگی شغلی از جایی شروع می‌شود که روش‌ها و انتظارات قبلی ما از کار، دیگر با واقعیت امروزمان جور درنمی‌آیند</w:t>
       </w:r>
       <w:r>
         <w:rPr>
@@ -101,150 +60,31 @@
     </w:p>
     <w:p>
       <w:pPr>
-        <w:bidi/>
-        <w:spacing w:after="200" w:line="240" w:lineRule="auto"/>
-        <w:jc w:val="both"/>
-        <w:rPr>
-          <w:rFonts w:ascii="IRANSansX" w:eastAsia="Times New Roman" w:hAnsi="IRANSansX" w:cs="IRANSansX"/>
-          <w:sz w:val="24"/>
-          <w:szCs w:val="24"/>
-          <w:rtl/>
-        </w:rPr>
-      </w:pPr>
-      <w:r>
-        <w:rPr>
-          <w:rFonts w:ascii="IRANSansX" w:eastAsia="Times New Roman" w:hAnsi="IRANSansX" w:cs="IRANSansX"/>
-          <w:color w:val="222222"/>
-          <w:sz w:val="24"/>
-          <w:szCs w:val="24"/>
-          <w:rtl/>
-        </w:rPr>
-        <w:t xml:space="preserve">لطفا </w:t>
-      </w:r>
-      <w:r>
-        <w:rPr>
-          <w:rFonts w:ascii="IRANSansX" w:eastAsia="Times New Roman" w:hAnsi="IRANSansX" w:cs="IRANSansX"/>
-          <w:color w:val="000000"/>
-          <w:sz w:val="24"/>
-          <w:szCs w:val="24"/>
-          <w:rtl/>
-        </w:rPr>
-        <w:t xml:space="preserve">گزینه‌ای </w:t>
-      </w:r>
-      <w:r>
-        <w:rPr>
-          <w:rFonts w:ascii="IRANSansX" w:eastAsia="Times New Roman" w:hAnsi="IRANSansX" w:cs="IRANSansX" w:hint="cs"/>
-          <w:color w:val="000000"/>
-          <w:sz w:val="24"/>
-          <w:szCs w:val="24"/>
-          <w:rtl/>
-        </w:rPr>
-        <w:t xml:space="preserve">را </w:t>
-      </w:r>
-      <w:r>
-        <w:rPr>
-          <w:rFonts w:ascii="IRANSansX" w:eastAsia="Times New Roman" w:hAnsi="IRANSansX" w:cs="IRANSansX"/>
-          <w:color w:val="222222"/>
-          <w:sz w:val="24"/>
-          <w:szCs w:val="24"/>
-          <w:rtl/>
-        </w:rPr>
-        <w:t xml:space="preserve">در هر سوال </w:t>
-      </w:r>
-      <w:r>
-        <w:rPr>
-          <w:rFonts w:ascii="IRANSansX" w:eastAsia="Times New Roman" w:hAnsi="IRANSansX" w:cs="IRANSansX"/>
-          <w:color w:val="000000"/>
-          <w:sz w:val="24"/>
-          <w:szCs w:val="24"/>
-          <w:rtl/>
-        </w:rPr>
-        <w:t>انتخاب کنید که شباهت</w:t>
-      </w:r>
-      <w:r>
-        <w:rPr>
-          <w:rFonts w:ascii="IRANSansX" w:eastAsia="Times New Roman" w:hAnsi="IRANSansX" w:cs="IRANSansX" w:hint="cs"/>
-          <w:color w:val="000000"/>
-          <w:sz w:val="24"/>
-          <w:szCs w:val="24"/>
-          <w:rtl/>
-        </w:rPr>
-        <w:t xml:space="preserve"> </w:t>
-      </w:r>
-      <w:r>
-        <w:rPr>
-          <w:rFonts w:ascii="IRANSansX" w:eastAsia="Times New Roman" w:hAnsi="IRANSansX" w:cs="IRANSansX"/>
-          <w:color w:val="000000"/>
-          <w:sz w:val="24"/>
-          <w:szCs w:val="24"/>
-          <w:rtl/>
-        </w:rPr>
-        <w:t>بیشتری</w:t>
-      </w:r>
-      <w:r>
-        <w:rPr>
-          <w:rFonts w:ascii="IRANSansX" w:eastAsia="Times New Roman" w:hAnsi="IRANSansX" w:cs="IRANSansX" w:hint="cs"/>
-          <w:color w:val="000000"/>
-          <w:sz w:val="24"/>
-          <w:szCs w:val="24"/>
-          <w:rtl/>
-        </w:rPr>
-        <w:t xml:space="preserve"> </w:t>
-      </w:r>
-      <w:r>
-        <w:rPr>
-          <w:rFonts w:ascii="IRANSansX" w:eastAsia="Times New Roman" w:hAnsi="IRANSansX" w:cs="IRANSansX"/>
-          <w:color w:val="000000"/>
-          <w:sz w:val="24"/>
-          <w:szCs w:val="24"/>
-          <w:rtl/>
-        </w:rPr>
-        <w:t xml:space="preserve">به تجربه‌ی شما دارد. تکمیل </w:t>
-      </w:r>
-      <w:r>
-        <w:rPr>
-          <w:rFonts w:ascii="IRANSansX" w:eastAsia="Times New Roman" w:hAnsi="IRANSansX" w:cs="IRANSansX"/>
-          <w:color w:val="000000"/>
-          <w:sz w:val="24"/>
-          <w:szCs w:val="24"/>
-          <w:rtl/>
-        </w:rPr>
-        <w:t>این پرسشنامه</w:t>
-      </w:r>
-      <w:r>
-        <w:rPr>
-          <w:rFonts w:ascii="IRANSansX" w:eastAsia="Times New Roman" w:hAnsi="IRANSansX" w:cs="IRANSansX"/>
-          <w:color w:val="000000"/>
-          <w:sz w:val="24"/>
-          <w:szCs w:val="24"/>
-          <w:rtl/>
-        </w:rPr>
-        <w:t xml:space="preserve"> حدود</w:t>
-      </w:r>
-      <w:r>
-        <w:rPr>
-          <w:rFonts w:ascii="IRANSansX" w:eastAsia="Times New Roman" w:hAnsi="IRANSansX" w:cs="IRANSansX"/>
-          <w:color w:val="000000"/>
-          <w:sz w:val="24"/>
-          <w:szCs w:val="24"/>
-          <w:rtl/>
-        </w:rPr>
-        <w:t>اً</w:t>
-      </w:r>
-      <w:r>
-        <w:rPr>
-          <w:rFonts w:ascii="IRANSansX" w:eastAsia="Times New Roman" w:hAnsi="IRANSansX" w:cs="IRANSansX"/>
-          <w:color w:val="000000"/>
-          <w:sz w:val="24"/>
-          <w:szCs w:val="24"/>
-          <w:rtl/>
-        </w:rPr>
-        <w:t xml:space="preserve"> </w:t>
-      </w:r>
-      <w:r>
-        <w:rPr>
-          <w:rFonts w:ascii="IRANSansX" w:eastAsia="Times New Roman" w:hAnsi="IRANSansX" w:cs="IRANSansX"/>
-          <w:color w:val="000000"/>
+        <w:shd w:val="clear" w:color="auto" w:fill="FFFFFF"/>
+        <w:bidi/>
+        <w:spacing w:after="0" w:line="240" w:lineRule="auto"/>
+        <w:jc w:val="both"/>
+        <w:rPr>
+          <w:rFonts w:ascii="IRANSansX" w:eastAsia="Times New Roman" w:hAnsi="IRANSansX" w:cs="IRANSansX"/>
+          <w:color w:val="222222"/>
+          <w:sz w:val="24"/>
+          <w:szCs w:val="24"/>
+        </w:rPr>
+      </w:pPr>
+      <w:r>
+        <w:rPr>
+          <w:rFonts w:ascii="IRANSansX" w:eastAsia="Times New Roman" w:hAnsi="IRANSansX" w:cs="IRANSansX"/>
+          <w:color w:val="222222"/>
+          <w:sz w:val="24"/>
+          <w:szCs w:val="24"/>
+          <w:rtl/>
+        </w:rPr>
+        <w:t xml:space="preserve">این پرسشنامه </w:t>
+      </w:r>
+      <w:r>
+        <w:rPr>
+          <w:rFonts w:ascii="IRANSansX" w:eastAsia="Times New Roman" w:hAnsi="IRANSansX" w:cs="IRANSansX"/>
+          <w:color w:val="222222"/>
           <w:sz w:val="24"/>
           <w:szCs w:val="24"/>
           <w:rtl/>
@@ -255,82 +95,43 @@
       <w:r>
         <w:rPr>
           <w:rFonts w:ascii="IRANSansX" w:eastAsia="Times New Roman" w:hAnsi="IRANSansX" w:cs="IRANSansX"/>
-          <w:color w:val="000000"/>
-          <w:sz w:val="24"/>
-          <w:szCs w:val="24"/>
-          <w:rtl/>
-        </w:rPr>
-        <w:t xml:space="preserve"> دقیقه زمان می‌برد</w:t>
-      </w:r>
-      <w:r>
-        <w:rPr>
-          <w:rFonts w:ascii="IRANSansX" w:eastAsia="Times New Roman" w:hAnsi="IRANSansX" w:cs="IRANSansX"/>
-          <w:color w:val="000000"/>
-          <w:sz w:val="24"/>
-          <w:szCs w:val="24"/>
-          <w:rtl/>
+          <w:color w:val="222222"/>
+          <w:sz w:val="24"/>
+          <w:szCs w:val="24"/>
+          <w:rtl/>
+        </w:rPr>
+        <w:t xml:space="preserve"> دقیقه‌ای به شما کمک می‌کند بفهمید گیر اصلی کارتان دقیقاً کجاست</w:t>
+      </w:r>
+      <w:r>
+        <w:rPr>
+          <w:rFonts w:ascii="IRANSansX" w:eastAsia="Times New Roman" w:hAnsi="IRANSansX" w:cs="IRANSansX"/>
+          <w:color w:val="222222"/>
+          <w:sz w:val="24"/>
+          <w:szCs w:val="24"/>
         </w:rPr>
         <w:t>.</w:t>
       </w:r>
       <w:r>
         <w:rPr>
-          <w:rFonts w:ascii="IRANSansX" w:eastAsia="Times New Roman" w:hAnsi="IRANSansX" w:cs="IRANSansX"/>
-          <w:color w:val="000000"/>
-          <w:sz w:val="24"/>
-          <w:szCs w:val="24"/>
-          <w:rtl/>
-        </w:rPr>
-        <w:t xml:space="preserve"> پاسخ‌ها</w:t>
-      </w:r>
-      <w:r>
-        <w:rPr>
-          <w:rFonts w:ascii="IRANSansX" w:eastAsia="Times New Roman" w:hAnsi="IRANSansX" w:cs="IRANSansX"/>
-          <w:color w:val="000000"/>
-          <w:sz w:val="24"/>
-          <w:szCs w:val="24"/>
-          <w:rtl/>
-        </w:rPr>
-        <w:t xml:space="preserve">ی شما </w:t>
-      </w:r>
-      <w:r>
-        <w:rPr>
-          <w:rFonts w:ascii="IRANSansX" w:eastAsia="Times New Roman" w:hAnsi="IRANSansX" w:cs="IRANSansX"/>
-          <w:color w:val="000000"/>
-          <w:sz w:val="24"/>
-          <w:szCs w:val="24"/>
-          <w:rtl/>
-        </w:rPr>
-        <w:t xml:space="preserve">کاملاً </w:t>
-      </w:r>
-      <w:r>
-        <w:rPr>
-          <w:rFonts w:ascii="IRANSansX" w:eastAsia="Times New Roman" w:hAnsi="IRANSansX" w:cs="IRANSansX"/>
-          <w:color w:val="000000"/>
-          <w:sz w:val="24"/>
-          <w:szCs w:val="24"/>
-          <w:rtl/>
-        </w:rPr>
-        <w:t>محرمانه</w:t>
-      </w:r>
-      <w:r>
-        <w:rPr>
-          <w:rFonts w:ascii="IRANSansX" w:eastAsia="Times New Roman" w:hAnsi="IRANSansX" w:cs="IRANSansX"/>
-          <w:color w:val="000000"/>
-          <w:sz w:val="24"/>
-          <w:szCs w:val="24"/>
-          <w:rtl/>
-        </w:rPr>
-        <w:t xml:space="preserve"> </w:t>
-      </w:r>
-      <w:r>
-        <w:rPr>
-          <w:rFonts w:ascii="IRANSansX" w:eastAsia="Times New Roman" w:hAnsi="IRANSansX" w:cs="IRANSansX"/>
-          <w:color w:val="000000"/>
-          <w:sz w:val="24"/>
-          <w:szCs w:val="24"/>
-          <w:rtl/>
-        </w:rPr>
-        <w:t>خواهد بود.</w:t>
+          <w:rFonts w:ascii="IRANSansX" w:eastAsia="Times New Roman" w:hAnsi="IRANSansX" w:cs="IRANSansX" w:hint="cs"/>
+          <w:color w:val="222222"/>
+          <w:sz w:val="24"/>
+          <w:szCs w:val="24"/>
+          <w:rtl/>
+        </w:rPr>
+        <w:t xml:space="preserve">" </w:t>
+      </w:r>
+      <w:r>
+        <w:rPr>
+          <w:rFonts w:ascii="IRANSansX" w:eastAsia="Times New Roman" w:hAnsi="IRANSansX" w:cs="IRANSansX" w:hint="cs"/>
+          <w:color w:val="222222"/>
+          <w:sz w:val="24"/>
+          <w:szCs w:val="24"/>
+          <w:shd w:val="clear" w:color="auto" w:fill="FFFFFF"/>
+          <w:rtl/>
+          <w:lang w:bidi="fa-IR"/>
+        </w:rPr>
+        <w:t>تغییر بده.</w:t>
       </w:r>
     </w:p>
     <w:p>
@@ -3367,7 +3168,7 @@
         <w:spacing w:after="120" w:line="240" w:lineRule="auto"/>
         <w:jc w:val="both"/>
         <w:rPr>
-          <w:rFonts w:ascii="IRANSansX" w:eastAsia="Times New Roman" w:hAnsi="IRANSansX" w:cs="IRANSansX" w:hint="cs"/>
+          <w:rFonts w:ascii="IRANSansX" w:eastAsia="Times New Roman" w:hAnsi="IRANSansX" w:cs="IRANSansX"/>
           <w:color w:val="000000"/>
           <w:sz w:val="24"/>
           <w:szCs w:val="24"/>
@@ -3453,27 +3254,7 @@
           <w:szCs w:val="24"/>
           <w:rtl/>
         </w:rPr>
-        <w:t xml:space="preserve">انتخاب گزینه </w:t>
-      </w:r>
-      <w:r>
-        <w:rPr>
-          <w:rFonts w:ascii="IRANSansX" w:eastAsia="Times New Roman" w:hAnsi="IRANSansX" w:cs="IRANSansX" w:hint="cs"/>
-          <w:color w:val="000000"/>
-          <w:sz w:val="24"/>
-          <w:szCs w:val="24"/>
-          <w:rtl/>
-        </w:rPr>
-        <w:t>ب</w:t>
-      </w:r>
-      <w:r>
-        <w:rPr>
-          <w:rFonts w:ascii="IRANSansX" w:eastAsia="Times New Roman" w:hAnsi="IRANSansX" w:cs="IRANSansX" w:hint="cs"/>
-          <w:color w:val="000000"/>
-          <w:sz w:val="24"/>
-          <w:szCs w:val="24"/>
-          <w:rtl/>
-        </w:rPr>
-        <w:t xml:space="preserve"> در تمام سوالات </w:t>
+        <w:t xml:space="preserve">انتخاب گزینه ب در تمام سوالات </w:t>
       </w:r>
       <w:r>
         <w:rPr>
@@ -3526,27 +3307,7 @@
           <w:szCs w:val="24"/>
           <w:rtl/>
         </w:rPr>
-        <w:t xml:space="preserve">انتخاب گزینه </w:t>
-      </w:r>
-      <w:r>
-        <w:rPr>
-          <w:rFonts w:ascii="IRANSansX" w:eastAsia="Times New Roman" w:hAnsi="IRANSansX" w:cs="IRANSansX" w:hint="cs"/>
-          <w:color w:val="000000"/>
-          <w:sz w:val="24"/>
-          <w:szCs w:val="24"/>
-          <w:rtl/>
-        </w:rPr>
-        <w:t>ج</w:t>
-      </w:r>
-      <w:r>
-        <w:rPr>
-          <w:rFonts w:ascii="IRANSansX" w:eastAsia="Times New Roman" w:hAnsi="IRANSansX" w:cs="IRANSansX" w:hint="cs"/>
-          <w:color w:val="000000"/>
-          <w:sz w:val="24"/>
-          <w:szCs w:val="24"/>
-          <w:rtl/>
-        </w:rPr>
-        <w:t xml:space="preserve"> در تمام سوالات</w:t>
+        <w:t>انتخاب گزینه ج در تمام سوالات</w:t>
       </w:r>
       <w:r>
         <w:rPr>
@@ -3599,27 +3360,7 @@
           <w:szCs w:val="24"/>
           <w:rtl/>
         </w:rPr>
-        <w:t xml:space="preserve">انتخاب گزینه </w:t>
-      </w:r>
-      <w:r>
-        <w:rPr>
-          <w:rFonts w:ascii="IRANSansX" w:eastAsia="Times New Roman" w:hAnsi="IRANSansX" w:cs="IRANSansX" w:hint="cs"/>
-          <w:color w:val="000000"/>
-          <w:sz w:val="24"/>
-          <w:szCs w:val="24"/>
-          <w:rtl/>
-        </w:rPr>
-        <w:t>د</w:t>
-      </w:r>
-      <w:r>
-        <w:rPr>
-          <w:rFonts w:ascii="IRANSansX" w:eastAsia="Times New Roman" w:hAnsi="IRANSansX" w:cs="IRANSansX" w:hint="cs"/>
-          <w:color w:val="000000"/>
-          <w:sz w:val="24"/>
-          <w:szCs w:val="24"/>
-          <w:rtl/>
-        </w:rPr>
-        <w:t xml:space="preserve"> در تمام سوالات </w:t>
+        <w:t xml:space="preserve">انتخاب گزینه د در تمام سوالات </w:t>
       </w:r>
       <w:r>
         <w:rPr>
@@ -3737,7 +3478,79 @@
           <w:rtl/>
           <w:lang w:bidi="fa-IR"/>
         </w:rPr>
-        <w:t>نمره کل پرسشنامه</w:t>
+        <w:t xml:space="preserve">نمره کل پرسشنامه </w:t>
+      </w:r>
+      <w:r>
+        <w:rPr>
+          <w:rFonts w:ascii="IRANSansX" w:eastAsia="Times New Roman" w:hAnsi="IRANSansX" w:cs="IRANSansX"/>
+          <w:color w:val="000000"/>
+          <w:sz w:val="24"/>
+          <w:szCs w:val="24"/>
+          <w:lang w:bidi="fa-IR"/>
+        </w:rPr>
+        <w:t>T=</w:t>
+      </w:r>
+      <w:r>
+        <w:rPr>
+          <w:rFonts w:ascii="IRANSansX" w:eastAsia="Times New Roman" w:hAnsi="IRANSansX" w:cs="IRANSansX" w:hint="cs"/>
+          <w:color w:val="000000"/>
+          <w:sz w:val="24"/>
+          <w:szCs w:val="24"/>
+          <w:rtl/>
+          <w:lang w:bidi="fa-IR"/>
+        </w:rPr>
+        <w:t>).</w:t>
+      </w:r>
+    </w:p>
+    <w:p>
+      <w:pPr>
+        <w:bidi/>
+        <w:spacing w:after="120" w:line="240" w:lineRule="auto"/>
+        <w:jc w:val="both"/>
+        <w:rPr>
+          <w:rFonts w:ascii="IRANSansX" w:eastAsia="Times New Roman" w:hAnsi="IRANSansX" w:cs="IRANSansX"/>
+          <w:color w:val="000000"/>
+          <w:sz w:val="24"/>
+          <w:szCs w:val="24"/>
+          <w:rtl/>
+          <w:lang w:bidi="fa-IR"/>
+        </w:rPr>
+      </w:pPr>
+    </w:p>
+    <w:p>
+      <w:pPr>
+        <w:bidi/>
+        <w:spacing w:after="120" w:line="240" w:lineRule="auto"/>
+        <w:jc w:val="both"/>
+        <w:rPr>
+          <w:rFonts w:ascii="IRANSansX" w:eastAsia="Times New Roman" w:hAnsi="IRANSansX" w:cs="IRANSansX"/>
+          <w:color w:val="000000"/>
+          <w:sz w:val="24"/>
+          <w:szCs w:val="24"/>
+          <w:rtl/>
+          <w:lang w:bidi="fa-IR"/>
+        </w:rPr>
+      </w:pPr>
+      <w:r>
+        <w:rPr>
+          <w:rFonts w:ascii="IRANSansX" w:eastAsia="Times New Roman" w:hAnsi="IRANSansX" w:cs="IRANSansX" w:hint="cs"/>
+          <w:color w:val="000000"/>
+          <w:sz w:val="24"/>
+          <w:szCs w:val="24"/>
+          <w:rtl/>
+          <w:lang w:bidi="fa-IR"/>
+        </w:rPr>
+        <w:t xml:space="preserve">اگر </w:t>
+      </w:r>
+      <w:r>
+        <w:rPr>
+          <w:rFonts w:ascii="IRANSansX" w:eastAsia="Times New Roman" w:hAnsi="IRANSansX" w:cs="IRANSansX"/>
+          <w:color w:val="000000"/>
+          <w:sz w:val="24"/>
+          <w:szCs w:val="24"/>
+          <w:lang w:bidi="fa-IR"/>
+        </w:rPr>
+        <w:t>5≤T≤8</w:t>
       </w:r>
       <w:r>
         <w:rPr>
@@ -3752,24 +3565,14 @@
       </w:r>
       <w:r>
         <w:rPr>
-          <w:rFonts w:ascii="IRANSansX" w:eastAsia="Times New Roman" w:hAnsi="IRANSansX" w:cs="IRANSansX"/>
-          <w:color w:val="000000"/>
-          <w:sz w:val="24"/>
-          <w:szCs w:val="24"/>
-          <w:lang w:bidi="fa-IR"/>
-        </w:rPr>
-        <w:t>T=</w:t>
-      </w:r>
-      <w:r>
-        <w:rPr>
-          <w:rFonts w:ascii="IRANSansX" w:eastAsia="Times New Roman" w:hAnsi="IRANSansX" w:cs="IRANSansX" w:hint="cs"/>
-          <w:color w:val="000000"/>
-          <w:sz w:val="24"/>
-          <w:szCs w:val="24"/>
-          <w:rtl/>
-          <w:lang w:bidi="fa-IR"/>
-        </w:rPr>
-        <w:t>).</w:t>
+          <w:rFonts w:ascii="IRANSansX" w:eastAsia="Times New Roman" w:hAnsi="IRANSansX" w:cs="IRANSansX" w:hint="cs"/>
+          <w:color w:val="000000"/>
+          <w:sz w:val="24"/>
+          <w:szCs w:val="24"/>
+          <w:rtl/>
+          <w:lang w:bidi="fa-IR"/>
+        </w:rPr>
+        <w:t>آنگاه باید از بخش 1 برای تفسیر نتایج پرسشنامه استفاده شود.</w:t>
       </w:r>
     </w:p>
     <w:p>
@@ -3793,34 +3596,35 @@
         <w:spacing w:after="120" w:line="240" w:lineRule="auto"/>
         <w:jc w:val="both"/>
         <w:rPr>
-          <w:rFonts w:ascii="IRANSansX" w:eastAsia="Times New Roman" w:hAnsi="IRANSansX" w:cs="IRANSansX" w:hint="cs"/>
-          <w:color w:val="000000"/>
-          <w:sz w:val="24"/>
-          <w:szCs w:val="24"/>
-          <w:rtl/>
-          <w:lang w:bidi="fa-IR"/>
-        </w:rPr>
-      </w:pPr>
-      <w:r>
-        <w:rPr>
-          <w:rFonts w:ascii="IRANSansX" w:eastAsia="Times New Roman" w:hAnsi="IRANSansX" w:cs="IRANSansX" w:hint="cs"/>
-          <w:color w:val="000000"/>
-          <w:sz w:val="24"/>
-          <w:szCs w:val="24"/>
-          <w:rtl/>
-          <w:lang w:bidi="fa-IR"/>
-        </w:rPr>
-        <w:t xml:space="preserve">اگر </w:t>
-      </w:r>
-      <w:r>
-        <w:rPr>
-          <w:rFonts w:ascii="IRANSansX" w:eastAsia="Times New Roman" w:hAnsi="IRANSansX" w:cs="IRANSansX"/>
-          <w:color w:val="000000"/>
-          <w:sz w:val="24"/>
-          <w:szCs w:val="24"/>
-          <w:lang w:bidi="fa-IR"/>
-        </w:rPr>
-        <w:t>5≤T≤8</w:t>
+          <w:rFonts w:ascii="IRANSansX" w:eastAsia="Times New Roman" w:hAnsi="IRANSansX" w:cs="IRANSansX"/>
+          <w:color w:val="000000"/>
+          <w:sz w:val="24"/>
+          <w:szCs w:val="24"/>
+          <w:rtl/>
+          <w:lang w:bidi="fa-IR"/>
+        </w:rPr>
+      </w:pPr>
+      <w:r>
+        <w:rPr>
+          <w:rFonts w:ascii="IRANSansX" w:eastAsia="Times New Roman" w:hAnsi="IRANSansX" w:cs="IRANSansX" w:hint="cs"/>
+          <w:color w:val="000000"/>
+          <w:sz w:val="24"/>
+          <w:szCs w:val="24"/>
+          <w:rtl/>
+          <w:lang w:bidi="fa-IR"/>
+        </w:rPr>
+        <w:t>اگر فقط یکی از مقادیر</w:t>
+      </w:r>
+      <w:r>
+        <w:rPr>
+          <w:rFonts w:ascii="IRANSansX" w:eastAsia="Times New Roman" w:hAnsi="IRANSansX" w:cs="IRANSansX" w:hint="cs"/>
+          <w:color w:val="000000"/>
+          <w:sz w:val="24"/>
+          <w:szCs w:val="24"/>
+          <w:rtl/>
+          <w:lang w:bidi="fa-IR"/>
+        </w:rPr>
+        <w:t xml:space="preserve"> مجموعه</w:t>
       </w:r>
       <w:r>
         <w:rPr>
@@ -3835,14 +3639,46 @@
       </w:r>
       <w:r>
         <w:rPr>
-          <w:rFonts w:ascii="IRANSansX" w:eastAsia="Times New Roman" w:hAnsi="IRANSansX" w:cs="IRANSansX" w:hint="cs"/>
-          <w:color w:val="000000"/>
-          <w:sz w:val="24"/>
-          <w:szCs w:val="24"/>
-          <w:rtl/>
-          <w:lang w:bidi="fa-IR"/>
-        </w:rPr>
-        <w:t>آنگاه باید از بخش 1 برای تفسیر نتایج پرسشنامه استفاده شود.</w:t>
+          <w:rFonts w:ascii="IRANSansX" w:eastAsia="Times New Roman" w:hAnsi="IRANSansX" w:cs="IRANSansX"/>
+          <w:color w:val="000000"/>
+          <w:sz w:val="24"/>
+          <w:szCs w:val="24"/>
+          <w:lang w:bidi="fa-IR"/>
+        </w:rPr>
+        <w:t>{</w:t>
+      </w:r>
+      <w:proofErr w:type="spellStart"/>
+      <w:r>
+        <w:rPr>
+          <w:rFonts w:ascii="IRANSansX" w:eastAsia="Times New Roman" w:hAnsi="IRANSansX" w:cs="IRANSansX"/>
+          <w:color w:val="000000"/>
+          <w:sz w:val="24"/>
+          <w:szCs w:val="24"/>
+          <w:lang w:bidi="fa-IR"/>
+        </w:rPr>
+        <w:t>a,b,c,d</w:t>
+      </w:r>
+      <w:proofErr w:type="spellEnd"/>
+      <w:r>
+        <w:rPr>
+          <w:rFonts w:ascii="IRANSansX" w:eastAsia="Times New Roman" w:hAnsi="IRANSansX" w:cs="IRANSansX"/>
+          <w:color w:val="000000"/>
+          <w:sz w:val="24"/>
+          <w:szCs w:val="24"/>
+          <w:lang w:bidi="fa-IR"/>
+        </w:rPr>
+        <w:t>}</w:t>
+      </w:r>
+      <w:r>
+        <w:rPr>
+          <w:rFonts w:ascii="IRANSansX" w:eastAsia="Times New Roman" w:hAnsi="IRANSansX" w:cs="IRANSansX" w:hint="cs"/>
+          <w:color w:val="000000"/>
+          <w:sz w:val="24"/>
+          <w:szCs w:val="24"/>
+          <w:rtl/>
+          <w:lang w:bidi="fa-IR"/>
+        </w:rPr>
+        <w:t xml:space="preserve"> برابر با 4 باشد آنگاه باید از بخش 1 برای تفسیر نتایج پرسشنامه استفاده شود.</w:t>
       </w:r>
     </w:p>
     <w:p>
@@ -3859,6 +3695,104 @@
           <w:lang w:bidi="fa-IR"/>
         </w:rPr>
       </w:pPr>
+      <w:r>
+        <w:rPr>
+          <w:rFonts w:ascii="IRANSansX" w:eastAsia="Times New Roman" w:hAnsi="IRANSansX" w:cs="IRANSansX" w:hint="cs"/>
+          <w:color w:val="000000"/>
+          <w:sz w:val="24"/>
+          <w:szCs w:val="24"/>
+          <w:rtl/>
+          <w:lang w:bidi="fa-IR"/>
+        </w:rPr>
+        <w:t xml:space="preserve">اگر دو تا از مقادیر </w:t>
+      </w:r>
+      <w:r>
+        <w:rPr>
+          <w:rFonts w:ascii="IRANSansX" w:eastAsia="Times New Roman" w:hAnsi="IRANSansX" w:cs="IRANSansX" w:hint="cs"/>
+          <w:color w:val="000000"/>
+          <w:sz w:val="24"/>
+          <w:szCs w:val="24"/>
+          <w:rtl/>
+          <w:lang w:bidi="fa-IR"/>
+        </w:rPr>
+        <w:t xml:space="preserve">مجموعه </w:t>
+      </w:r>
+      <w:r>
+        <w:rPr>
+          <w:rFonts w:ascii="IRANSansX" w:eastAsia="Times New Roman" w:hAnsi="IRANSansX" w:cs="IRANSansX"/>
+          <w:color w:val="000000"/>
+          <w:sz w:val="24"/>
+          <w:szCs w:val="24"/>
+          <w:lang w:bidi="fa-IR"/>
+        </w:rPr>
+        <w:t>{</w:t>
+      </w:r>
+      <w:proofErr w:type="spellStart"/>
+      <w:r>
+        <w:rPr>
+          <w:rFonts w:ascii="IRANSansX" w:eastAsia="Times New Roman" w:hAnsi="IRANSansX" w:cs="IRANSansX"/>
+          <w:color w:val="000000"/>
+          <w:sz w:val="24"/>
+          <w:szCs w:val="24"/>
+          <w:lang w:bidi="fa-IR"/>
+        </w:rPr>
+        <w:t>a,b,c,d</w:t>
+      </w:r>
+      <w:proofErr w:type="spellEnd"/>
+      <w:r>
+        <w:rPr>
+          <w:rFonts w:ascii="IRANSansX" w:eastAsia="Times New Roman" w:hAnsi="IRANSansX" w:cs="IRANSansX"/>
+          <w:color w:val="000000"/>
+          <w:sz w:val="24"/>
+          <w:szCs w:val="24"/>
+          <w:lang w:bidi="fa-IR"/>
+        </w:rPr>
+        <w:t>}</w:t>
+      </w:r>
+      <w:r>
+        <w:rPr>
+          <w:rFonts w:ascii="IRANSansX" w:eastAsia="Times New Roman" w:hAnsi="IRANSansX" w:cs="IRANSansX" w:hint="cs"/>
+          <w:color w:val="000000"/>
+          <w:sz w:val="24"/>
+          <w:szCs w:val="24"/>
+          <w:rtl/>
+          <w:lang w:bidi="fa-IR"/>
+        </w:rPr>
+        <w:t xml:space="preserve"> </w:t>
+      </w:r>
+      <w:r>
+        <w:rPr>
+          <w:rFonts w:ascii="IRANSansX" w:eastAsia="Times New Roman" w:hAnsi="IRANSansX" w:cs="IRANSansX" w:hint="cs"/>
+          <w:color w:val="000000"/>
+          <w:sz w:val="24"/>
+          <w:szCs w:val="24"/>
+          <w:rtl/>
+          <w:lang w:bidi="fa-IR"/>
+        </w:rPr>
+        <w:t>برابر با 4 باشد آنگاه باید از بخش 2 برای تفسیر نتایج</w:t>
+      </w:r>
+      <w:r>
+        <w:rPr>
+          <w:rFonts w:ascii="IRANSansX" w:eastAsia="Times New Roman" w:hAnsi="IRANSansX" w:cs="IRANSansX" w:hint="cs"/>
+          <w:color w:val="000000"/>
+          <w:sz w:val="24"/>
+          <w:szCs w:val="24"/>
+          <w:rtl/>
+          <w:lang w:bidi="fa-IR"/>
+        </w:rPr>
+        <w:t xml:space="preserve"> </w:t>
+      </w:r>
+      <w:r>
+        <w:rPr>
+          <w:rFonts w:ascii="IRANSansX" w:eastAsia="Times New Roman" w:hAnsi="IRANSansX" w:cs="IRANSansX" w:hint="cs"/>
+          <w:color w:val="000000"/>
+          <w:sz w:val="24"/>
+          <w:szCs w:val="24"/>
+          <w:rtl/>
+          <w:lang w:bidi="fa-IR"/>
+        </w:rPr>
+        <w:t>پرسشنامه استفاده شود.</w:t>
+      </w:r>
     </w:p>
     <w:p>
       <w:pPr>
@@ -3866,46 +3800,81 @@
         <w:spacing w:after="120" w:line="240" w:lineRule="auto"/>
         <w:jc w:val="both"/>
         <w:rPr>
-          <w:rFonts w:ascii="IRANSansX" w:eastAsia="Times New Roman" w:hAnsi="IRANSansX" w:cs="IRANSansX" w:hint="cs"/>
-          <w:color w:val="000000"/>
-          <w:sz w:val="24"/>
-          <w:szCs w:val="24"/>
-          <w:rtl/>
-          <w:lang w:bidi="fa-IR"/>
-        </w:rPr>
-      </w:pPr>
-      <w:r>
-        <w:rPr>
-          <w:rFonts w:ascii="IRANSansX" w:eastAsia="Times New Roman" w:hAnsi="IRANSansX" w:cs="IRANSansX" w:hint="cs"/>
-          <w:color w:val="000000"/>
-          <w:sz w:val="24"/>
-          <w:szCs w:val="24"/>
-          <w:rtl/>
-          <w:lang w:bidi="fa-IR"/>
-        </w:rPr>
-        <w:t xml:space="preserve">اگر فقط یکی از </w:t>
-      </w:r>
-      <w:r>
-        <w:rPr>
-          <w:rFonts w:ascii="IRANSansX" w:eastAsia="Times New Roman" w:hAnsi="IRANSansX" w:cs="IRANSansX" w:hint="cs"/>
-          <w:color w:val="000000"/>
-          <w:sz w:val="24"/>
-          <w:szCs w:val="24"/>
-          <w:rtl/>
-          <w:lang w:bidi="fa-IR"/>
-        </w:rPr>
-        <w:t>مقادیر</w:t>
-      </w:r>
-      <w:r>
-        <w:rPr>
-          <w:rFonts w:ascii="IRANSansX" w:eastAsia="Times New Roman" w:hAnsi="IRANSansX" w:cs="IRANSansX" w:hint="cs"/>
-          <w:color w:val="000000"/>
-          <w:sz w:val="24"/>
-          <w:szCs w:val="24"/>
-          <w:rtl/>
-          <w:lang w:bidi="fa-IR"/>
-        </w:rPr>
-        <w:t xml:space="preserve"> مجموعه</w:t>
+          <w:rFonts w:ascii="IRANSansX" w:eastAsia="Times New Roman" w:hAnsi="IRANSansX" w:cs="IRANSansX"/>
+          <w:color w:val="000000"/>
+          <w:sz w:val="24"/>
+          <w:szCs w:val="24"/>
+          <w:lang w:bidi="fa-IR"/>
+        </w:rPr>
+      </w:pPr>
+    </w:p>
+    <w:p>
+      <w:pPr>
+        <w:bidi/>
+        <w:spacing w:after="120" w:line="240" w:lineRule="auto"/>
+        <w:jc w:val="both"/>
+        <w:rPr>
+          <w:rFonts w:ascii="IRANSansX" w:eastAsia="Times New Roman" w:hAnsi="IRANSansX" w:cs="IRANSansX"/>
+          <w:color w:val="000000"/>
+          <w:sz w:val="24"/>
+          <w:szCs w:val="24"/>
+          <w:rtl/>
+          <w:lang w:bidi="fa-IR"/>
+        </w:rPr>
+      </w:pPr>
+      <w:r>
+        <w:rPr>
+          <w:rFonts w:ascii="IRANSansX" w:eastAsia="Times New Roman" w:hAnsi="IRANSansX" w:cs="IRANSansX" w:hint="cs"/>
+          <w:color w:val="000000"/>
+          <w:sz w:val="24"/>
+          <w:szCs w:val="24"/>
+          <w:rtl/>
+          <w:lang w:bidi="fa-IR"/>
+        </w:rPr>
+        <w:t xml:space="preserve">اگر یکی از مقادیر </w:t>
+      </w:r>
+      <w:r>
+        <w:rPr>
+          <w:rFonts w:ascii="IRANSansX" w:eastAsia="Times New Roman" w:hAnsi="IRANSansX" w:cs="IRANSansX" w:hint="cs"/>
+          <w:color w:val="000000"/>
+          <w:sz w:val="24"/>
+          <w:szCs w:val="24"/>
+          <w:rtl/>
+          <w:lang w:bidi="fa-IR"/>
+        </w:rPr>
+        <w:t xml:space="preserve">مجموعه </w:t>
+      </w:r>
+      <w:r>
+        <w:rPr>
+          <w:rFonts w:ascii="IRANSansX" w:eastAsia="Times New Roman" w:hAnsi="IRANSansX" w:cs="IRANSansX"/>
+          <w:color w:val="000000"/>
+          <w:sz w:val="24"/>
+          <w:szCs w:val="24"/>
+          <w:lang w:bidi="fa-IR"/>
+        </w:rPr>
+        <w:t>{</w:t>
+      </w:r>
+      <w:proofErr w:type="spellStart"/>
+      <w:r>
+        <w:rPr>
+          <w:rFonts w:ascii="IRANSansX" w:eastAsia="Times New Roman" w:hAnsi="IRANSansX" w:cs="IRANSansX"/>
+          <w:color w:val="000000"/>
+          <w:sz w:val="24"/>
+          <w:szCs w:val="24"/>
+          <w:lang w:bidi="fa-IR"/>
+        </w:rPr>
+        <w:t>a,b,c,d</w:t>
+      </w:r>
+      <w:proofErr w:type="spellEnd"/>
+      <w:r>
+        <w:rPr>
+          <w:rFonts w:ascii="IRANSansX" w:eastAsia="Times New Roman" w:hAnsi="IRANSansX" w:cs="IRANSansX"/>
+          <w:color w:val="000000"/>
+          <w:sz w:val="24"/>
+          <w:szCs w:val="24"/>
+          <w:lang w:bidi="fa-IR"/>
+        </w:rPr>
+        <w:t>}</w:t>
       </w:r>
       <w:r>
         <w:rPr>
@@ -3920,6 +3889,54 @@
       </w:r>
       <w:r>
         <w:rPr>
+          <w:rFonts w:ascii="IRANSansX" w:eastAsia="Times New Roman" w:hAnsi="IRANSansX" w:cs="IRANSansX" w:hint="cs"/>
+          <w:color w:val="000000"/>
+          <w:sz w:val="24"/>
+          <w:szCs w:val="24"/>
+          <w:rtl/>
+          <w:lang w:bidi="fa-IR"/>
+        </w:rPr>
+        <w:t xml:space="preserve"> برابر با 3 و دو تا از آنها برابر با 2 باشند</w:t>
+      </w:r>
+      <w:r>
+        <w:rPr>
+          <w:rFonts w:ascii="IRANSansX" w:eastAsia="Times New Roman" w:hAnsi="IRANSansX" w:cs="IRANSansX" w:hint="cs"/>
+          <w:color w:val="000000"/>
+          <w:sz w:val="24"/>
+          <w:szCs w:val="24"/>
+          <w:rtl/>
+          <w:lang w:bidi="fa-IR"/>
+        </w:rPr>
+        <w:t xml:space="preserve"> آنگاه باید از بخش 1 برای تفسیر نتایج پرسشنامه استفاده شود.</w:t>
+      </w:r>
+    </w:p>
+    <w:p>
+      <w:pPr>
+        <w:bidi/>
+        <w:spacing w:after="120" w:line="240" w:lineRule="auto"/>
+        <w:jc w:val="both"/>
+        <w:rPr>
+          <w:rFonts w:ascii="IRANSansX" w:eastAsia="Times New Roman" w:hAnsi="IRANSansX" w:cs="IRANSansX"/>
+          <w:color w:val="000000"/>
+          <w:sz w:val="24"/>
+          <w:szCs w:val="24"/>
+          <w:rtl/>
+          <w:lang w:bidi="fa-IR"/>
+        </w:rPr>
+      </w:pPr>
+      <w:r>
+        <w:rPr>
+          <w:rFonts w:ascii="IRANSansX" w:eastAsia="Times New Roman" w:hAnsi="IRANSansX" w:cs="IRANSansX" w:hint="cs"/>
+          <w:color w:val="000000"/>
+          <w:sz w:val="24"/>
+          <w:szCs w:val="24"/>
+          <w:rtl/>
+          <w:lang w:bidi="fa-IR"/>
+        </w:rPr>
+        <w:t xml:space="preserve">اگر دو تا از مقادیر مجموعه </w:t>
+      </w:r>
+      <w:r>
+        <w:rPr>
           <w:rFonts w:ascii="IRANSansX" w:eastAsia="Times New Roman" w:hAnsi="IRANSansX" w:cs="IRANSansX"/>
           <w:color w:val="000000"/>
           <w:sz w:val="24"/>
@@ -3959,29 +3976,29 @@
           <w:rtl/>
           <w:lang w:bidi="fa-IR"/>
         </w:rPr>
-        <w:t xml:space="preserve"> برابر با</w:t>
-      </w:r>
-      <w:r>
-        <w:rPr>
-          <w:rFonts w:ascii="IRANSansX" w:eastAsia="Times New Roman" w:hAnsi="IRANSansX" w:cs="IRANSansX" w:hint="cs"/>
-          <w:color w:val="000000"/>
-          <w:sz w:val="24"/>
-          <w:szCs w:val="24"/>
-          <w:rtl/>
-          <w:lang w:bidi="fa-IR"/>
-        </w:rPr>
-        <w:t xml:space="preserve"> 4 باشد </w:t>
-      </w:r>
-      <w:r>
-        <w:rPr>
-          <w:rFonts w:ascii="IRANSansX" w:eastAsia="Times New Roman" w:hAnsi="IRANSansX" w:cs="IRANSansX" w:hint="cs"/>
-          <w:color w:val="000000"/>
-          <w:sz w:val="24"/>
-          <w:szCs w:val="24"/>
-          <w:rtl/>
-          <w:lang w:bidi="fa-IR"/>
-        </w:rPr>
-        <w:t>آنگاه باید از بخش 1 برای تفسیر نتایج پرسشنامه استفاده شود.</w:t>
+        <w:t xml:space="preserve"> برابر با 3 باشد آنگاه باید از بخش 2 برای تفسیر نتایج</w:t>
+      </w:r>
+      <w:r>
+        <w:rPr>
+          <w:rFonts w:ascii="IRANSansX" w:eastAsia="Times New Roman" w:hAnsi="IRANSansX" w:cs="IRANSansX" w:hint="cs"/>
+          <w:color w:val="000000"/>
+          <w:sz w:val="24"/>
+          <w:szCs w:val="24"/>
+          <w:rtl/>
+          <w:lang w:bidi="fa-IR"/>
+        </w:rPr>
+        <w:t xml:space="preserve"> </w:t>
+      </w:r>
+      <w:r>
+        <w:rPr>
+          <w:rFonts w:ascii="IRANSansX" w:eastAsia="Times New Roman" w:hAnsi="IRANSansX" w:cs="IRANSansX" w:hint="cs"/>
+          <w:color w:val="000000"/>
+          <w:sz w:val="24"/>
+          <w:szCs w:val="24"/>
+          <w:rtl/>
+          <w:lang w:bidi="fa-IR"/>
+        </w:rPr>
+        <w:t>پرسشنامه استفاده شود.</w:t>
       </w:r>
     </w:p>
     <w:p>
@@ -3998,38 +4015,31 @@
           <w:lang w:bidi="fa-IR"/>
         </w:rPr>
       </w:pPr>
-      <w:r>
-        <w:rPr>
-          <w:rFonts w:ascii="IRANSansX" w:eastAsia="Times New Roman" w:hAnsi="IRANSansX" w:cs="IRANSansX" w:hint="cs"/>
-          <w:color w:val="000000"/>
-          <w:sz w:val="24"/>
-          <w:szCs w:val="24"/>
-          <w:rtl/>
-          <w:lang w:bidi="fa-IR"/>
-        </w:rPr>
-        <w:t xml:space="preserve">اگر دو تا از </w:t>
-      </w:r>
-      <w:r>
-        <w:rPr>
-          <w:rFonts w:ascii="IRANSansX" w:eastAsia="Times New Roman" w:hAnsi="IRANSansX" w:cs="IRANSansX" w:hint="cs"/>
-          <w:color w:val="000000"/>
-          <w:sz w:val="24"/>
-          <w:szCs w:val="24"/>
-          <w:rtl/>
-          <w:lang w:bidi="fa-IR"/>
-        </w:rPr>
-        <w:t xml:space="preserve">مقادیر </w:t>
-      </w:r>
-      <w:r>
-        <w:rPr>
-          <w:rFonts w:ascii="IRANSansX" w:eastAsia="Times New Roman" w:hAnsi="IRANSansX" w:cs="IRANSansX" w:hint="cs"/>
-          <w:color w:val="000000"/>
-          <w:sz w:val="24"/>
-          <w:szCs w:val="24"/>
-          <w:rtl/>
-          <w:lang w:bidi="fa-IR"/>
-        </w:rPr>
-        <w:t xml:space="preserve">مجموعه </w:t>
+    </w:p>
+    <w:p>
+      <w:pPr>
+        <w:bidi/>
+        <w:spacing w:after="120" w:line="240" w:lineRule="auto"/>
+        <w:jc w:val="both"/>
+        <w:rPr>
+          <w:rFonts w:ascii="IRANSansX" w:eastAsia="Times New Roman" w:hAnsi="IRANSansX" w:cs="IRANSansX"/>
+          <w:color w:val="000000"/>
+          <w:sz w:val="24"/>
+          <w:szCs w:val="24"/>
+          <w:rtl/>
+          <w:lang w:bidi="fa-IR"/>
+        </w:rPr>
+      </w:pPr>
+      <w:r>
+        <w:rPr>
+          <w:rFonts w:ascii="IRANSansX" w:eastAsia="Times New Roman" w:hAnsi="IRANSansX" w:cs="IRANSansX" w:hint="cs"/>
+          <w:color w:val="000000"/>
+          <w:sz w:val="24"/>
+          <w:szCs w:val="24"/>
+          <w:rtl/>
+          <w:lang w:bidi="fa-IR"/>
+        </w:rPr>
+        <w:t xml:space="preserve">اگر 3 تا از مقادیر مجموعه </w:t>
       </w:r>
       <w:r>
         <w:rPr>
@@ -4072,485 +4082,7 @@
           <w:rtl/>
           <w:lang w:bidi="fa-IR"/>
         </w:rPr>
-        <w:t xml:space="preserve"> </w:t>
-      </w:r>
-      <w:r>
-        <w:rPr>
-          <w:rFonts w:ascii="IRANSansX" w:eastAsia="Times New Roman" w:hAnsi="IRANSansX" w:cs="IRANSansX" w:hint="cs"/>
-          <w:color w:val="000000"/>
-          <w:sz w:val="24"/>
-          <w:szCs w:val="24"/>
-          <w:rtl/>
-          <w:lang w:bidi="fa-IR"/>
-        </w:rPr>
-        <w:t>برابر با 4 باشد آنگاه</w:t>
-      </w:r>
-      <w:r>
-        <w:rPr>
-          <w:rFonts w:ascii="IRANSansX" w:eastAsia="Times New Roman" w:hAnsi="IRANSansX" w:cs="IRANSansX" w:hint="cs"/>
-          <w:color w:val="000000"/>
-          <w:sz w:val="24"/>
-          <w:szCs w:val="24"/>
-          <w:rtl/>
-          <w:lang w:bidi="fa-IR"/>
-        </w:rPr>
-        <w:t xml:space="preserve"> </w:t>
-      </w:r>
-      <w:r>
-        <w:rPr>
-          <w:rFonts w:ascii="IRANSansX" w:eastAsia="Times New Roman" w:hAnsi="IRANSansX" w:cs="IRANSansX" w:hint="cs"/>
-          <w:color w:val="000000"/>
-          <w:sz w:val="24"/>
-          <w:szCs w:val="24"/>
-          <w:rtl/>
-          <w:lang w:bidi="fa-IR"/>
-        </w:rPr>
-        <w:t>باید از بخش 2 برای تفسیر نتایج</w:t>
-      </w:r>
-      <w:r>
-        <w:rPr>
-          <w:rFonts w:ascii="IRANSansX" w:eastAsia="Times New Roman" w:hAnsi="IRANSansX" w:cs="IRANSansX" w:hint="cs"/>
-          <w:color w:val="000000"/>
-          <w:sz w:val="24"/>
-          <w:szCs w:val="24"/>
-          <w:rtl/>
-          <w:lang w:bidi="fa-IR"/>
-        </w:rPr>
-        <w:t xml:space="preserve"> </w:t>
-      </w:r>
-      <w:r>
-        <w:rPr>
-          <w:rFonts w:ascii="IRANSansX" w:eastAsia="Times New Roman" w:hAnsi="IRANSansX" w:cs="IRANSansX" w:hint="cs"/>
-          <w:color w:val="000000"/>
-          <w:sz w:val="24"/>
-          <w:szCs w:val="24"/>
-          <w:rtl/>
-          <w:lang w:bidi="fa-IR"/>
-        </w:rPr>
-        <w:t>پرسشنامه استفاده شود.</w:t>
-      </w:r>
-    </w:p>
-    <w:p>
-      <w:pPr>
-        <w:bidi/>
-        <w:spacing w:after="120" w:line="240" w:lineRule="auto"/>
-        <w:jc w:val="both"/>
-        <w:rPr>
-          <w:rFonts w:ascii="IRANSansX" w:eastAsia="Times New Roman" w:hAnsi="IRANSansX" w:cs="IRANSansX" w:hint="cs"/>
-          <w:color w:val="000000"/>
-          <w:sz w:val="24"/>
-          <w:szCs w:val="24"/>
-          <w:lang w:bidi="fa-IR"/>
-        </w:rPr>
-      </w:pPr>
-    </w:p>
-    <w:p>
-      <w:pPr>
-        <w:bidi/>
-        <w:spacing w:after="120" w:line="240" w:lineRule="auto"/>
-        <w:jc w:val="both"/>
-        <w:rPr>
-          <w:rFonts w:ascii="IRANSansX" w:eastAsia="Times New Roman" w:hAnsi="IRANSansX" w:cs="IRANSansX" w:hint="cs"/>
-          <w:color w:val="000000"/>
-          <w:sz w:val="24"/>
-          <w:szCs w:val="24"/>
-          <w:rtl/>
-          <w:lang w:bidi="fa-IR"/>
-        </w:rPr>
-      </w:pPr>
-      <w:r>
-        <w:rPr>
-          <w:rFonts w:ascii="IRANSansX" w:eastAsia="Times New Roman" w:hAnsi="IRANSansX" w:cs="IRANSansX" w:hint="cs"/>
-          <w:color w:val="000000"/>
-          <w:sz w:val="24"/>
-          <w:szCs w:val="24"/>
-          <w:rtl/>
-          <w:lang w:bidi="fa-IR"/>
-        </w:rPr>
-        <w:t xml:space="preserve">اگر </w:t>
-      </w:r>
-      <w:r>
-        <w:rPr>
-          <w:rFonts w:ascii="IRANSansX" w:eastAsia="Times New Roman" w:hAnsi="IRANSansX" w:cs="IRANSansX" w:hint="cs"/>
-          <w:color w:val="000000"/>
-          <w:sz w:val="24"/>
-          <w:szCs w:val="24"/>
-          <w:rtl/>
-          <w:lang w:bidi="fa-IR"/>
-        </w:rPr>
-        <w:t>یکی</w:t>
-      </w:r>
-      <w:r>
-        <w:rPr>
-          <w:rFonts w:ascii="IRANSansX" w:eastAsia="Times New Roman" w:hAnsi="IRANSansX" w:cs="IRANSansX" w:hint="cs"/>
-          <w:color w:val="000000"/>
-          <w:sz w:val="24"/>
-          <w:szCs w:val="24"/>
-          <w:rtl/>
-          <w:lang w:bidi="fa-IR"/>
-        </w:rPr>
-        <w:t xml:space="preserve"> از مقادیر </w:t>
-      </w:r>
-      <w:r>
-        <w:rPr>
-          <w:rFonts w:ascii="IRANSansX" w:eastAsia="Times New Roman" w:hAnsi="IRANSansX" w:cs="IRANSansX" w:hint="cs"/>
-          <w:color w:val="000000"/>
-          <w:sz w:val="24"/>
-          <w:szCs w:val="24"/>
-          <w:rtl/>
-          <w:lang w:bidi="fa-IR"/>
-        </w:rPr>
-        <w:t xml:space="preserve">مجموعه </w:t>
-      </w:r>
-      <w:r>
-        <w:rPr>
-          <w:rFonts w:ascii="IRANSansX" w:eastAsia="Times New Roman" w:hAnsi="IRANSansX" w:cs="IRANSansX"/>
-          <w:color w:val="000000"/>
-          <w:sz w:val="24"/>
-          <w:szCs w:val="24"/>
-          <w:lang w:bidi="fa-IR"/>
-        </w:rPr>
-        <w:t>{</w:t>
-      </w:r>
-      <w:proofErr w:type="spellStart"/>
-      <w:r>
-        <w:rPr>
-          <w:rFonts w:ascii="IRANSansX" w:eastAsia="Times New Roman" w:hAnsi="IRANSansX" w:cs="IRANSansX"/>
-          <w:color w:val="000000"/>
-          <w:sz w:val="24"/>
-          <w:szCs w:val="24"/>
-          <w:lang w:bidi="fa-IR"/>
-        </w:rPr>
-        <w:t>a,b,c,d</w:t>
-      </w:r>
-      <w:proofErr w:type="spellEnd"/>
-      <w:r>
-        <w:rPr>
-          <w:rFonts w:ascii="IRANSansX" w:eastAsia="Times New Roman" w:hAnsi="IRANSansX" w:cs="IRANSansX"/>
-          <w:color w:val="000000"/>
-          <w:sz w:val="24"/>
-          <w:szCs w:val="24"/>
-          <w:lang w:bidi="fa-IR"/>
-        </w:rPr>
-        <w:t>}</w:t>
-      </w:r>
-      <w:r>
-        <w:rPr>
-          <w:rFonts w:ascii="IRANSansX" w:eastAsia="Times New Roman" w:hAnsi="IRANSansX" w:cs="IRANSansX" w:hint="cs"/>
-          <w:color w:val="000000"/>
-          <w:sz w:val="24"/>
-          <w:szCs w:val="24"/>
-          <w:rtl/>
-          <w:lang w:bidi="fa-IR"/>
-        </w:rPr>
-        <w:t xml:space="preserve"> </w:t>
-      </w:r>
-      <w:r>
-        <w:rPr>
-          <w:rFonts w:ascii="IRANSansX" w:eastAsia="Times New Roman" w:hAnsi="IRANSansX" w:cs="IRANSansX" w:hint="cs"/>
-          <w:color w:val="000000"/>
-          <w:sz w:val="24"/>
-          <w:szCs w:val="24"/>
-          <w:rtl/>
-          <w:lang w:bidi="fa-IR"/>
-        </w:rPr>
-        <w:t xml:space="preserve"> برابر با </w:t>
-      </w:r>
-      <w:r>
-        <w:rPr>
-          <w:rFonts w:ascii="IRANSansX" w:eastAsia="Times New Roman" w:hAnsi="IRANSansX" w:cs="IRANSansX" w:hint="cs"/>
-          <w:color w:val="000000"/>
-          <w:sz w:val="24"/>
-          <w:szCs w:val="24"/>
-          <w:rtl/>
-          <w:lang w:bidi="fa-IR"/>
-        </w:rPr>
-        <w:t>3 و دو تا از آنها برابر با 2 باشند</w:t>
-      </w:r>
-      <w:r>
-        <w:rPr>
-          <w:rFonts w:ascii="IRANSansX" w:eastAsia="Times New Roman" w:hAnsi="IRANSansX" w:cs="IRANSansX" w:hint="cs"/>
-          <w:color w:val="000000"/>
-          <w:sz w:val="24"/>
-          <w:szCs w:val="24"/>
-          <w:rtl/>
-          <w:lang w:bidi="fa-IR"/>
-        </w:rPr>
-        <w:t xml:space="preserve"> </w:t>
-      </w:r>
-      <w:r>
-        <w:rPr>
-          <w:rFonts w:ascii="IRANSansX" w:eastAsia="Times New Roman" w:hAnsi="IRANSansX" w:cs="IRANSansX" w:hint="cs"/>
-          <w:color w:val="000000"/>
-          <w:sz w:val="24"/>
-          <w:szCs w:val="24"/>
-          <w:rtl/>
-          <w:lang w:bidi="fa-IR"/>
-        </w:rPr>
-        <w:t>آنگاه باید از بخش 1 برای تفسیر نتایج پرسشنامه استفاده شود.</w:t>
-      </w:r>
-    </w:p>
-    <w:p>
-      <w:pPr>
-        <w:bidi/>
-        <w:spacing w:after="120" w:line="240" w:lineRule="auto"/>
-        <w:jc w:val="both"/>
-        <w:rPr>
-          <w:rFonts w:ascii="IRANSansX" w:eastAsia="Times New Roman" w:hAnsi="IRANSansX" w:cs="IRANSansX"/>
-          <w:color w:val="000000"/>
-          <w:sz w:val="24"/>
-          <w:szCs w:val="24"/>
-          <w:rtl/>
-          <w:lang w:bidi="fa-IR"/>
-        </w:rPr>
-      </w:pPr>
-      <w:r>
-        <w:rPr>
-          <w:rFonts w:ascii="IRANSansX" w:eastAsia="Times New Roman" w:hAnsi="IRANSansX" w:cs="IRANSansX" w:hint="cs"/>
-          <w:color w:val="000000"/>
-          <w:sz w:val="24"/>
-          <w:szCs w:val="24"/>
-          <w:rtl/>
-          <w:lang w:bidi="fa-IR"/>
-        </w:rPr>
-        <w:t xml:space="preserve">اگر دو تا از مقادیر مجموعه </w:t>
-      </w:r>
-      <w:r>
-        <w:rPr>
-          <w:rFonts w:ascii="IRANSansX" w:eastAsia="Times New Roman" w:hAnsi="IRANSansX" w:cs="IRANSansX"/>
-          <w:color w:val="000000"/>
-          <w:sz w:val="24"/>
-          <w:szCs w:val="24"/>
-          <w:lang w:bidi="fa-IR"/>
-        </w:rPr>
-        <w:t>{</w:t>
-      </w:r>
-      <w:proofErr w:type="spellStart"/>
-      <w:r>
-        <w:rPr>
-          <w:rFonts w:ascii="IRANSansX" w:eastAsia="Times New Roman" w:hAnsi="IRANSansX" w:cs="IRANSansX"/>
-          <w:color w:val="000000"/>
-          <w:sz w:val="24"/>
-          <w:szCs w:val="24"/>
-          <w:lang w:bidi="fa-IR"/>
-        </w:rPr>
-        <w:t>a,b,c,d</w:t>
-      </w:r>
-      <w:proofErr w:type="spellEnd"/>
-      <w:r>
-        <w:rPr>
-          <w:rFonts w:ascii="IRANSansX" w:eastAsia="Times New Roman" w:hAnsi="IRANSansX" w:cs="IRANSansX"/>
-          <w:color w:val="000000"/>
-          <w:sz w:val="24"/>
-          <w:szCs w:val="24"/>
-          <w:lang w:bidi="fa-IR"/>
-        </w:rPr>
-        <w:t>}</w:t>
-      </w:r>
-      <w:r>
-        <w:rPr>
-          <w:rFonts w:ascii="IRANSansX" w:eastAsia="Times New Roman" w:hAnsi="IRANSansX" w:cs="IRANSansX" w:hint="cs"/>
-          <w:color w:val="000000"/>
-          <w:sz w:val="24"/>
-          <w:szCs w:val="24"/>
-          <w:rtl/>
-          <w:lang w:bidi="fa-IR"/>
-        </w:rPr>
-        <w:t xml:space="preserve"> برابر با </w:t>
-      </w:r>
-      <w:r>
-        <w:rPr>
-          <w:rFonts w:ascii="IRANSansX" w:eastAsia="Times New Roman" w:hAnsi="IRANSansX" w:cs="IRANSansX" w:hint="cs"/>
-          <w:color w:val="000000"/>
-          <w:sz w:val="24"/>
-          <w:szCs w:val="24"/>
-          <w:rtl/>
-          <w:lang w:bidi="fa-IR"/>
-        </w:rPr>
-        <w:t>3</w:t>
-      </w:r>
-      <w:r>
-        <w:rPr>
-          <w:rFonts w:ascii="IRANSansX" w:eastAsia="Times New Roman" w:hAnsi="IRANSansX" w:cs="IRANSansX" w:hint="cs"/>
-          <w:color w:val="000000"/>
-          <w:sz w:val="24"/>
-          <w:szCs w:val="24"/>
-          <w:rtl/>
-          <w:lang w:bidi="fa-IR"/>
-        </w:rPr>
-        <w:t xml:space="preserve"> باشد آنگاه باید از بخش 2 برای تفسیر نتایج</w:t>
-      </w:r>
-      <w:r>
-        <w:rPr>
-          <w:rFonts w:ascii="IRANSansX" w:eastAsia="Times New Roman" w:hAnsi="IRANSansX" w:cs="IRANSansX" w:hint="cs"/>
-          <w:color w:val="000000"/>
-          <w:sz w:val="24"/>
-          <w:szCs w:val="24"/>
-          <w:rtl/>
-          <w:lang w:bidi="fa-IR"/>
-        </w:rPr>
-        <w:t xml:space="preserve"> </w:t>
-      </w:r>
-      <w:r>
-        <w:rPr>
-          <w:rFonts w:ascii="IRANSansX" w:eastAsia="Times New Roman" w:hAnsi="IRANSansX" w:cs="IRANSansX" w:hint="cs"/>
-          <w:color w:val="000000"/>
-          <w:sz w:val="24"/>
-          <w:szCs w:val="24"/>
-          <w:rtl/>
-          <w:lang w:bidi="fa-IR"/>
-        </w:rPr>
-        <w:t>پرسشنامه استفاده شود.</w:t>
-      </w:r>
-    </w:p>
-    <w:p>
-      <w:pPr>
-        <w:bidi/>
-        <w:spacing w:after="120" w:line="240" w:lineRule="auto"/>
-        <w:jc w:val="both"/>
-        <w:rPr>
-          <w:rFonts w:ascii="IRANSansX" w:eastAsia="Times New Roman" w:hAnsi="IRANSansX" w:cs="IRANSansX"/>
-          <w:color w:val="000000"/>
-          <w:sz w:val="24"/>
-          <w:szCs w:val="24"/>
-          <w:rtl/>
-          <w:lang w:bidi="fa-IR"/>
-        </w:rPr>
-      </w:pPr>
-    </w:p>
-    <w:p>
-      <w:pPr>
-        <w:bidi/>
-        <w:spacing w:after="120" w:line="240" w:lineRule="auto"/>
-        <w:jc w:val="both"/>
-        <w:rPr>
-          <w:rFonts w:ascii="IRANSansX" w:eastAsia="Times New Roman" w:hAnsi="IRANSansX" w:cs="IRANSansX"/>
-          <w:color w:val="000000"/>
-          <w:sz w:val="24"/>
-          <w:szCs w:val="24"/>
-          <w:rtl/>
-          <w:lang w:bidi="fa-IR"/>
-        </w:rPr>
-      </w:pPr>
-      <w:r>
-        <w:rPr>
-          <w:rFonts w:ascii="IRANSansX" w:eastAsia="Times New Roman" w:hAnsi="IRANSansX" w:cs="IRANSansX" w:hint="cs"/>
-          <w:color w:val="000000"/>
-          <w:sz w:val="24"/>
-          <w:szCs w:val="24"/>
-          <w:rtl/>
-          <w:lang w:bidi="fa-IR"/>
-        </w:rPr>
-        <w:t xml:space="preserve">اگر </w:t>
-      </w:r>
-      <w:r>
-        <w:rPr>
-          <w:rFonts w:ascii="IRANSansX" w:eastAsia="Times New Roman" w:hAnsi="IRANSansX" w:cs="IRANSansX" w:hint="cs"/>
-          <w:color w:val="000000"/>
-          <w:sz w:val="24"/>
-          <w:szCs w:val="24"/>
-          <w:rtl/>
-          <w:lang w:bidi="fa-IR"/>
-        </w:rPr>
-        <w:t>3</w:t>
-      </w:r>
-      <w:r>
-        <w:rPr>
-          <w:rFonts w:ascii="IRANSansX" w:eastAsia="Times New Roman" w:hAnsi="IRANSansX" w:cs="IRANSansX" w:hint="cs"/>
-          <w:color w:val="000000"/>
-          <w:sz w:val="24"/>
-          <w:szCs w:val="24"/>
-          <w:rtl/>
-          <w:lang w:bidi="fa-IR"/>
-        </w:rPr>
-        <w:t xml:space="preserve"> تا از مقادیر مجموعه </w:t>
-      </w:r>
-      <w:r>
-        <w:rPr>
-          <w:rFonts w:ascii="IRANSansX" w:eastAsia="Times New Roman" w:hAnsi="IRANSansX" w:cs="IRANSansX"/>
-          <w:color w:val="000000"/>
-          <w:sz w:val="24"/>
-          <w:szCs w:val="24"/>
-          <w:lang w:bidi="fa-IR"/>
-        </w:rPr>
-        <w:t>{</w:t>
-      </w:r>
-      <w:proofErr w:type="spellStart"/>
-      <w:r>
-        <w:rPr>
-          <w:rFonts w:ascii="IRANSansX" w:eastAsia="Times New Roman" w:hAnsi="IRANSansX" w:cs="IRANSansX"/>
-          <w:color w:val="000000"/>
-          <w:sz w:val="24"/>
-          <w:szCs w:val="24"/>
-          <w:lang w:bidi="fa-IR"/>
-        </w:rPr>
-        <w:t>a,b,c,d</w:t>
-      </w:r>
-      <w:proofErr w:type="spellEnd"/>
-      <w:r>
-        <w:rPr>
-          <w:rFonts w:ascii="IRANSansX" w:eastAsia="Times New Roman" w:hAnsi="IRANSansX" w:cs="IRANSansX"/>
-          <w:color w:val="000000"/>
-          <w:sz w:val="24"/>
-          <w:szCs w:val="24"/>
-          <w:lang w:bidi="fa-IR"/>
-        </w:rPr>
-        <w:t>}</w:t>
-      </w:r>
-      <w:r>
-        <w:rPr>
-          <w:rFonts w:ascii="IRANSansX" w:eastAsia="Times New Roman" w:hAnsi="IRANSansX" w:cs="IRANSansX" w:hint="cs"/>
-          <w:color w:val="000000"/>
-          <w:sz w:val="24"/>
-          <w:szCs w:val="24"/>
-          <w:rtl/>
-          <w:lang w:bidi="fa-IR"/>
-        </w:rPr>
-        <w:t xml:space="preserve"> برابر با </w:t>
-      </w:r>
-      <w:r>
-        <w:rPr>
-          <w:rFonts w:ascii="IRANSansX" w:eastAsia="Times New Roman" w:hAnsi="IRANSansX" w:cs="IRANSansX" w:hint="cs"/>
-          <w:color w:val="000000"/>
-          <w:sz w:val="24"/>
-          <w:szCs w:val="24"/>
-          <w:rtl/>
-          <w:lang w:bidi="fa-IR"/>
-        </w:rPr>
-        <w:t>2</w:t>
-      </w:r>
-      <w:r>
-        <w:rPr>
-          <w:rFonts w:ascii="IRANSansX" w:eastAsia="Times New Roman" w:hAnsi="IRANSansX" w:cs="IRANSansX" w:hint="cs"/>
-          <w:color w:val="000000"/>
-          <w:sz w:val="24"/>
-          <w:szCs w:val="24"/>
-          <w:rtl/>
-          <w:lang w:bidi="fa-IR"/>
-        </w:rPr>
-        <w:t xml:space="preserve"> باشد آنگاه باید از بخش </w:t>
-      </w:r>
-      <w:r>
-        <w:rPr>
-          <w:rFonts w:ascii="IRANSansX" w:eastAsia="Times New Roman" w:hAnsi="IRANSansX" w:cs="IRANSansX" w:hint="cs"/>
-          <w:color w:val="000000"/>
-          <w:sz w:val="24"/>
-          <w:szCs w:val="24"/>
-          <w:rtl/>
-          <w:lang w:bidi="fa-IR"/>
-        </w:rPr>
-        <w:t>3</w:t>
-      </w:r>
-      <w:r>
-        <w:rPr>
-          <w:rFonts w:ascii="IRANSansX" w:eastAsia="Times New Roman" w:hAnsi="IRANSansX" w:cs="IRANSansX" w:hint="cs"/>
-          <w:color w:val="000000"/>
-          <w:sz w:val="24"/>
-          <w:szCs w:val="24"/>
-          <w:rtl/>
-          <w:lang w:bidi="fa-IR"/>
-        </w:rPr>
-        <w:t xml:space="preserve"> برای تفسیر نتایج</w:t>
+        <w:t xml:space="preserve"> برابر با 2 باشد آنگاه باید از بخش 3 برای تفسیر نتایج</w:t>
       </w:r>
       <w:r>
         <w:rPr>
@@ -4688,23 +4220,223 @@
           <w:b/>
           <w:bCs/>
           <w:color w:val="000000"/>
-          <w:sz w:val="28"/>
-          <w:szCs w:val="28"/>
-          <w:rtl/>
-        </w:rPr>
-      </w:pPr>
-      <w:r>
-        <w:rPr>
-          <w:rFonts w:ascii="IRANSansX" w:eastAsia="Times New Roman" w:hAnsi="IRANSansX" w:cs="IRANSansX"/>
-          <w:b/>
-          <w:bCs/>
-          <w:color w:val="000000"/>
-          <w:sz w:val="28"/>
-          <w:szCs w:val="28"/>
-          <w:rtl/>
-        </w:rPr>
-        <w:t>بن‌بست کنترل</w:t>
-      </w:r>
+          <w:sz w:val="24"/>
+          <w:szCs w:val="24"/>
+          <w:rtl/>
+        </w:rPr>
+      </w:pPr>
+      <w:r>
+        <w:rPr>
+          <w:rFonts w:ascii="IRANSansX" w:eastAsia="Times New Roman" w:hAnsi="IRANSansX" w:cs="IRANSansX"/>
+          <w:color w:val="000000"/>
+          <w:sz w:val="24"/>
+          <w:szCs w:val="24"/>
+          <w:rtl/>
+        </w:rPr>
+        <w:t xml:space="preserve">اگر </w:t>
+      </w:r>
+      <w:r>
+        <w:rPr>
+          <w:rFonts w:ascii="IRANSansX" w:eastAsia="Times New Roman" w:hAnsi="IRANSansX" w:cs="IRANSansX"/>
+          <w:color w:val="000000"/>
+          <w:sz w:val="24"/>
+          <w:szCs w:val="24"/>
+        </w:rPr>
+        <w:t>T=a</w:t>
+      </w:r>
+      <w:r>
+        <w:rPr>
+          <w:rFonts w:ascii="IRANSansX" w:eastAsia="Times New Roman" w:hAnsi="IRANSansX" w:cs="IRANSansX"/>
+          <w:color w:val="000000"/>
+          <w:sz w:val="24"/>
+          <w:szCs w:val="24"/>
+          <w:rtl/>
+        </w:rPr>
+        <w:t xml:space="preserve"> در این صورت پروفایل کاربر</w:t>
+      </w:r>
+      <w:r>
+        <w:rPr>
+          <w:rFonts w:ascii="IRANSansX" w:eastAsia="Times New Roman" w:hAnsi="IRANSansX" w:cs="IRANSansX" w:hint="cs"/>
+          <w:color w:val="000000"/>
+          <w:sz w:val="24"/>
+          <w:szCs w:val="24"/>
+          <w:rtl/>
+        </w:rPr>
+        <w:t xml:space="preserve"> </w:t>
+      </w:r>
+      <w:r>
+        <w:rPr>
+          <w:rFonts w:ascii="IRANSansX" w:eastAsia="Times New Roman" w:hAnsi="IRANSansX" w:cs="IRANSansX"/>
+          <w:color w:val="000000"/>
+          <w:sz w:val="24"/>
+          <w:szCs w:val="24"/>
+          <w:rtl/>
+        </w:rPr>
+        <w:t xml:space="preserve">الگوی « </w:t>
+      </w:r>
+      <w:r>
+        <w:rPr>
+          <w:rFonts w:ascii="IRANSansX" w:eastAsia="Times New Roman" w:hAnsi="IRANSansX" w:cs="IRANSansX"/>
+          <w:color w:val="222222"/>
+          <w:sz w:val="24"/>
+          <w:szCs w:val="24"/>
+          <w:rtl/>
+        </w:rPr>
+        <w:t>کمبود اختیار</w:t>
+      </w:r>
+      <w:r>
+        <w:rPr>
+          <w:rFonts w:ascii="IRANSansX" w:eastAsia="Times New Roman" w:hAnsi="IRANSansX" w:cs="IRANSansX"/>
+          <w:b/>
+          <w:bCs/>
+          <w:color w:val="000000"/>
+          <w:sz w:val="24"/>
+          <w:szCs w:val="24"/>
+          <w:rtl/>
+        </w:rPr>
+        <w:t xml:space="preserve"> »</w:t>
+      </w:r>
+      <w:r>
+        <w:rPr>
+          <w:rFonts w:ascii="IRANSansX" w:eastAsia="Times New Roman" w:hAnsi="IRANSansX" w:cs="IRANSansX"/>
+          <w:color w:val="000000"/>
+          <w:sz w:val="24"/>
+          <w:szCs w:val="24"/>
+          <w:rtl/>
+        </w:rPr>
+        <w:t xml:space="preserve"> است و باید توضیح زیر به عنوان تفسیر پرسشنامه به کاربر نمایش داده شود</w:t>
+      </w:r>
+      <w:r>
+        <w:rPr>
+          <w:rFonts w:ascii="IRANSansX" w:eastAsia="Times New Roman" w:hAnsi="IRANSansX" w:cs="IRANSansX" w:hint="cs"/>
+          <w:b/>
+          <w:bCs/>
+          <w:color w:val="000000"/>
+          <w:sz w:val="24"/>
+          <w:szCs w:val="24"/>
+          <w:rtl/>
+        </w:rPr>
+        <w:t>:</w:t>
+      </w:r>
+    </w:p>
+    <w:p>
+      <w:pPr>
+        <w:shd w:val="clear" w:color="auto" w:fill="FFFFFF"/>
+        <w:bidi/>
+        <w:spacing w:after="0" w:line="240" w:lineRule="auto"/>
+        <w:rPr>
+          <w:rFonts w:ascii="IRANSansX" w:eastAsia="Times New Roman" w:hAnsi="IRANSansX" w:cs="IRANSansX"/>
+          <w:color w:val="222222"/>
+          <w:sz w:val="24"/>
+          <w:szCs w:val="24"/>
+        </w:rPr>
+      </w:pPr>
+      <w:r>
+        <w:rPr>
+          <w:rFonts w:ascii="IRANSansX" w:eastAsia="Times New Roman" w:hAnsi="IRANSansX" w:cs="IRANSansX" w:hint="cs"/>
+          <w:color w:val="222222"/>
+          <w:sz w:val="24"/>
+          <w:szCs w:val="24"/>
+          <w:rtl/>
+        </w:rPr>
+        <w:t>"</w:t>
+      </w:r>
+      <w:r>
+        <w:rPr>
+          <w:rFonts w:ascii="IRANSansX" w:eastAsia="Times New Roman" w:hAnsi="IRANSansX" w:cs="IRANSansX"/>
+          <w:color w:val="222222"/>
+          <w:sz w:val="24"/>
+          <w:szCs w:val="24"/>
+          <w:rtl/>
+        </w:rPr>
+        <w:t>تفسیر وضعیت شما</w:t>
+      </w:r>
+      <w:r>
+        <w:rPr>
+          <w:rFonts w:ascii="IRANSansX" w:eastAsia="Times New Roman" w:hAnsi="IRANSansX" w:cs="IRANSansX"/>
+          <w:color w:val="222222"/>
+          <w:sz w:val="24"/>
+          <w:szCs w:val="24"/>
+        </w:rPr>
+        <w:t>:</w:t>
+      </w:r>
+    </w:p>
+    <w:p>
+      <w:pPr>
+        <w:shd w:val="clear" w:color="auto" w:fill="FFFFFF"/>
+        <w:bidi/>
+        <w:spacing w:after="0" w:line="240" w:lineRule="auto"/>
+        <w:rPr>
+          <w:rFonts w:ascii="IRANSansX" w:eastAsia="Times New Roman" w:hAnsi="IRANSansX" w:cs="IRANSansX"/>
+          <w:color w:val="222222"/>
+          <w:sz w:val="24"/>
+          <w:szCs w:val="24"/>
+          <w:rtl/>
+        </w:rPr>
+      </w:pPr>
+      <w:r>
+        <w:rPr>
+          <w:rFonts w:ascii="IRANSansX" w:eastAsia="Times New Roman" w:hAnsi="IRANSansX" w:cs="IRANSansX"/>
+          <w:color w:val="222222"/>
+          <w:sz w:val="24"/>
+          <w:szCs w:val="24"/>
+          <w:rtl/>
+        </w:rPr>
+        <w:t>بخش زیادی از انرژی شما صرف اثبات توانمندی و تسلط بر کار می‌شود. منشأ اصلی خستگی شما</w:t>
+      </w:r>
+      <w:r>
+        <w:rPr>
+          <w:rFonts w:ascii="IRANSansX" w:eastAsia="Times New Roman" w:hAnsi="IRANSansX" w:cs="IRANSansX" w:hint="cs"/>
+          <w:color w:val="222222"/>
+          <w:sz w:val="24"/>
+          <w:szCs w:val="24"/>
+          <w:rtl/>
+        </w:rPr>
+        <w:t xml:space="preserve"> </w:t>
+      </w:r>
+      <w:r>
+        <w:rPr>
+          <w:rFonts w:ascii="IRANSansX" w:eastAsia="Times New Roman" w:hAnsi="IRANSansX" w:cs="IRANSansX"/>
+          <w:color w:val="222222"/>
+          <w:sz w:val="24"/>
+          <w:szCs w:val="24"/>
+          <w:rtl/>
+        </w:rPr>
+        <w:t>نداشتن اختیار کافی در تصمیم‌گیری‌هاست. ادامه دادن این «الگوی تکرارشونده» با روش‌های قبلی فقط شما را دچار فرسایش بیشتر می‌کند</w:t>
+      </w:r>
+      <w:r>
+        <w:rPr>
+          <w:rFonts w:ascii="IRANSansX" w:eastAsia="Times New Roman" w:hAnsi="IRANSansX" w:cs="IRANSansX"/>
+          <w:color w:val="222222"/>
+          <w:sz w:val="24"/>
+          <w:szCs w:val="24"/>
+        </w:rPr>
+        <w:t>.</w:t>
+      </w:r>
+      <w:r>
+        <w:rPr>
+          <w:rFonts w:ascii="IRANSansX" w:eastAsia="Times New Roman" w:hAnsi="IRANSansX" w:cs="IRANSansX" w:hint="cs"/>
+          <w:color w:val="222222"/>
+          <w:sz w:val="24"/>
+          <w:szCs w:val="24"/>
+          <w:rtl/>
+        </w:rPr>
+        <w:t>"</w:t>
+      </w:r>
+    </w:p>
+    <w:p>
+      <w:pPr>
+        <w:shd w:val="clear" w:color="auto" w:fill="FFFFFF"/>
+        <w:bidi/>
+        <w:spacing w:after="0" w:line="240" w:lineRule="auto"/>
+        <w:rPr>
+          <w:rFonts w:ascii="IRANSansX" w:eastAsia="Times New Roman" w:hAnsi="IRANSansX" w:cs="IRANSansX"/>
+          <w:color w:val="222222"/>
+          <w:sz w:val="24"/>
+          <w:szCs w:val="24"/>
+          <w:rtl/>
+        </w:rPr>
+      </w:pPr>
     </w:p>
     <w:p>
       <w:pPr>
@@ -4723,11 +4455,12 @@
       </w:pPr>
       <w:r>
         <w:rPr>
-          <w:rFonts w:ascii="IRANSansX" w:eastAsia="Times New Roman" w:hAnsi="IRANSansX" w:cs="IRANSansX" w:hint="cs"/>
-          <w:color w:val="000000"/>
-          <w:sz w:val="24"/>
-          <w:szCs w:val="24"/>
-          <w:rtl/>
+          <w:rFonts w:ascii="IRANSansX" w:eastAsia="Times New Roman" w:hAnsi="IRANSansX" w:cs="IRANSansX"/>
+          <w:color w:val="000000"/>
+          <w:sz w:val="24"/>
+          <w:szCs w:val="24"/>
+          <w:rtl/>
+          <w:lang w:bidi="fa-IR"/>
         </w:rPr>
         <w:t xml:space="preserve">اگر </w:t>
       </w:r>
@@ -4738,29 +4471,424 @@
           <w:sz w:val="24"/>
           <w:szCs w:val="24"/>
         </w:rPr>
-        <w:t>T</w:t>
-      </w:r>
-      <w:r>
-        <w:rPr>
-          <w:rFonts w:ascii="IRANSansX" w:eastAsia="Times New Roman" w:hAnsi="IRANSansX" w:cs="IRANSansX"/>
-          <w:color w:val="000000"/>
-          <w:sz w:val="24"/>
-          <w:szCs w:val="24"/>
-        </w:rPr>
-        <w:t>=</w:t>
-      </w:r>
-      <w:r>
-        <w:rPr>
-          <w:rFonts w:ascii="IRANSansX" w:eastAsia="Times New Roman" w:hAnsi="IRANSansX" w:cs="IRANSansX"/>
-          <w:color w:val="000000"/>
-          <w:sz w:val="24"/>
-          <w:szCs w:val="24"/>
-        </w:rPr>
-        <w:t>a</w:t>
-      </w:r>
-      <w:r>
-        <w:rPr>
-          <w:rFonts w:ascii="IRANSansX" w:eastAsia="Times New Roman" w:hAnsi="IRANSansX" w:cs="IRANSansX" w:hint="cs"/>
+        <w:t>T=b</w:t>
+      </w:r>
+      <w:r>
+        <w:rPr>
+          <w:rFonts w:ascii="IRANSansX" w:eastAsia="Times New Roman" w:hAnsi="IRANSansX" w:cs="IRANSansX"/>
+          <w:color w:val="000000"/>
+          <w:sz w:val="24"/>
+          <w:szCs w:val="24"/>
+          <w:rtl/>
+        </w:rPr>
+        <w:t xml:space="preserve"> در این صورت پروفایل کاربر الگوی «</w:t>
+      </w:r>
+      <w:r>
+        <w:rPr>
+          <w:rFonts w:ascii="IRANSansX" w:eastAsia="Times New Roman" w:hAnsi="IRANSansX" w:cs="IRANSansX"/>
+          <w:color w:val="222222"/>
+          <w:sz w:val="24"/>
+          <w:szCs w:val="24"/>
+          <w:rtl/>
+        </w:rPr>
+        <w:t xml:space="preserve"> </w:t>
+      </w:r>
+      <w:r>
+        <w:rPr>
+          <w:rFonts w:ascii="IRANSansX" w:eastAsia="Times New Roman" w:hAnsi="IRANSansX" w:cs="IRANSansX"/>
+          <w:color w:val="222222"/>
+          <w:sz w:val="24"/>
+          <w:szCs w:val="24"/>
+          <w:rtl/>
+        </w:rPr>
+        <w:t>مرزگذاری ضعیف در کار</w:t>
+      </w:r>
+      <w:r>
+        <w:rPr>
+          <w:rFonts w:ascii="IRANSansX" w:eastAsia="Times New Roman" w:hAnsi="IRANSansX" w:cs="IRANSansX"/>
+          <w:b/>
+          <w:bCs/>
+          <w:color w:val="000000"/>
+          <w:sz w:val="24"/>
+          <w:szCs w:val="24"/>
+          <w:rtl/>
+        </w:rPr>
+        <w:t xml:space="preserve"> »</w:t>
+      </w:r>
+      <w:r>
+        <w:rPr>
+          <w:rFonts w:ascii="IRANSansX" w:eastAsia="Times New Roman" w:hAnsi="IRANSansX" w:cs="IRANSansX"/>
+          <w:color w:val="000000"/>
+          <w:sz w:val="24"/>
+          <w:szCs w:val="24"/>
+          <w:rtl/>
+        </w:rPr>
+        <w:t xml:space="preserve"> است و باید توضیح زیر به عنوان تفسیر پرسشنامه به کاربر نمایش داده شود</w:t>
+      </w:r>
+      <w:r>
+        <w:rPr>
+          <w:rFonts w:ascii="IRANSansX" w:eastAsia="Times New Roman" w:hAnsi="IRANSansX" w:cs="IRANSansX"/>
+          <w:b/>
+          <w:bCs/>
+          <w:color w:val="000000"/>
+          <w:sz w:val="24"/>
+          <w:szCs w:val="24"/>
+          <w:rtl/>
+        </w:rPr>
+        <w:t xml:space="preserve">: </w:t>
+      </w:r>
+    </w:p>
+    <w:p>
+      <w:pPr>
+        <w:shd w:val="clear" w:color="auto" w:fill="FFFFFF"/>
+        <w:bidi/>
+        <w:spacing w:after="0" w:line="240" w:lineRule="auto"/>
+        <w:jc w:val="both"/>
+        <w:rPr>
+          <w:rFonts w:ascii="IRANSansX" w:eastAsia="Times New Roman" w:hAnsi="IRANSansX" w:cs="IRANSansX"/>
+          <w:color w:val="222222"/>
+          <w:sz w:val="24"/>
+          <w:szCs w:val="24"/>
+        </w:rPr>
+      </w:pPr>
+      <w:r>
+        <w:rPr>
+          <w:rFonts w:ascii="IRANSansX" w:eastAsia="Times New Roman" w:hAnsi="IRANSansX" w:cs="IRANSansX"/>
+          <w:color w:val="222222"/>
+          <w:sz w:val="24"/>
+          <w:szCs w:val="24"/>
+          <w:rtl/>
+        </w:rPr>
+        <w:t xml:space="preserve">" </w:t>
+      </w:r>
+      <w:r>
+        <w:rPr>
+          <w:rFonts w:ascii="IRANSansX" w:eastAsia="Times New Roman" w:hAnsi="IRANSansX" w:cs="IRANSansX"/>
+          <w:color w:val="222222"/>
+          <w:sz w:val="24"/>
+          <w:szCs w:val="24"/>
+          <w:rtl/>
+        </w:rPr>
+        <w:t>تفسیر وضعیت شما</w:t>
+      </w:r>
+      <w:r>
+        <w:rPr>
+          <w:rFonts w:ascii="IRANSansX" w:eastAsia="Times New Roman" w:hAnsi="IRANSansX" w:cs="IRANSansX"/>
+          <w:color w:val="222222"/>
+          <w:sz w:val="24"/>
+          <w:szCs w:val="24"/>
+        </w:rPr>
+        <w:t>:</w:t>
+      </w:r>
+    </w:p>
+    <w:p>
+      <w:pPr>
+        <w:shd w:val="clear" w:color="auto" w:fill="FFFFFF"/>
+        <w:bidi/>
+        <w:spacing w:after="0" w:line="240" w:lineRule="auto"/>
+        <w:jc w:val="both"/>
+        <w:rPr>
+          <w:rFonts w:ascii="IRANSansX" w:eastAsia="Times New Roman" w:hAnsi="IRANSansX" w:cs="IRANSansX"/>
+          <w:color w:val="222222"/>
+          <w:sz w:val="24"/>
+          <w:szCs w:val="24"/>
+        </w:rPr>
+      </w:pPr>
+      <w:r>
+        <w:rPr>
+          <w:rFonts w:ascii="IRANSansX" w:eastAsia="Times New Roman" w:hAnsi="IRANSansX" w:cs="IRANSansX"/>
+          <w:color w:val="222222"/>
+          <w:sz w:val="24"/>
+          <w:szCs w:val="24"/>
+          <w:rtl/>
+        </w:rPr>
+        <w:t>تمرکز اصلی شما صرف مسئولیت‌پذیری بیش‌ازحد و پاسخ به انتظارات دیگران می‌شود. منشأ خستگی شما، نداشتن مرزهای روشن در کار است. ادامه دادن این «الگوی تکرارشونده» با رویه فعلی، فقط انرژی شما را خالی‌تر می‌کند</w:t>
+      </w:r>
+      <w:r>
+        <w:rPr>
+          <w:rFonts w:ascii="IRANSansX" w:eastAsia="Times New Roman" w:hAnsi="IRANSansX" w:cs="IRANSansX"/>
+          <w:color w:val="222222"/>
+          <w:sz w:val="24"/>
+          <w:szCs w:val="24"/>
+        </w:rPr>
+        <w:t>.</w:t>
+      </w:r>
+      <w:r>
+        <w:rPr>
+          <w:rFonts w:ascii="IRANSansX" w:eastAsia="Times New Roman" w:hAnsi="IRANSansX" w:cs="IRANSansX"/>
+          <w:color w:val="222222"/>
+          <w:sz w:val="24"/>
+          <w:szCs w:val="24"/>
+          <w:rtl/>
+        </w:rPr>
+        <w:t>"</w:t>
+      </w:r>
+    </w:p>
+    <w:p>
+      <w:pPr>
+        <w:bidi/>
+        <w:spacing w:before="200" w:after="80" w:line="240" w:lineRule="auto"/>
+        <w:jc w:val="both"/>
+        <w:rPr>
+          <w:rFonts w:ascii="IRANSansX" w:eastAsia="Times New Roman" w:hAnsi="IRANSansX" w:cs="IRANSansX"/>
+          <w:color w:val="000000"/>
+          <w:sz w:val="24"/>
+          <w:szCs w:val="24"/>
+          <w:rtl/>
+        </w:rPr>
+      </w:pPr>
+    </w:p>
+    <w:p>
+      <w:pPr>
+        <w:bidi/>
+        <w:spacing w:before="200" w:after="80" w:line="240" w:lineRule="auto"/>
+        <w:jc w:val="both"/>
+        <w:rPr>
+          <w:rFonts w:ascii="IRANSansX" w:eastAsia="Times New Roman" w:hAnsi="IRANSansX" w:cs="IRANSansX"/>
+          <w:b/>
+          <w:bCs/>
+          <w:color w:val="000000"/>
+          <w:sz w:val="24"/>
+          <w:szCs w:val="24"/>
+          <w:rtl/>
+        </w:rPr>
+      </w:pPr>
+      <w:r>
+        <w:rPr>
+          <w:rFonts w:ascii="IRANSansX" w:eastAsia="Times New Roman" w:hAnsi="IRANSansX" w:cs="IRANSansX"/>
+          <w:color w:val="000000"/>
+          <w:sz w:val="24"/>
+          <w:szCs w:val="24"/>
+          <w:rtl/>
+        </w:rPr>
+        <w:t xml:space="preserve">اگر </w:t>
+      </w:r>
+      <w:r>
+        <w:rPr>
+          <w:rFonts w:ascii="IRANSansX" w:eastAsia="Times New Roman" w:hAnsi="IRANSansX" w:cs="IRANSansX"/>
+          <w:color w:val="000000"/>
+          <w:sz w:val="24"/>
+          <w:szCs w:val="24"/>
+        </w:rPr>
+        <w:t>T=c</w:t>
+      </w:r>
+      <w:r>
+        <w:rPr>
+          <w:rFonts w:ascii="IRANSansX" w:eastAsia="Times New Roman" w:hAnsi="IRANSansX" w:cs="IRANSansX"/>
+          <w:color w:val="000000"/>
+          <w:sz w:val="24"/>
+          <w:szCs w:val="24"/>
+          <w:rtl/>
+        </w:rPr>
+        <w:t xml:space="preserve"> در این صورت پروفایل کاربر الگوی « </w:t>
+      </w:r>
+      <w:r>
+        <w:rPr>
+          <w:rFonts w:ascii="IRANSansX" w:eastAsia="Times New Roman" w:hAnsi="IRANSansX" w:cs="IRANSansX"/>
+          <w:color w:val="222222"/>
+          <w:sz w:val="24"/>
+          <w:szCs w:val="24"/>
+          <w:rtl/>
+        </w:rPr>
+        <w:t>افت انگیزه</w:t>
+      </w:r>
+      <w:r>
+        <w:rPr>
+          <w:rFonts w:ascii="IRANSansX" w:eastAsia="Times New Roman" w:hAnsi="IRANSansX" w:cs="IRANSansX"/>
+          <w:b/>
+          <w:bCs/>
+          <w:color w:val="000000"/>
+          <w:sz w:val="24"/>
+          <w:szCs w:val="24"/>
+          <w:rtl/>
+        </w:rPr>
+        <w:t xml:space="preserve"> »</w:t>
+      </w:r>
+      <w:r>
+        <w:rPr>
+          <w:rFonts w:ascii="IRANSansX" w:eastAsia="Times New Roman" w:hAnsi="IRANSansX" w:cs="IRANSansX"/>
+          <w:color w:val="000000"/>
+          <w:sz w:val="24"/>
+          <w:szCs w:val="24"/>
+          <w:rtl/>
+        </w:rPr>
+        <w:t xml:space="preserve"> است و باید توضیح زیر به عنوان تفسیر پرسشنامه به کاربر نمایش داده شود</w:t>
+      </w:r>
+      <w:r>
+        <w:rPr>
+          <w:rFonts w:ascii="IRANSansX" w:eastAsia="Times New Roman" w:hAnsi="IRANSansX" w:cs="IRANSansX"/>
+          <w:b/>
+          <w:bCs/>
+          <w:color w:val="000000"/>
+          <w:sz w:val="24"/>
+          <w:szCs w:val="24"/>
+          <w:rtl/>
+        </w:rPr>
+        <w:t xml:space="preserve">: </w:t>
+      </w:r>
+    </w:p>
+    <w:p>
+      <w:pPr>
+        <w:shd w:val="clear" w:color="auto" w:fill="FFFFFF"/>
+        <w:bidi/>
+        <w:spacing w:after="0" w:line="240" w:lineRule="auto"/>
+        <w:jc w:val="both"/>
+        <w:rPr>
+          <w:rFonts w:ascii="IRANSansX" w:eastAsia="Times New Roman" w:hAnsi="IRANSansX" w:cs="IRANSansX"/>
+          <w:color w:val="222222"/>
+          <w:sz w:val="24"/>
+          <w:szCs w:val="24"/>
+        </w:rPr>
+      </w:pPr>
+      <w:r>
+        <w:rPr>
+          <w:rFonts w:ascii="IRANSansX" w:eastAsia="Times New Roman" w:hAnsi="IRANSansX" w:cs="IRANSansX"/>
+          <w:color w:val="222222"/>
+          <w:sz w:val="24"/>
+          <w:szCs w:val="24"/>
+          <w:rtl/>
+        </w:rPr>
+        <w:t xml:space="preserve">" </w:t>
+      </w:r>
+      <w:r>
+        <w:rPr>
+          <w:rFonts w:ascii="IRANSansX" w:eastAsia="Times New Roman" w:hAnsi="IRANSansX" w:cs="IRANSansX"/>
+          <w:color w:val="222222"/>
+          <w:sz w:val="24"/>
+          <w:szCs w:val="24"/>
+          <w:rtl/>
+        </w:rPr>
+        <w:t>تفسیر وضعیت شما</w:t>
+      </w:r>
+      <w:r>
+        <w:rPr>
+          <w:rFonts w:ascii="IRANSansX" w:eastAsia="Times New Roman" w:hAnsi="IRANSansX" w:cs="IRANSansX"/>
+          <w:color w:val="222222"/>
+          <w:sz w:val="24"/>
+          <w:szCs w:val="24"/>
+        </w:rPr>
+        <w:t>:</w:t>
+      </w:r>
+    </w:p>
+    <w:p>
+      <w:pPr>
+        <w:shd w:val="clear" w:color="auto" w:fill="FFFFFF"/>
+        <w:bidi/>
+        <w:spacing w:after="0" w:line="240" w:lineRule="auto"/>
+        <w:jc w:val="both"/>
+        <w:rPr>
+          <w:rFonts w:ascii="IRANSansX" w:eastAsia="Times New Roman" w:hAnsi="IRANSansX" w:cs="IRANSansX"/>
+          <w:color w:val="222222"/>
+          <w:sz w:val="24"/>
+          <w:szCs w:val="24"/>
+        </w:rPr>
+      </w:pPr>
+      <w:r>
+        <w:rPr>
+          <w:rFonts w:ascii="IRANSansX" w:eastAsia="Times New Roman" w:hAnsi="IRANSansX" w:cs="IRANSansX"/>
+          <w:color w:val="222222"/>
+          <w:sz w:val="24"/>
+          <w:szCs w:val="24"/>
+          <w:rtl/>
+        </w:rPr>
+        <w:t xml:space="preserve">کاری که انجام می‌دهید، دیگر با اولویت‌ها و آنچه برایتان مهم است هم‌راستا نیست. بی‌تفاوتی فعلی حاصل یک «الگوی تکرارشونده» است و ادامه دادن این </w:t>
+      </w:r>
+      <w:r>
+        <w:rPr>
+          <w:rFonts w:ascii="IRANSansX" w:eastAsia="Times New Roman" w:hAnsi="IRANSansX" w:cs="IRANSansX" w:hint="cs"/>
+          <w:color w:val="222222"/>
+          <w:sz w:val="24"/>
+          <w:szCs w:val="24"/>
+          <w:rtl/>
+        </w:rPr>
+        <w:t>الگو</w:t>
+      </w:r>
+      <w:r>
+        <w:rPr>
+          <w:rFonts w:ascii="IRANSansX" w:eastAsia="Times New Roman" w:hAnsi="IRANSansX" w:cs="IRANSansX"/>
+          <w:color w:val="222222"/>
+          <w:sz w:val="24"/>
+          <w:szCs w:val="24"/>
+          <w:rtl/>
+        </w:rPr>
+        <w:t xml:space="preserve"> حس اثرگذاری شما را کاهش می‌دهد</w:t>
+      </w:r>
+      <w:r>
+        <w:rPr>
+          <w:rFonts w:ascii="IRANSansX" w:eastAsia="Times New Roman" w:hAnsi="IRANSansX" w:cs="IRANSansX"/>
+          <w:color w:val="222222"/>
+          <w:sz w:val="24"/>
+          <w:szCs w:val="24"/>
+          <w:rtl/>
+        </w:rPr>
+        <w:t>."</w:t>
+      </w:r>
+    </w:p>
+    <w:p>
+      <w:pPr>
+        <w:shd w:val="clear" w:color="auto" w:fill="FFFFFF"/>
+        <w:bidi/>
+        <w:spacing w:after="0" w:line="240" w:lineRule="auto"/>
+        <w:jc w:val="both"/>
+        <w:rPr>
+          <w:rFonts w:ascii="IRANSansX" w:eastAsia="Times New Roman" w:hAnsi="IRANSansX" w:cs="IRANSansX"/>
+          <w:color w:val="222222"/>
+          <w:sz w:val="24"/>
+          <w:szCs w:val="24"/>
+        </w:rPr>
+      </w:pPr>
+    </w:p>
+    <w:p>
+      <w:pPr>
+        <w:bidi/>
+        <w:spacing w:before="200" w:after="0" w:line="240" w:lineRule="auto"/>
+        <w:jc w:val="both"/>
+        <w:rPr>
+          <w:rFonts w:ascii="IRANSansX" w:eastAsia="Times New Roman" w:hAnsi="IRANSansX" w:cs="IRANSansX"/>
+          <w:color w:val="222222"/>
+          <w:sz w:val="24"/>
+          <w:szCs w:val="24"/>
+          <w:rtl/>
+        </w:rPr>
+      </w:pPr>
+    </w:p>
+    <w:p>
+      <w:pPr>
+        <w:bidi/>
+        <w:spacing w:after="80" w:line="240" w:lineRule="auto"/>
+        <w:jc w:val="both"/>
+        <w:rPr>
+          <w:rFonts w:ascii="IRANSansX" w:eastAsia="Times New Roman" w:hAnsi="IRANSansX" w:cs="IRANSansX"/>
+          <w:b/>
+          <w:bCs/>
+          <w:color w:val="000000"/>
+          <w:sz w:val="24"/>
+          <w:szCs w:val="24"/>
+          <w:rtl/>
+        </w:rPr>
+      </w:pPr>
+      <w:r>
+        <w:rPr>
+          <w:rFonts w:ascii="IRANSansX" w:eastAsia="Times New Roman" w:hAnsi="IRANSansX" w:cs="IRANSansX"/>
+          <w:color w:val="000000"/>
+          <w:sz w:val="24"/>
+          <w:szCs w:val="24"/>
+          <w:rtl/>
+        </w:rPr>
+        <w:t xml:space="preserve">اگر </w:t>
+      </w:r>
+      <w:r>
+        <w:rPr>
+          <w:rFonts w:ascii="IRANSansX" w:eastAsia="Times New Roman" w:hAnsi="IRANSansX" w:cs="IRANSansX"/>
+          <w:color w:val="000000"/>
+          <w:sz w:val="24"/>
+          <w:szCs w:val="24"/>
+        </w:rPr>
+        <w:t>T=d</w:t>
+      </w:r>
+      <w:r>
+        <w:rPr>
+          <w:rFonts w:ascii="IRANSansX" w:eastAsia="Times New Roman" w:hAnsi="IRANSansX" w:cs="IRANSansX"/>
           <w:color w:val="000000"/>
           <w:sz w:val="24"/>
           <w:szCs w:val="24"/>
@@ -4771,102 +4899,38 @@
       <w:r>
         <w:rPr>
           <w:rFonts w:ascii="IRANSansX" w:eastAsia="Times New Roman" w:hAnsi="IRANSansX" w:cs="IRANSansX"/>
-          <w:b/>
-          <w:bCs/>
-          <w:color w:val="000000"/>
-          <w:sz w:val="24"/>
-          <w:szCs w:val="24"/>
-          <w:rtl/>
-        </w:rPr>
-        <w:t>بن‌بست کنترل</w:t>
-      </w:r>
-      <w:r>
-        <w:rPr>
-          <w:rFonts w:ascii="IRANSansX" w:eastAsia="Times New Roman" w:hAnsi="IRANSansX" w:cs="IRANSansX" w:hint="cs"/>
-          <w:b/>
-          <w:bCs/>
-          <w:color w:val="000000"/>
-          <w:sz w:val="24"/>
-          <w:szCs w:val="24"/>
-          <w:rtl/>
-        </w:rPr>
-        <w:t xml:space="preserve"> </w:t>
-      </w:r>
-      <w:r>
-        <w:rPr>
-          <w:rFonts w:ascii="IRANSansX" w:eastAsia="Times New Roman" w:hAnsi="IRANSansX" w:cs="IRANSansX" w:hint="cs"/>
-          <w:b/>
-          <w:bCs/>
-          <w:color w:val="000000"/>
-          <w:sz w:val="24"/>
-          <w:szCs w:val="24"/>
-          <w:rtl/>
-        </w:rPr>
-        <w:t>»</w:t>
-      </w:r>
-      <w:r>
-        <w:rPr>
-          <w:rFonts w:ascii="IRANSansX" w:eastAsia="Times New Roman" w:hAnsi="IRANSansX" w:cs="IRANSansX" w:hint="cs"/>
-          <w:color w:val="000000"/>
-          <w:sz w:val="24"/>
-          <w:szCs w:val="24"/>
-          <w:rtl/>
-        </w:rPr>
-        <w:t xml:space="preserve"> است </w:t>
-      </w:r>
-      <w:r>
-        <w:rPr>
-          <w:rFonts w:ascii="IRANSansX" w:eastAsia="Times New Roman" w:hAnsi="IRANSansX" w:cs="IRANSansX" w:hint="cs"/>
-          <w:color w:val="000000"/>
-          <w:sz w:val="24"/>
-          <w:szCs w:val="24"/>
-          <w:rtl/>
-        </w:rPr>
-        <w:t xml:space="preserve">و باید توضیح </w:t>
-      </w:r>
-      <w:r>
-        <w:rPr>
-          <w:rFonts w:ascii="IRANSansX" w:eastAsia="Times New Roman" w:hAnsi="IRANSansX" w:cs="IRANSansX" w:hint="cs"/>
-          <w:color w:val="000000"/>
-          <w:sz w:val="24"/>
-          <w:szCs w:val="24"/>
-          <w:rtl/>
-        </w:rPr>
-        <w:t xml:space="preserve">زیر </w:t>
-      </w:r>
-      <w:r>
-        <w:rPr>
-          <w:rFonts w:ascii="IRANSansX" w:eastAsia="Times New Roman" w:hAnsi="IRANSansX" w:cs="IRANSansX" w:hint="cs"/>
-          <w:color w:val="000000"/>
-          <w:sz w:val="24"/>
-          <w:szCs w:val="24"/>
-          <w:rtl/>
-        </w:rPr>
-        <w:t xml:space="preserve">به </w:t>
-      </w:r>
-      <w:r>
-        <w:rPr>
-          <w:rFonts w:ascii="IRANSansX" w:eastAsia="Times New Roman" w:hAnsi="IRANSansX" w:cs="IRANSansX" w:hint="cs"/>
-          <w:color w:val="000000"/>
-          <w:sz w:val="24"/>
-          <w:szCs w:val="24"/>
-          <w:rtl/>
-        </w:rPr>
-        <w:t xml:space="preserve">عنوان تفسیر پرسشنامه به </w:t>
-      </w:r>
-      <w:r>
-        <w:rPr>
-          <w:rFonts w:ascii="IRANSansX" w:eastAsia="Times New Roman" w:hAnsi="IRANSansX" w:cs="IRANSansX" w:hint="cs"/>
-          <w:color w:val="000000"/>
-          <w:sz w:val="24"/>
-          <w:szCs w:val="24"/>
-          <w:rtl/>
-        </w:rPr>
-        <w:t>کاربر نمایش داده شود</w:t>
-      </w:r>
-      <w:r>
-        <w:rPr>
-          <w:rFonts w:ascii="IRANSansX" w:eastAsia="Times New Roman" w:hAnsi="IRANSansX" w:cs="IRANSansX" w:hint="cs"/>
+          <w:color w:val="222222"/>
+          <w:sz w:val="24"/>
+          <w:szCs w:val="24"/>
+          <w:rtl/>
+        </w:rPr>
+        <w:t>ابهام در مسیر</w:t>
+      </w:r>
+      <w:r>
+        <w:rPr>
+          <w:rFonts w:ascii="IRANSansX" w:eastAsia="Times New Roman" w:hAnsi="IRANSansX" w:cs="IRANSansX"/>
+          <w:b/>
+          <w:bCs/>
+          <w:color w:val="000000"/>
+          <w:sz w:val="24"/>
+          <w:szCs w:val="24"/>
+          <w:rtl/>
+        </w:rPr>
+        <w:t xml:space="preserve"> »</w:t>
+      </w:r>
+      <w:r>
+        <w:rPr>
+          <w:rFonts w:ascii="IRANSansX" w:eastAsia="Times New Roman" w:hAnsi="IRANSansX" w:cs="IRANSansX"/>
+          <w:color w:val="000000"/>
+          <w:sz w:val="24"/>
+          <w:szCs w:val="24"/>
+          <w:rtl/>
+        </w:rPr>
+        <w:t xml:space="preserve"> است و باید توضیح زیر به عنوان تفسیر پرسشنامه به کاربر نمایش داده شود</w:t>
+      </w:r>
+      <w:r>
+        <w:rPr>
+          <w:rFonts w:ascii="IRANSansX" w:eastAsia="Times New Roman" w:hAnsi="IRANSansX" w:cs="IRANSansX"/>
           <w:b/>
           <w:bCs/>
           <w:color w:val="000000"/>
@@ -4879,48 +4943,6 @@
     </w:p>
     <w:p>
       <w:pPr>
-        <w:bidi/>
-        <w:spacing w:before="200" w:after="0" w:line="240" w:lineRule="auto"/>
-        <w:jc w:val="both"/>
-        <w:rPr>
-          <w:rFonts w:ascii="IRANSansX" w:eastAsia="Times New Roman" w:hAnsi="IRANSansX" w:cs="IRANSansX"/>
-          <w:color w:val="222222"/>
-          <w:sz w:val="24"/>
-          <w:szCs w:val="24"/>
-        </w:rPr>
-      </w:pPr>
-      <w:r>
-        <w:rPr>
-          <w:rFonts w:ascii="Arial" w:eastAsia="Times New Roman" w:hAnsi="Arial" w:cs="Arial"/>
-          <w:color w:val="222222"/>
-          <w:sz w:val="24"/>
-          <w:szCs w:val="24"/>
-        </w:rPr>
-        <w:t xml:space="preserve"> </w:t>
-      </w:r>
-      <w:r>
-        <w:rPr>
-          <w:rFonts w:ascii="IRANSansX" w:eastAsia="Times New Roman" w:hAnsi="IRANSansX" w:cs="IRANSansX"/>
-          <w:color w:val="222222"/>
-          <w:sz w:val="24"/>
-          <w:szCs w:val="24"/>
-          <w:rtl/>
-        </w:rPr>
-        <w:t>معیار فعلی شما: اثبات توانمندی و حفظ جایگاه</w:t>
-      </w:r>
-      <w:r>
-        <w:rPr>
-          <w:rFonts w:ascii="IRANSansX" w:eastAsia="Times New Roman" w:hAnsi="IRANSansX" w:cs="IRANSansX" w:hint="cs"/>
-          <w:color w:val="222222"/>
-          <w:sz w:val="24"/>
-          <w:szCs w:val="24"/>
-          <w:rtl/>
-        </w:rPr>
-        <w:t>.</w:t>
-      </w:r>
-    </w:p>
-    <w:p>
-      <w:pPr>
         <w:shd w:val="clear" w:color="auto" w:fill="FFFFFF"/>
         <w:bidi/>
         <w:spacing w:after="0" w:line="240" w:lineRule="auto"/>
@@ -4938,271 +4960,28 @@
           <w:color w:val="222222"/>
           <w:sz w:val="24"/>
           <w:szCs w:val="24"/>
-        </w:rPr>
-        <w:t xml:space="preserve"> </w:t>
-      </w:r>
-      <w:r>
-        <w:rPr>
-          <w:rFonts w:ascii="IRANSansX" w:eastAsia="Times New Roman" w:hAnsi="IRANSansX" w:cs="IRANSansX"/>
-          <w:color w:val="222222"/>
-          <w:sz w:val="24"/>
-          <w:szCs w:val="24"/>
-          <w:rtl/>
-        </w:rPr>
-        <w:t>شما در «بن‌بست کنترل» قرار دارید. این وضعیت یعنی بخش زیادی از انرژی شما صرف این می‌شود که مدام ثابت کنید چقدر توانمند، باارزش و مسلط هستید. منشأ فرسایش شما حجم کار نیست؛ بلکه این است که روی تصمیم‌های اثرگذار و نحوه انجام کارهایتان اختیار کافی ندارید. این یک الگوی ساختاری در محیط کار شماست، نه نشانه ضعف یا کم‌کاری شما</w:t>
-      </w:r>
-      <w:r>
-        <w:rPr>
-          <w:rFonts w:ascii="IRANSansX" w:eastAsia="Times New Roman" w:hAnsi="IRANSansX" w:cs="IRANSansX"/>
-          <w:color w:val="222222"/>
-          <w:sz w:val="24"/>
-          <w:szCs w:val="24"/>
-        </w:rPr>
-        <w:t>.</w:t>
-      </w:r>
-    </w:p>
-    <w:p>
-      <w:pPr>
-        <w:bidi/>
-        <w:spacing w:before="200" w:after="80" w:line="240" w:lineRule="auto"/>
-        <w:jc w:val="both"/>
-        <w:rPr>
-          <w:rFonts w:ascii="IRANSansX" w:eastAsia="Times New Roman" w:hAnsi="IRANSansX" w:cs="IRANSansX"/>
-          <w:sz w:val="28"/>
-          <w:szCs w:val="28"/>
-          <w:rtl/>
-        </w:rPr>
-      </w:pPr>
-      <w:r>
-        <w:rPr>
-          <w:rFonts w:ascii="IRANSansX" w:eastAsia="Times New Roman" w:hAnsi="IRANSansX" w:cs="IRANSansX"/>
-          <w:b/>
-          <w:bCs/>
-          <w:color w:val="000000"/>
-          <w:sz w:val="28"/>
-          <w:szCs w:val="28"/>
-          <w:rtl/>
-        </w:rPr>
-        <w:t>بن‌بست مرز</w:t>
-      </w:r>
-    </w:p>
-    <w:p>
-      <w:pPr>
-        <w:bidi/>
-        <w:spacing w:before="200" w:after="80" w:line="240" w:lineRule="auto"/>
-        <w:jc w:val="both"/>
-        <w:rPr>
-          <w:rFonts w:ascii="IRANSansX" w:eastAsia="Times New Roman" w:hAnsi="IRANSansX" w:cs="IRANSansX"/>
-          <w:b/>
-          <w:bCs/>
-          <w:color w:val="000000"/>
-          <w:sz w:val="24"/>
-          <w:szCs w:val="24"/>
-          <w:rtl/>
-        </w:rPr>
-      </w:pPr>
-      <w:r>
-        <w:rPr>
-          <w:rFonts w:ascii="IRANSansX" w:eastAsia="Times New Roman" w:hAnsi="IRANSansX" w:cs="IRANSansX" w:hint="cs"/>
-          <w:color w:val="000000"/>
-          <w:sz w:val="24"/>
-          <w:szCs w:val="24"/>
-          <w:rtl/>
-          <w:lang w:bidi="fa-IR"/>
-        </w:rPr>
-        <w:t xml:space="preserve">اگر </w:t>
-      </w:r>
-      <w:r>
-        <w:rPr>
-          <w:rFonts w:ascii="IRANSansX" w:eastAsia="Times New Roman" w:hAnsi="IRANSansX" w:cs="IRANSansX"/>
-          <w:color w:val="000000"/>
-          <w:sz w:val="24"/>
-          <w:szCs w:val="24"/>
-        </w:rPr>
-        <w:t>T=</w:t>
-      </w:r>
-      <w:r>
-        <w:rPr>
-          <w:rFonts w:ascii="IRANSansX" w:eastAsia="Times New Roman" w:hAnsi="IRANSansX" w:cs="IRANSansX"/>
-          <w:color w:val="000000"/>
-          <w:sz w:val="24"/>
-          <w:szCs w:val="24"/>
-        </w:rPr>
-        <w:t>b</w:t>
-      </w:r>
-      <w:r>
-        <w:rPr>
-          <w:rFonts w:ascii="IRANSansX" w:eastAsia="Times New Roman" w:hAnsi="IRANSansX" w:cs="IRANSansX" w:hint="cs"/>
-          <w:color w:val="000000"/>
-          <w:sz w:val="24"/>
-          <w:szCs w:val="24"/>
-          <w:rtl/>
-        </w:rPr>
-        <w:t xml:space="preserve"> </w:t>
-      </w:r>
-      <w:r>
-        <w:rPr>
-          <w:rFonts w:ascii="IRANSansX" w:eastAsia="Times New Roman" w:hAnsi="IRANSansX" w:cs="IRANSansX" w:hint="cs"/>
-          <w:color w:val="000000"/>
-          <w:sz w:val="24"/>
-          <w:szCs w:val="24"/>
-          <w:rtl/>
-        </w:rPr>
-        <w:t xml:space="preserve">در این صورت پروفایل کاربر « </w:t>
-      </w:r>
-      <w:r>
-        <w:rPr>
-          <w:rFonts w:ascii="IRANSansX" w:eastAsia="Times New Roman" w:hAnsi="IRANSansX" w:cs="IRANSansX"/>
-          <w:b/>
-          <w:bCs/>
-          <w:color w:val="000000"/>
-          <w:sz w:val="24"/>
-          <w:szCs w:val="24"/>
-          <w:rtl/>
-        </w:rPr>
-        <w:t xml:space="preserve">بن‌بست </w:t>
-      </w:r>
-      <w:r>
-        <w:rPr>
-          <w:rFonts w:ascii="IRANSansX" w:eastAsia="Times New Roman" w:hAnsi="IRANSansX" w:cs="IRANSansX" w:hint="cs"/>
-          <w:b/>
-          <w:bCs/>
-          <w:color w:val="000000"/>
-          <w:sz w:val="24"/>
-          <w:szCs w:val="24"/>
-          <w:rtl/>
-        </w:rPr>
-        <w:t>مرز</w:t>
-      </w:r>
-      <w:r>
-        <w:rPr>
-          <w:rFonts w:ascii="IRANSansX" w:eastAsia="Times New Roman" w:hAnsi="IRANSansX" w:cs="IRANSansX" w:hint="cs"/>
-          <w:b/>
-          <w:bCs/>
-          <w:color w:val="000000"/>
-          <w:sz w:val="24"/>
-          <w:szCs w:val="24"/>
-          <w:rtl/>
-        </w:rPr>
-        <w:t xml:space="preserve"> </w:t>
-      </w:r>
-      <w:r>
-        <w:rPr>
-          <w:rFonts w:ascii="IRANSansX" w:eastAsia="Times New Roman" w:hAnsi="IRANSansX" w:cs="IRANSansX" w:hint="cs"/>
-          <w:b/>
-          <w:bCs/>
-          <w:color w:val="000000"/>
-          <w:sz w:val="24"/>
-          <w:szCs w:val="24"/>
-          <w:rtl/>
-        </w:rPr>
-        <w:t>»</w:t>
-      </w:r>
-      <w:r>
-        <w:rPr>
-          <w:rFonts w:ascii="IRANSansX" w:eastAsia="Times New Roman" w:hAnsi="IRANSansX" w:cs="IRANSansX" w:hint="cs"/>
-          <w:color w:val="000000"/>
-          <w:sz w:val="24"/>
-          <w:szCs w:val="24"/>
-          <w:rtl/>
-        </w:rPr>
-        <w:t xml:space="preserve"> است </w:t>
-      </w:r>
-      <w:r>
-        <w:rPr>
-          <w:rFonts w:ascii="IRANSansX" w:eastAsia="Times New Roman" w:hAnsi="IRANSansX" w:cs="IRANSansX" w:hint="cs"/>
-          <w:color w:val="000000"/>
-          <w:sz w:val="24"/>
-          <w:szCs w:val="24"/>
-          <w:rtl/>
-        </w:rPr>
-        <w:t xml:space="preserve">و باید توضیح </w:t>
-      </w:r>
-      <w:r>
-        <w:rPr>
-          <w:rFonts w:ascii="IRANSansX" w:eastAsia="Times New Roman" w:hAnsi="IRANSansX" w:cs="IRANSansX" w:hint="cs"/>
-          <w:color w:val="000000"/>
-          <w:sz w:val="24"/>
-          <w:szCs w:val="24"/>
-          <w:rtl/>
-        </w:rPr>
-        <w:t xml:space="preserve">زیر </w:t>
-      </w:r>
-      <w:r>
-        <w:rPr>
-          <w:rFonts w:ascii="IRANSansX" w:eastAsia="Times New Roman" w:hAnsi="IRANSansX" w:cs="IRANSansX" w:hint="cs"/>
-          <w:color w:val="000000"/>
-          <w:sz w:val="24"/>
-          <w:szCs w:val="24"/>
-          <w:rtl/>
-        </w:rPr>
-        <w:t xml:space="preserve">به </w:t>
-      </w:r>
-      <w:r>
-        <w:rPr>
-          <w:rFonts w:ascii="IRANSansX" w:eastAsia="Times New Roman" w:hAnsi="IRANSansX" w:cs="IRANSansX" w:hint="cs"/>
-          <w:color w:val="000000"/>
-          <w:sz w:val="24"/>
-          <w:szCs w:val="24"/>
-          <w:rtl/>
-        </w:rPr>
-        <w:t xml:space="preserve">عنوان تفسیر پرسشنامه به </w:t>
-      </w:r>
-      <w:r>
-        <w:rPr>
-          <w:rFonts w:ascii="IRANSansX" w:eastAsia="Times New Roman" w:hAnsi="IRANSansX" w:cs="IRANSansX" w:hint="cs"/>
-          <w:color w:val="000000"/>
-          <w:sz w:val="24"/>
-          <w:szCs w:val="24"/>
-          <w:rtl/>
-        </w:rPr>
-        <w:t>کاربر نمایش داده شود</w:t>
-      </w:r>
-      <w:r>
-        <w:rPr>
-          <w:rFonts w:ascii="IRANSansX" w:eastAsia="Times New Roman" w:hAnsi="IRANSansX" w:cs="IRANSansX" w:hint="cs"/>
-          <w:b/>
-          <w:bCs/>
-          <w:color w:val="000000"/>
-          <w:sz w:val="24"/>
-          <w:szCs w:val="24"/>
-          <w:rtl/>
-        </w:rPr>
-        <w:t xml:space="preserve">: </w:t>
-      </w:r>
-    </w:p>
-    <w:p>
-      <w:pPr>
-        <w:bidi/>
-        <w:spacing w:before="200" w:after="0" w:line="240" w:lineRule="auto"/>
-        <w:jc w:val="both"/>
-        <w:rPr>
-          <w:rFonts w:ascii="IRANSansX" w:eastAsia="Times New Roman" w:hAnsi="IRANSansX" w:cs="IRANSansX"/>
-          <w:color w:val="222222"/>
-          <w:sz w:val="24"/>
-          <w:szCs w:val="24"/>
-          <w:rtl/>
-        </w:rPr>
-      </w:pPr>
-      <w:r>
-        <w:rPr>
-          <w:rFonts w:ascii="IRANSansX" w:eastAsia="Times New Roman" w:hAnsi="IRANSansX" w:cs="IRANSansX"/>
-          <w:color w:val="222222"/>
-          <w:sz w:val="24"/>
-          <w:szCs w:val="24"/>
-          <w:rtl/>
-        </w:rPr>
-        <w:t>معیار فعلی شما: پاسخگویی به انتظارات همه</w:t>
-      </w:r>
-      <w:r>
-        <w:rPr>
-          <w:rFonts w:ascii="IRANSansX" w:eastAsia="Times New Roman" w:hAnsi="IRANSansX" w:cs="IRANSansX" w:hint="cs"/>
-          <w:color w:val="222222"/>
-          <w:sz w:val="24"/>
-          <w:szCs w:val="24"/>
-          <w:rtl/>
-        </w:rPr>
-        <w:t>.</w:t>
+          <w:rtl/>
+        </w:rPr>
+        <w:t xml:space="preserve">" </w:t>
+      </w:r>
+      <w:r>
+        <w:rPr>
+          <w:rFonts w:ascii="IRANSansX" w:eastAsia="Times New Roman" w:hAnsi="IRANSansX" w:cs="IRANSansX"/>
+          <w:color w:val="222222"/>
+          <w:sz w:val="24"/>
+          <w:szCs w:val="24"/>
+          <w:rtl/>
+        </w:rPr>
+        <w:t>تفسیر وضعیت شما</w:t>
+      </w:r>
+      <w:r>
+        <w:rPr>
+          <w:rFonts w:ascii="IRANSansX" w:eastAsia="Times New Roman" w:hAnsi="IRANSansX" w:cs="IRANSansX"/>
+          <w:color w:val="222222"/>
+          <w:sz w:val="24"/>
+          <w:szCs w:val="24"/>
+        </w:rPr>
+        <w:t>:</w:t>
       </w:r>
     </w:p>
     <w:p>
@@ -5212,646 +4991,31 @@
         <w:jc w:val="both"/>
         <w:rPr>
           <w:rFonts w:ascii="IRANSansX" w:eastAsia="Times New Roman" w:hAnsi="IRANSansX" w:cs="IRANSansX"/>
-          <w:color w:val="000000"/>
-          <w:sz w:val="24"/>
-          <w:szCs w:val="24"/>
-          <w:rtl/>
-        </w:rPr>
-      </w:pPr>
-      <w:r>
-        <w:rPr>
-          <w:rFonts w:ascii="IRANSansX" w:eastAsia="Times New Roman" w:hAnsi="IRANSansX" w:cs="IRANSansX"/>
-          <w:color w:val="222222"/>
-          <w:sz w:val="24"/>
-          <w:szCs w:val="24"/>
-          <w:rtl/>
-        </w:rPr>
-        <w:t>شما در «بن‌بست مرز» قرار دارید. در این حالت، بخش اصلی تمرکز شما صرف مسئولیت‌پذیری بیش‌</w:t>
-      </w:r>
-      <w:r>
-        <w:rPr>
-          <w:rFonts w:ascii="IRANSansX" w:eastAsia="Times New Roman" w:hAnsi="IRANSansX" w:cs="IRANSansX" w:hint="cs"/>
-          <w:color w:val="222222"/>
-          <w:sz w:val="24"/>
-          <w:szCs w:val="24"/>
-          <w:rtl/>
-        </w:rPr>
-        <w:t xml:space="preserve"> </w:t>
-      </w:r>
-      <w:r>
-        <w:rPr>
-          <w:rFonts w:ascii="IRANSansX" w:eastAsia="Times New Roman" w:hAnsi="IRANSansX" w:cs="IRANSansX"/>
-          <w:color w:val="222222"/>
-          <w:sz w:val="24"/>
-          <w:szCs w:val="24"/>
-          <w:rtl/>
-        </w:rPr>
-        <w:t>از</w:t>
-      </w:r>
-      <w:r>
-        <w:rPr>
-          <w:rFonts w:ascii="IRANSansX" w:eastAsia="Times New Roman" w:hAnsi="IRANSansX" w:cs="IRANSansX" w:hint="cs"/>
-          <w:color w:val="222222"/>
-          <w:sz w:val="24"/>
-          <w:szCs w:val="24"/>
-          <w:rtl/>
-        </w:rPr>
-        <w:t xml:space="preserve"> </w:t>
-      </w:r>
-      <w:r>
-        <w:rPr>
-          <w:rFonts w:ascii="IRANSansX" w:eastAsia="Times New Roman" w:hAnsi="IRANSansX" w:cs="IRANSansX"/>
-          <w:color w:val="222222"/>
-          <w:sz w:val="24"/>
-          <w:szCs w:val="24"/>
-          <w:rtl/>
-        </w:rPr>
-        <w:t>حد و عقب نماندن از خواسته‌های دیگران می‌شود. منشأ اصلی خستگی شما، نداشتن مرزهای روشن بین وظایف واقعی‌تان و انتظارات اطرافیان (مدیر، همکار یا مشتری) است. این</w:t>
-      </w:r>
-      <w:r>
-        <w:rPr>
-          <w:rFonts w:ascii="IRANSansX" w:eastAsia="Times New Roman" w:hAnsi="IRANSansX" w:cs="IRANSansX" w:hint="cs"/>
-          <w:color w:val="222222"/>
-          <w:sz w:val="24"/>
-          <w:szCs w:val="24"/>
-          <w:rtl/>
-        </w:rPr>
-        <w:t xml:space="preserve"> برای شما</w:t>
-      </w:r>
-      <w:r>
-        <w:rPr>
-          <w:rFonts w:ascii="IRANSansX" w:eastAsia="Times New Roman" w:hAnsi="IRANSansX" w:cs="IRANSansX"/>
-          <w:color w:val="222222"/>
-          <w:sz w:val="24"/>
-          <w:szCs w:val="24"/>
-          <w:rtl/>
-        </w:rPr>
-        <w:t xml:space="preserve"> یک الگوی رفتاری تکرارشونده شده است، نه یک ضعف شخصیتی</w:t>
-      </w:r>
-      <w:r>
-        <w:rPr>
-          <w:rFonts w:ascii="IRANSansX" w:eastAsia="Times New Roman" w:hAnsi="IRANSansX" w:cs="IRANSansX" w:hint="cs"/>
-          <w:color w:val="222222"/>
-          <w:sz w:val="24"/>
-          <w:szCs w:val="24"/>
-          <w:rtl/>
-        </w:rPr>
-        <w:t>.</w:t>
-      </w:r>
-    </w:p>
-    <w:p>
-      <w:pPr>
-        <w:bidi/>
-        <w:spacing w:before="200" w:after="80" w:line="240" w:lineRule="auto"/>
-        <w:jc w:val="both"/>
-        <w:rPr>
-          <w:rFonts w:ascii="IRANSansX" w:eastAsia="Times New Roman" w:hAnsi="IRANSansX" w:cs="IRANSansX"/>
-          <w:sz w:val="28"/>
-          <w:szCs w:val="28"/>
-          <w:rtl/>
-        </w:rPr>
-      </w:pPr>
-      <w:r>
-        <w:rPr>
-          <w:rFonts w:ascii="IRANSansX" w:eastAsia="Times New Roman" w:hAnsi="IRANSansX" w:cs="IRANSansX"/>
-          <w:b/>
-          <w:bCs/>
-          <w:color w:val="000000"/>
-          <w:sz w:val="28"/>
-          <w:szCs w:val="28"/>
-          <w:rtl/>
-        </w:rPr>
-        <w:t>بن‌بست معنا</w:t>
-      </w:r>
-    </w:p>
-    <w:p>
-      <w:pPr>
-        <w:bidi/>
-        <w:spacing w:before="200" w:after="80" w:line="240" w:lineRule="auto"/>
-        <w:jc w:val="both"/>
-        <w:rPr>
-          <w:rFonts w:ascii="IRANSansX" w:eastAsia="Times New Roman" w:hAnsi="IRANSansX" w:cs="IRANSansX"/>
-          <w:b/>
-          <w:bCs/>
-          <w:color w:val="000000"/>
-          <w:sz w:val="24"/>
-          <w:szCs w:val="24"/>
-          <w:rtl/>
-        </w:rPr>
-      </w:pPr>
-      <w:r>
-        <w:rPr>
-          <w:rFonts w:ascii="IRANSansX" w:eastAsia="Times New Roman" w:hAnsi="IRANSansX" w:cs="IRANSansX" w:hint="cs"/>
-          <w:color w:val="000000"/>
-          <w:sz w:val="24"/>
-          <w:szCs w:val="24"/>
-          <w:rtl/>
-        </w:rPr>
-        <w:t xml:space="preserve">اگر </w:t>
-      </w:r>
-      <w:r>
-        <w:rPr>
-          <w:rFonts w:ascii="IRANSansX" w:eastAsia="Times New Roman" w:hAnsi="IRANSansX" w:cs="IRANSansX"/>
-          <w:color w:val="000000"/>
-          <w:sz w:val="24"/>
-          <w:szCs w:val="24"/>
-        </w:rPr>
-        <w:t>T=</w:t>
-      </w:r>
-      <w:r>
-        <w:rPr>
-          <w:rFonts w:ascii="IRANSansX" w:eastAsia="Times New Roman" w:hAnsi="IRANSansX" w:cs="IRANSansX"/>
-          <w:color w:val="000000"/>
-          <w:sz w:val="24"/>
-          <w:szCs w:val="24"/>
-        </w:rPr>
-        <w:t>c</w:t>
-      </w:r>
-      <w:r>
-        <w:rPr>
-          <w:rFonts w:ascii="IRANSansX" w:eastAsia="Times New Roman" w:hAnsi="IRANSansX" w:cs="IRANSansX" w:hint="cs"/>
-          <w:color w:val="000000"/>
-          <w:sz w:val="24"/>
-          <w:szCs w:val="24"/>
-          <w:rtl/>
-        </w:rPr>
-        <w:t xml:space="preserve"> در این صورت پروفایل کاربر « </w:t>
-      </w:r>
-      <w:r>
-        <w:rPr>
-          <w:rFonts w:ascii="IRANSansX" w:eastAsia="Times New Roman" w:hAnsi="IRANSansX" w:cs="IRANSansX"/>
-          <w:b/>
-          <w:bCs/>
-          <w:color w:val="000000"/>
-          <w:sz w:val="24"/>
-          <w:szCs w:val="24"/>
-          <w:rtl/>
-        </w:rPr>
-        <w:t xml:space="preserve">بن‌بست </w:t>
-      </w:r>
-      <w:r>
-        <w:rPr>
-          <w:rFonts w:ascii="IRANSansX" w:eastAsia="Times New Roman" w:hAnsi="IRANSansX" w:cs="IRANSansX" w:hint="cs"/>
-          <w:b/>
-          <w:bCs/>
-          <w:color w:val="000000"/>
-          <w:sz w:val="24"/>
-          <w:szCs w:val="24"/>
-          <w:rtl/>
-        </w:rPr>
-        <w:t>معنا</w:t>
-      </w:r>
-      <w:r>
-        <w:rPr>
-          <w:rFonts w:ascii="IRANSansX" w:eastAsia="Times New Roman" w:hAnsi="IRANSansX" w:cs="IRANSansX" w:hint="cs"/>
-          <w:b/>
-          <w:bCs/>
-          <w:color w:val="000000"/>
-          <w:sz w:val="24"/>
-          <w:szCs w:val="24"/>
-          <w:rtl/>
-        </w:rPr>
-        <w:t xml:space="preserve"> </w:t>
-      </w:r>
-      <w:r>
-        <w:rPr>
-          <w:rFonts w:ascii="IRANSansX" w:eastAsia="Times New Roman" w:hAnsi="IRANSansX" w:cs="IRANSansX" w:hint="cs"/>
-          <w:b/>
-          <w:bCs/>
-          <w:color w:val="000000"/>
-          <w:sz w:val="24"/>
-          <w:szCs w:val="24"/>
-          <w:rtl/>
-        </w:rPr>
-        <w:t>»</w:t>
-      </w:r>
-      <w:r>
-        <w:rPr>
-          <w:rFonts w:ascii="IRANSansX" w:eastAsia="Times New Roman" w:hAnsi="IRANSansX" w:cs="IRANSansX" w:hint="cs"/>
-          <w:color w:val="000000"/>
-          <w:sz w:val="24"/>
-          <w:szCs w:val="24"/>
-          <w:rtl/>
-        </w:rPr>
-        <w:t xml:space="preserve"> است </w:t>
-      </w:r>
-      <w:r>
-        <w:rPr>
-          <w:rFonts w:ascii="IRANSansX" w:eastAsia="Times New Roman" w:hAnsi="IRANSansX" w:cs="IRANSansX" w:hint="cs"/>
-          <w:color w:val="000000"/>
-          <w:sz w:val="24"/>
-          <w:szCs w:val="24"/>
-          <w:rtl/>
-        </w:rPr>
-        <w:t xml:space="preserve">و باید توضیح </w:t>
-      </w:r>
-      <w:r>
-        <w:rPr>
-          <w:rFonts w:ascii="IRANSansX" w:eastAsia="Times New Roman" w:hAnsi="IRANSansX" w:cs="IRANSansX" w:hint="cs"/>
-          <w:color w:val="000000"/>
-          <w:sz w:val="24"/>
-          <w:szCs w:val="24"/>
-          <w:rtl/>
-        </w:rPr>
-        <w:t xml:space="preserve">زیر </w:t>
-      </w:r>
-      <w:r>
-        <w:rPr>
-          <w:rFonts w:ascii="IRANSansX" w:eastAsia="Times New Roman" w:hAnsi="IRANSansX" w:cs="IRANSansX" w:hint="cs"/>
-          <w:color w:val="000000"/>
-          <w:sz w:val="24"/>
-          <w:szCs w:val="24"/>
-          <w:rtl/>
-        </w:rPr>
-        <w:t xml:space="preserve">به </w:t>
-      </w:r>
-      <w:r>
-        <w:rPr>
-          <w:rFonts w:ascii="IRANSansX" w:eastAsia="Times New Roman" w:hAnsi="IRANSansX" w:cs="IRANSansX" w:hint="cs"/>
-          <w:color w:val="000000"/>
-          <w:sz w:val="24"/>
-          <w:szCs w:val="24"/>
-          <w:rtl/>
-        </w:rPr>
-        <w:t xml:space="preserve">عنوان تفسیر پرسشنامه به </w:t>
-      </w:r>
-      <w:r>
-        <w:rPr>
-          <w:rFonts w:ascii="IRANSansX" w:eastAsia="Times New Roman" w:hAnsi="IRANSansX" w:cs="IRANSansX" w:hint="cs"/>
-          <w:color w:val="000000"/>
-          <w:sz w:val="24"/>
-          <w:szCs w:val="24"/>
-          <w:rtl/>
-        </w:rPr>
-        <w:t>کاربر نمایش داده شود</w:t>
-      </w:r>
-      <w:r>
-        <w:rPr>
-          <w:rFonts w:ascii="IRANSansX" w:eastAsia="Times New Roman" w:hAnsi="IRANSansX" w:cs="IRANSansX" w:hint="cs"/>
-          <w:b/>
-          <w:bCs/>
-          <w:color w:val="000000"/>
-          <w:sz w:val="24"/>
-          <w:szCs w:val="24"/>
-          <w:rtl/>
-        </w:rPr>
-        <w:t xml:space="preserve">: </w:t>
-      </w:r>
-    </w:p>
-    <w:p>
-      <w:pPr>
-        <w:bidi/>
-        <w:spacing w:before="200" w:after="0" w:line="240" w:lineRule="auto"/>
-        <w:jc w:val="both"/>
-        <w:rPr>
-          <w:rFonts w:ascii="IRANSansX" w:eastAsia="Times New Roman" w:hAnsi="IRANSansX" w:cs="IRANSansX"/>
-          <w:color w:val="222222"/>
-          <w:sz w:val="24"/>
-          <w:szCs w:val="24"/>
-        </w:rPr>
-      </w:pPr>
-      <w:r>
-        <w:rPr>
-          <w:rFonts w:ascii="IRANSansX" w:eastAsia="Times New Roman" w:hAnsi="IRANSansX" w:cs="IRANSansX"/>
-          <w:color w:val="222222"/>
-          <w:sz w:val="24"/>
-          <w:szCs w:val="24"/>
-          <w:rtl/>
-        </w:rPr>
-        <w:t>معیار فعلی شما: بی‌تفاوتی و رد کردن روزها</w:t>
-      </w:r>
-    </w:p>
-    <w:p>
-      <w:pPr>
-        <w:shd w:val="clear" w:color="auto" w:fill="FFFFFF"/>
-        <w:bidi/>
-        <w:spacing w:after="0" w:line="240" w:lineRule="auto"/>
-        <w:jc w:val="both"/>
-        <w:rPr>
-          <w:rFonts w:ascii="IRANSansX" w:eastAsia="Times New Roman" w:hAnsi="IRANSansX" w:cs="IRANSansX"/>
-          <w:color w:val="222222"/>
-          <w:sz w:val="24"/>
-          <w:szCs w:val="24"/>
-        </w:rPr>
-      </w:pPr>
-      <w:r>
-        <w:rPr>
-          <w:rFonts w:ascii="IRANSansX" w:eastAsia="Times New Roman" w:hAnsi="IRANSansX" w:cs="IRANSansX" w:hint="cs"/>
-          <w:color w:val="222222"/>
-          <w:sz w:val="24"/>
-          <w:szCs w:val="24"/>
-          <w:rtl/>
-        </w:rPr>
-        <w:t>ش</w:t>
-      </w:r>
-      <w:r>
-        <w:rPr>
-          <w:rFonts w:ascii="IRANSansX" w:eastAsia="Times New Roman" w:hAnsi="IRANSansX" w:cs="IRANSansX"/>
-          <w:color w:val="222222"/>
-          <w:sz w:val="24"/>
-          <w:szCs w:val="24"/>
-          <w:rtl/>
-        </w:rPr>
-        <w:t>ما در «بن‌بست معنا» قرار دارید. این وضعیت نشان می‌دهد کاری که انجام می‌دهید، دیگر با ارزش‌ها، اولویت‌ها و آنچه واقعاً برایتان مهم است هم‌راستا نیست. بی‌حسی یا بی‌تفاوتی فعلی شما، نشانه تنبلی یا بی‌انگیزگی ذاتی نیست؛ بلکه یک واکنش طبیعی به فعالیت در محیطی است که مغزتان دیگر دلیلی برای اشتیاق نشان دادن به آن پیدا نمی‌کند</w:t>
-      </w:r>
-      <w:r>
-        <w:rPr>
-          <w:rFonts w:ascii="IRANSansX" w:eastAsia="Times New Roman" w:hAnsi="IRANSansX" w:cs="IRANSansX"/>
-          <w:color w:val="222222"/>
-          <w:sz w:val="24"/>
-          <w:szCs w:val="24"/>
-        </w:rPr>
-        <w:t>.</w:t>
-      </w:r>
-    </w:p>
-    <w:p>
-      <w:pPr>
-        <w:shd w:val="clear" w:color="auto" w:fill="FFFFFF"/>
-        <w:bidi/>
-        <w:spacing w:after="0" w:line="240" w:lineRule="auto"/>
-        <w:rPr>
-          <w:rFonts w:ascii="Arial" w:eastAsia="Times New Roman" w:hAnsi="Arial" w:cs="Arial"/>
-          <w:color w:val="222222"/>
-          <w:sz w:val="24"/>
-          <w:szCs w:val="24"/>
-        </w:rPr>
-      </w:pPr>
-      <w:r>
-        <w:rPr>
-          <w:rFonts w:ascii="Arial" w:eastAsia="Times New Roman" w:hAnsi="Arial" w:cs="Arial"/>
-          <w:color w:val="222222"/>
-          <w:sz w:val="24"/>
-          <w:szCs w:val="24"/>
-        </w:rPr>
-        <w:t> </w:t>
-      </w:r>
-    </w:p>
-    <w:p>
-      <w:pPr>
-        <w:bidi/>
-        <w:spacing w:after="200" w:line="240" w:lineRule="auto"/>
-        <w:jc w:val="both"/>
-        <w:rPr>
-          <w:rFonts w:ascii="IRANSansX" w:eastAsia="Times New Roman" w:hAnsi="IRANSansX" w:cs="IRANSansX"/>
-          <w:color w:val="000000"/>
-          <w:sz w:val="24"/>
-          <w:szCs w:val="24"/>
-          <w:rtl/>
-        </w:rPr>
-      </w:pPr>
-    </w:p>
-    <w:p>
-      <w:pPr>
-        <w:bidi/>
-        <w:spacing w:before="200" w:after="80" w:line="240" w:lineRule="auto"/>
-        <w:jc w:val="both"/>
-        <w:rPr>
-          <w:rFonts w:ascii="IRANSansX" w:eastAsia="Times New Roman" w:hAnsi="IRANSansX" w:cs="IRANSansX"/>
-          <w:sz w:val="28"/>
-          <w:szCs w:val="28"/>
-          <w:rtl/>
-        </w:rPr>
-      </w:pPr>
-      <w:r>
-        <w:rPr>
-          <w:rFonts w:ascii="IRANSansX" w:eastAsia="Times New Roman" w:hAnsi="IRANSansX" w:cs="IRANSansX"/>
-          <w:b/>
-          <w:bCs/>
-          <w:color w:val="000000"/>
-          <w:sz w:val="28"/>
-          <w:szCs w:val="28"/>
-          <w:rtl/>
-        </w:rPr>
-        <w:t>بن‌بست مسیر</w:t>
-      </w:r>
-    </w:p>
-    <w:p>
-      <w:pPr>
-        <w:bidi/>
-        <w:spacing w:before="200" w:after="80" w:line="240" w:lineRule="auto"/>
-        <w:jc w:val="both"/>
-        <w:rPr>
-          <w:rFonts w:ascii="IRANSansX" w:eastAsia="Times New Roman" w:hAnsi="IRANSansX" w:cs="IRANSansX"/>
-          <w:b/>
-          <w:bCs/>
-          <w:color w:val="000000"/>
-          <w:sz w:val="24"/>
-          <w:szCs w:val="24"/>
-          <w:rtl/>
-        </w:rPr>
-      </w:pPr>
-      <w:r>
-        <w:rPr>
-          <w:rFonts w:ascii="IRANSansX" w:eastAsia="Times New Roman" w:hAnsi="IRANSansX" w:cs="IRANSansX" w:hint="cs"/>
-          <w:color w:val="000000"/>
-          <w:sz w:val="24"/>
-          <w:szCs w:val="24"/>
-          <w:rtl/>
-        </w:rPr>
-        <w:lastRenderedPageBreak/>
-        <w:t xml:space="preserve">اگر </w:t>
-      </w:r>
-      <w:r>
-        <w:rPr>
-          <w:rFonts w:ascii="IRANSansX" w:eastAsia="Times New Roman" w:hAnsi="IRANSansX" w:cs="IRANSansX"/>
-          <w:color w:val="000000"/>
-          <w:sz w:val="24"/>
-          <w:szCs w:val="24"/>
-        </w:rPr>
-        <w:t>T=</w:t>
-      </w:r>
-      <w:r>
-        <w:rPr>
-          <w:rFonts w:ascii="IRANSansX" w:eastAsia="Times New Roman" w:hAnsi="IRANSansX" w:cs="IRANSansX"/>
-          <w:color w:val="000000"/>
-          <w:sz w:val="24"/>
-          <w:szCs w:val="24"/>
-        </w:rPr>
-        <w:t>d</w:t>
-      </w:r>
-      <w:r>
-        <w:rPr>
-          <w:rFonts w:ascii="IRANSansX" w:eastAsia="Times New Roman" w:hAnsi="IRANSansX" w:cs="IRANSansX" w:hint="cs"/>
-          <w:color w:val="000000"/>
-          <w:sz w:val="24"/>
-          <w:szCs w:val="24"/>
-          <w:rtl/>
-        </w:rPr>
-        <w:t xml:space="preserve"> در این صورت پروفایل کاربر « </w:t>
-      </w:r>
-      <w:r>
-        <w:rPr>
-          <w:rFonts w:ascii="IRANSansX" w:eastAsia="Times New Roman" w:hAnsi="IRANSansX" w:cs="IRANSansX"/>
-          <w:b/>
-          <w:bCs/>
-          <w:color w:val="000000"/>
-          <w:sz w:val="24"/>
-          <w:szCs w:val="24"/>
-          <w:rtl/>
-        </w:rPr>
-        <w:t xml:space="preserve">بن‌بست </w:t>
-      </w:r>
-      <w:r>
-        <w:rPr>
-          <w:rFonts w:ascii="IRANSansX" w:eastAsia="Times New Roman" w:hAnsi="IRANSansX" w:cs="IRANSansX" w:hint="cs"/>
-          <w:b/>
-          <w:bCs/>
-          <w:color w:val="000000"/>
-          <w:sz w:val="24"/>
-          <w:szCs w:val="24"/>
-          <w:rtl/>
-        </w:rPr>
-        <w:t>مسیر</w:t>
-      </w:r>
-      <w:r>
-        <w:rPr>
-          <w:rFonts w:ascii="IRANSansX" w:eastAsia="Times New Roman" w:hAnsi="IRANSansX" w:cs="IRANSansX" w:hint="cs"/>
-          <w:b/>
-          <w:bCs/>
-          <w:color w:val="000000"/>
-          <w:sz w:val="24"/>
-          <w:szCs w:val="24"/>
-          <w:rtl/>
-        </w:rPr>
-        <w:t xml:space="preserve"> »</w:t>
-      </w:r>
-      <w:r>
-        <w:rPr>
-          <w:rFonts w:ascii="IRANSansX" w:eastAsia="Times New Roman" w:hAnsi="IRANSansX" w:cs="IRANSansX" w:hint="cs"/>
-          <w:color w:val="000000"/>
-          <w:sz w:val="24"/>
-          <w:szCs w:val="24"/>
-          <w:rtl/>
-        </w:rPr>
-        <w:t xml:space="preserve"> است و باید توضیح </w:t>
-      </w:r>
-      <w:r>
-        <w:rPr>
-          <w:rFonts w:ascii="IRANSansX" w:eastAsia="Times New Roman" w:hAnsi="IRANSansX" w:cs="IRANSansX" w:hint="cs"/>
-          <w:color w:val="000000"/>
-          <w:sz w:val="24"/>
-          <w:szCs w:val="24"/>
-          <w:rtl/>
-        </w:rPr>
-        <w:t xml:space="preserve">زیر </w:t>
-      </w:r>
-      <w:r>
-        <w:rPr>
-          <w:rFonts w:ascii="IRANSansX" w:eastAsia="Times New Roman" w:hAnsi="IRANSansX" w:cs="IRANSansX" w:hint="cs"/>
-          <w:color w:val="000000"/>
-          <w:sz w:val="24"/>
-          <w:szCs w:val="24"/>
-          <w:rtl/>
-        </w:rPr>
-        <w:t xml:space="preserve">به </w:t>
-      </w:r>
-      <w:r>
-        <w:rPr>
-          <w:rFonts w:ascii="IRANSansX" w:eastAsia="Times New Roman" w:hAnsi="IRANSansX" w:cs="IRANSansX" w:hint="cs"/>
-          <w:color w:val="000000"/>
-          <w:sz w:val="24"/>
-          <w:szCs w:val="24"/>
-          <w:rtl/>
-        </w:rPr>
-        <w:t xml:space="preserve">عنوان تفسیر پرسشنامه به </w:t>
-      </w:r>
-      <w:r>
-        <w:rPr>
-          <w:rFonts w:ascii="IRANSansX" w:eastAsia="Times New Roman" w:hAnsi="IRANSansX" w:cs="IRANSansX" w:hint="cs"/>
-          <w:color w:val="000000"/>
-          <w:sz w:val="24"/>
-          <w:szCs w:val="24"/>
-          <w:rtl/>
-        </w:rPr>
-        <w:t>کاربر نمایش داده شود</w:t>
-      </w:r>
-      <w:r>
-        <w:rPr>
-          <w:rFonts w:ascii="IRANSansX" w:eastAsia="Times New Roman" w:hAnsi="IRANSansX" w:cs="IRANSansX" w:hint="cs"/>
-          <w:b/>
-          <w:bCs/>
-          <w:color w:val="000000"/>
-          <w:sz w:val="24"/>
-          <w:szCs w:val="24"/>
-          <w:rtl/>
-        </w:rPr>
-        <w:t xml:space="preserve">: </w:t>
-      </w:r>
-    </w:p>
-    <w:p>
-      <w:pPr>
-        <w:shd w:val="clear" w:color="auto" w:fill="FFFFFF"/>
-        <w:bidi/>
-        <w:spacing w:after="0" w:line="240" w:lineRule="auto"/>
-        <w:jc w:val="both"/>
-        <w:rPr>
-          <w:rFonts w:ascii="IRANSansX" w:eastAsia="Times New Roman" w:hAnsi="IRANSansX" w:cs="IRANSansX"/>
-          <w:color w:val="222222"/>
-          <w:sz w:val="24"/>
-          <w:szCs w:val="24"/>
-        </w:rPr>
-      </w:pPr>
-      <w:r>
-        <w:rPr>
-          <w:rFonts w:ascii="IRANSansX" w:eastAsia="Times New Roman" w:hAnsi="IRANSansX" w:cs="IRANSansX"/>
-          <w:color w:val="222222"/>
-          <w:sz w:val="24"/>
-          <w:szCs w:val="24"/>
-        </w:rPr>
-        <w:t xml:space="preserve"> </w:t>
-      </w:r>
-      <w:r>
-        <w:rPr>
-          <w:rFonts w:ascii="IRANSansX" w:eastAsia="Times New Roman" w:hAnsi="IRANSansX" w:cs="IRANSansX"/>
-          <w:color w:val="222222"/>
-          <w:sz w:val="24"/>
-          <w:szCs w:val="24"/>
-          <w:rtl/>
-        </w:rPr>
-        <w:t>معیار فعلی شما: ابهام در قدم بعدی</w:t>
-      </w:r>
-    </w:p>
-    <w:p>
-      <w:pPr>
-        <w:shd w:val="clear" w:color="auto" w:fill="FFFFFF"/>
-        <w:bidi/>
-        <w:spacing w:after="0" w:line="240" w:lineRule="auto"/>
-        <w:jc w:val="both"/>
-        <w:rPr>
-          <w:rFonts w:ascii="IRANSansX" w:eastAsia="Times New Roman" w:hAnsi="IRANSansX" w:cs="IRANSansX"/>
-          <w:color w:val="222222"/>
-          <w:sz w:val="24"/>
-          <w:szCs w:val="24"/>
-          <w:rtl/>
-        </w:rPr>
-      </w:pPr>
-      <w:r>
-        <w:rPr>
-          <w:rFonts w:ascii="IRANSansX" w:eastAsia="Times New Roman" w:hAnsi="IRANSansX" w:cs="IRANSansX"/>
-          <w:color w:val="222222"/>
-          <w:sz w:val="24"/>
-          <w:szCs w:val="24"/>
-        </w:rPr>
-        <w:t xml:space="preserve"> </w:t>
-      </w:r>
-      <w:r>
-        <w:rPr>
-          <w:rFonts w:ascii="IRANSansX" w:eastAsia="Times New Roman" w:hAnsi="IRANSansX" w:cs="IRANSansX"/>
-          <w:color w:val="222222"/>
-          <w:sz w:val="24"/>
-          <w:szCs w:val="24"/>
-          <w:rtl/>
-        </w:rPr>
-        <w:t>شما در «بن‌بست مسیر» قرار دارید. مسئله اصلی شما این است که تصویر شفافی از آینده و «گام بعدی» شغلی‌تان ندارید. شما توانایی و انگیزه کار کردن را دارید، اما نمی‌دانید این انرژی را دقیقاً در چه جهتی صرف کنید. منشأ سردرگمی شما سردرگم بودن اهداف است، نه بی‌استعدادی یا عدم تلاش</w:t>
-      </w:r>
-      <w:r>
-        <w:rPr>
-          <w:rFonts w:ascii="IRANSansX" w:eastAsia="Times New Roman" w:hAnsi="IRANSansX" w:cs="IRANSansX"/>
-          <w:color w:val="222222"/>
-          <w:sz w:val="24"/>
-          <w:szCs w:val="24"/>
-        </w:rPr>
-        <w:t>.</w:t>
+          <w:color w:val="222222"/>
+          <w:sz w:val="24"/>
+          <w:szCs w:val="24"/>
+          <w:rtl/>
+        </w:rPr>
+      </w:pPr>
+      <w:r>
+        <w:rPr>
+          <w:rFonts w:ascii="IRANSansX" w:eastAsia="Times New Roman" w:hAnsi="IRANSansX" w:cs="IRANSansX"/>
+          <w:color w:val="222222"/>
+          <w:sz w:val="24"/>
+          <w:szCs w:val="24"/>
+          <w:rtl/>
+        </w:rPr>
+        <w:t>شما انگیزه و توان کار کردن را دارید، اما تصویر و جهت روشنی از قدم بعدی شغلی‌تان ندارید. درجا زدن در ابهام، حاصل یک «الگوی تکرارشونده» است که انرژی شما را هدر می‌دهد</w:t>
+      </w:r>
+      <w:r>
+        <w:rPr>
+          <w:rFonts w:ascii="IRANSansX" w:eastAsia="Times New Roman" w:hAnsi="IRANSansX" w:cs="IRANSansX"/>
+          <w:color w:val="222222"/>
+          <w:sz w:val="24"/>
+          <w:szCs w:val="24"/>
+          <w:rtl/>
+        </w:rPr>
+        <w:t>."</w:t>
       </w:r>
     </w:p>
     <w:p>
@@ -5895,11 +5059,1929 @@
           <w:szCs w:val="32"/>
           <w:rtl/>
         </w:rPr>
-        <w:t xml:space="preserve">بخش </w:t>
-      </w:r>
-      <w:r>
-        <w:rPr>
-          <w:rFonts w:ascii="IRANSansX" w:eastAsia="Times New Roman" w:hAnsi="IRANSansX" w:cs="IRANSansX" w:hint="cs"/>
+        <w:lastRenderedPageBreak/>
+        <w:t>بخش 2</w:t>
+      </w:r>
+    </w:p>
+    <w:p>
+      <w:pPr>
+        <w:shd w:val="clear" w:color="auto" w:fill="FFFFFF"/>
+        <w:bidi/>
+        <w:spacing w:after="0" w:line="240" w:lineRule="auto"/>
+        <w:rPr>
+          <w:rFonts w:ascii="IRANSansX" w:eastAsia="Times New Roman" w:hAnsi="IRANSansX" w:cs="IRANSansX"/>
+          <w:color w:val="222222"/>
+          <w:sz w:val="24"/>
+          <w:szCs w:val="24"/>
+          <w:rtl/>
+        </w:rPr>
+      </w:pPr>
+      <w:r>
+        <w:rPr>
+          <w:rFonts w:ascii="IRANSansX" w:eastAsia="Times New Roman" w:hAnsi="IRANSansX" w:cs="IRANSansX" w:hint="cs"/>
+          <w:color w:val="222222"/>
+          <w:sz w:val="24"/>
+          <w:szCs w:val="24"/>
+          <w:rtl/>
+        </w:rPr>
+        <w:t xml:space="preserve">اگر </w:t>
+      </w:r>
+      <w:r>
+        <w:rPr>
+          <w:rFonts w:ascii="IRANSansX" w:eastAsia="Times New Roman" w:hAnsi="IRANSansX" w:cs="IRANSansX"/>
+          <w:color w:val="222222"/>
+          <w:sz w:val="24"/>
+          <w:szCs w:val="24"/>
+        </w:rPr>
+        <w:t>a=b</w:t>
+      </w:r>
+      <w:r>
+        <w:rPr>
+          <w:rFonts w:ascii="IRANSansX" w:eastAsia="Times New Roman" w:hAnsi="IRANSansX" w:cs="IRANSansX" w:hint="cs"/>
+          <w:color w:val="222222"/>
+          <w:sz w:val="24"/>
+          <w:szCs w:val="24"/>
+          <w:rtl/>
+          <w:lang w:bidi="fa-IR"/>
+        </w:rPr>
+        <w:t xml:space="preserve"> آنگاه </w:t>
+      </w:r>
+      <w:r>
+        <w:rPr>
+          <w:rFonts w:ascii="IRANSansX" w:eastAsia="Times New Roman" w:hAnsi="IRANSansX" w:cs="IRANSansX"/>
+          <w:color w:val="000000"/>
+          <w:sz w:val="24"/>
+          <w:szCs w:val="24"/>
+          <w:rtl/>
+        </w:rPr>
+        <w:t xml:space="preserve">پروفایل کاربر « </w:t>
+      </w:r>
+      <w:r>
+        <w:rPr>
+          <w:rFonts w:ascii="IRANSansX" w:eastAsia="Times New Roman" w:hAnsi="IRANSansX" w:cs="IRANSansX"/>
+          <w:color w:val="222222"/>
+          <w:sz w:val="24"/>
+          <w:szCs w:val="24"/>
+          <w:rtl/>
+        </w:rPr>
+        <w:t>کمبود اختیار</w:t>
+      </w:r>
+      <w:r>
+        <w:rPr>
+          <w:rFonts w:ascii="IRANSansX" w:eastAsia="Times New Roman" w:hAnsi="IRANSansX" w:cs="IRANSansX" w:hint="cs"/>
+          <w:color w:val="222222"/>
+          <w:sz w:val="24"/>
+          <w:szCs w:val="24"/>
+          <w:rtl/>
+        </w:rPr>
+        <w:t xml:space="preserve"> و </w:t>
+      </w:r>
+      <w:r>
+        <w:rPr>
+          <w:rFonts w:ascii="IRANSansX" w:eastAsia="Times New Roman" w:hAnsi="IRANSansX" w:cs="IRANSansX"/>
+          <w:color w:val="222222"/>
+          <w:sz w:val="24"/>
+          <w:szCs w:val="24"/>
+          <w:rtl/>
+        </w:rPr>
+        <w:t>مرزگذاری ضعیف در کار</w:t>
+      </w:r>
+      <w:r>
+        <w:rPr>
+          <w:rFonts w:ascii="IRANSansX" w:eastAsia="Times New Roman" w:hAnsi="IRANSansX" w:cs="IRANSansX" w:hint="cs"/>
+          <w:color w:val="222222"/>
+          <w:sz w:val="24"/>
+          <w:szCs w:val="24"/>
+          <w:rtl/>
+        </w:rPr>
+        <w:t xml:space="preserve"> </w:t>
+      </w:r>
+      <w:r>
+        <w:rPr>
+          <w:rFonts w:ascii="IRANSansX" w:eastAsia="Times New Roman" w:hAnsi="IRANSansX" w:cs="IRANSansX"/>
+          <w:b/>
+          <w:bCs/>
+          <w:color w:val="000000"/>
+          <w:sz w:val="24"/>
+          <w:szCs w:val="24"/>
+          <w:rtl/>
+        </w:rPr>
+        <w:t>»</w:t>
+      </w:r>
+      <w:r>
+        <w:rPr>
+          <w:rFonts w:ascii="IRANSansX" w:eastAsia="Times New Roman" w:hAnsi="IRANSansX" w:cs="IRANSansX"/>
+          <w:color w:val="000000"/>
+          <w:sz w:val="24"/>
+          <w:szCs w:val="24"/>
+          <w:rtl/>
+        </w:rPr>
+        <w:t xml:space="preserve"> است و </w:t>
+      </w:r>
+      <w:r>
+        <w:rPr>
+          <w:rFonts w:ascii="IRANSansX" w:eastAsia="Times New Roman" w:hAnsi="IRANSansX" w:cs="IRANSansX" w:hint="cs"/>
+          <w:color w:val="000000"/>
+          <w:sz w:val="24"/>
+          <w:szCs w:val="24"/>
+          <w:rtl/>
+        </w:rPr>
+        <w:t xml:space="preserve">باید توضیح </w:t>
+      </w:r>
+      <w:r>
+        <w:rPr>
+          <w:rFonts w:ascii="IRANSansX" w:eastAsia="Times New Roman" w:hAnsi="IRANSansX" w:cs="IRANSansX" w:hint="cs"/>
+          <w:color w:val="000000"/>
+          <w:sz w:val="24"/>
+          <w:szCs w:val="24"/>
+          <w:rtl/>
+        </w:rPr>
+        <w:t xml:space="preserve">زیر </w:t>
+      </w:r>
+      <w:r>
+        <w:rPr>
+          <w:rFonts w:ascii="IRANSansX" w:eastAsia="Times New Roman" w:hAnsi="IRANSansX" w:cs="IRANSansX" w:hint="cs"/>
+          <w:color w:val="000000"/>
+          <w:sz w:val="24"/>
+          <w:szCs w:val="24"/>
+          <w:rtl/>
+        </w:rPr>
+        <w:t xml:space="preserve">به </w:t>
+      </w:r>
+      <w:r>
+        <w:rPr>
+          <w:rFonts w:ascii="IRANSansX" w:eastAsia="Times New Roman" w:hAnsi="IRANSansX" w:cs="IRANSansX" w:hint="cs"/>
+          <w:color w:val="000000"/>
+          <w:sz w:val="24"/>
+          <w:szCs w:val="24"/>
+          <w:rtl/>
+        </w:rPr>
+        <w:t xml:space="preserve">عنوان تفسیر پرسشنامه به </w:t>
+      </w:r>
+      <w:r>
+        <w:rPr>
+          <w:rFonts w:ascii="IRANSansX" w:eastAsia="Times New Roman" w:hAnsi="IRANSansX" w:cs="IRANSansX" w:hint="cs"/>
+          <w:color w:val="000000"/>
+          <w:sz w:val="24"/>
+          <w:szCs w:val="24"/>
+          <w:rtl/>
+        </w:rPr>
+        <w:t>کاربر نمایش داده شود</w:t>
+      </w:r>
+      <w:r>
+        <w:rPr>
+          <w:rFonts w:ascii="IRANSansX" w:eastAsia="Times New Roman" w:hAnsi="IRANSansX" w:cs="IRANSansX" w:hint="cs"/>
+          <w:b/>
+          <w:bCs/>
+          <w:color w:val="000000"/>
+          <w:sz w:val="24"/>
+          <w:szCs w:val="24"/>
+          <w:rtl/>
+        </w:rPr>
+        <w:t xml:space="preserve">: </w:t>
+      </w:r>
+    </w:p>
+    <w:p>
+      <w:pPr>
+        <w:shd w:val="clear" w:color="auto" w:fill="FFFFFF"/>
+        <w:bidi/>
+        <w:spacing w:after="0" w:line="240" w:lineRule="auto"/>
+        <w:jc w:val="both"/>
+        <w:rPr>
+          <w:rFonts w:ascii="IRANSansX" w:eastAsia="Times New Roman" w:hAnsi="IRANSansX" w:cs="IRANSansX"/>
+          <w:color w:val="222222"/>
+          <w:sz w:val="24"/>
+          <w:szCs w:val="24"/>
+        </w:rPr>
+      </w:pPr>
+      <w:r>
+        <w:rPr>
+          <w:rFonts w:ascii="IRANSansX" w:eastAsia="Times New Roman" w:hAnsi="IRANSansX" w:cs="IRANSansX"/>
+          <w:color w:val="222222"/>
+          <w:sz w:val="24"/>
+          <w:szCs w:val="24"/>
+          <w:rtl/>
+        </w:rPr>
+        <w:t xml:space="preserve">" </w:t>
+      </w:r>
+      <w:r>
+        <w:rPr>
+          <w:rFonts w:ascii="IRANSansX" w:eastAsia="Times New Roman" w:hAnsi="IRANSansX" w:cs="IRANSansX"/>
+          <w:color w:val="222222"/>
+          <w:sz w:val="24"/>
+          <w:szCs w:val="24"/>
+          <w:rtl/>
+        </w:rPr>
+        <w:t>تفسیر وضعیت شما</w:t>
+      </w:r>
+      <w:r>
+        <w:rPr>
+          <w:rFonts w:ascii="IRANSansX" w:eastAsia="Times New Roman" w:hAnsi="IRANSansX" w:cs="IRANSansX"/>
+          <w:color w:val="222222"/>
+          <w:sz w:val="24"/>
+          <w:szCs w:val="24"/>
+        </w:rPr>
+        <w:t>:</w:t>
+      </w:r>
+    </w:p>
+    <w:p>
+      <w:pPr>
+        <w:shd w:val="clear" w:color="auto" w:fill="FFFFFF"/>
+        <w:bidi/>
+        <w:spacing w:after="0" w:line="240" w:lineRule="auto"/>
+        <w:jc w:val="both"/>
+        <w:rPr>
+          <w:rFonts w:ascii="IRANSansX" w:eastAsia="Times New Roman" w:hAnsi="IRANSansX" w:cs="IRANSansX"/>
+          <w:color w:val="222222"/>
+          <w:sz w:val="24"/>
+          <w:szCs w:val="24"/>
+        </w:rPr>
+      </w:pPr>
+      <w:r>
+        <w:rPr>
+          <w:rFonts w:ascii="IRANSansX" w:eastAsia="Times New Roman" w:hAnsi="IRANSansX" w:cs="IRANSansX"/>
+          <w:color w:val="222222"/>
+          <w:sz w:val="24"/>
+          <w:szCs w:val="24"/>
+          <w:rtl/>
+        </w:rPr>
+        <w:t>شما هم‌زمان دچار عدم استقلال در کار و به دوش کشیدن کارهای دیگران هستید. این الگوی تکرارشونده باعث شده مدام بار کارهای بقیه را بکشید، اما خودتان حق تصمیم‌گیری و اعمال نظر نداشته باشید</w:t>
+      </w:r>
+      <w:r>
+        <w:rPr>
+          <w:rFonts w:ascii="IRANSansX" w:eastAsia="Times New Roman" w:hAnsi="IRANSansX" w:cs="IRANSansX"/>
+          <w:color w:val="222222"/>
+          <w:sz w:val="24"/>
+          <w:szCs w:val="24"/>
+        </w:rPr>
+        <w:t>.</w:t>
+      </w:r>
+      <w:r>
+        <w:rPr>
+          <w:rFonts w:ascii="IRANSansX" w:eastAsia="Times New Roman" w:hAnsi="IRANSansX" w:cs="IRANSansX" w:hint="cs"/>
+          <w:color w:val="222222"/>
+          <w:sz w:val="24"/>
+          <w:szCs w:val="24"/>
+          <w:rtl/>
+        </w:rPr>
+        <w:t>"</w:t>
+      </w:r>
+    </w:p>
+    <w:p>
+      <w:pPr>
+        <w:bidi/>
+        <w:spacing w:before="200" w:after="0" w:line="240" w:lineRule="auto"/>
+        <w:jc w:val="both"/>
+        <w:rPr>
+          <w:rFonts w:ascii="IRANSansX" w:eastAsia="Times New Roman" w:hAnsi="IRANSansX" w:cs="IRANSansX" w:hint="cs"/>
+          <w:color w:val="222222"/>
+          <w:sz w:val="24"/>
+          <w:szCs w:val="24"/>
+          <w:rtl/>
+          <w:lang w:bidi="fa-IR"/>
+        </w:rPr>
+      </w:pPr>
+    </w:p>
+    <w:p>
+      <w:pPr>
+        <w:shd w:val="clear" w:color="auto" w:fill="FFFFFF"/>
+        <w:bidi/>
+        <w:spacing w:after="0" w:line="240" w:lineRule="auto"/>
+        <w:jc w:val="both"/>
+        <w:rPr>
+          <w:rFonts w:ascii="IRANSansX" w:eastAsia="Times New Roman" w:hAnsi="IRANSansX" w:cs="IRANSansX"/>
+          <w:b/>
+          <w:bCs/>
+          <w:color w:val="000000"/>
+          <w:sz w:val="24"/>
+          <w:szCs w:val="24"/>
+          <w:rtl/>
+        </w:rPr>
+      </w:pPr>
+      <w:r>
+        <w:rPr>
+          <w:rFonts w:ascii="IRANSansX" w:eastAsia="Times New Roman" w:hAnsi="IRANSansX" w:cs="IRANSansX" w:hint="cs"/>
+          <w:color w:val="222222"/>
+          <w:sz w:val="24"/>
+          <w:szCs w:val="24"/>
+          <w:rtl/>
+          <w:lang w:bidi="fa-IR"/>
+        </w:rPr>
+        <w:t xml:space="preserve">اگر </w:t>
+      </w:r>
+      <w:r>
+        <w:rPr>
+          <w:rFonts w:ascii="IRANSansX" w:eastAsia="Times New Roman" w:hAnsi="IRANSansX" w:cs="IRANSansX"/>
+          <w:color w:val="222222"/>
+          <w:sz w:val="24"/>
+          <w:szCs w:val="24"/>
+          <w:lang w:bidi="fa-IR"/>
+        </w:rPr>
+        <w:t>a=c</w:t>
+      </w:r>
+      <w:r>
+        <w:rPr>
+          <w:rFonts w:ascii="IRANSansX" w:eastAsia="Times New Roman" w:hAnsi="IRANSansX" w:cs="IRANSansX" w:hint="cs"/>
+          <w:color w:val="222222"/>
+          <w:sz w:val="24"/>
+          <w:szCs w:val="24"/>
+          <w:rtl/>
+          <w:lang w:bidi="fa-IR"/>
+        </w:rPr>
+        <w:t xml:space="preserve"> آنگاه </w:t>
+      </w:r>
+      <w:r>
+        <w:rPr>
+          <w:rFonts w:ascii="IRANSansX" w:eastAsia="Times New Roman" w:hAnsi="IRANSansX" w:cs="IRANSansX"/>
+          <w:color w:val="000000"/>
+          <w:sz w:val="24"/>
+          <w:szCs w:val="24"/>
+          <w:rtl/>
+        </w:rPr>
+        <w:t xml:space="preserve">پروفایل کاربر « </w:t>
+      </w:r>
+      <w:r>
+        <w:rPr>
+          <w:rFonts w:ascii="IRANSansX" w:eastAsia="Times New Roman" w:hAnsi="IRANSansX" w:cs="IRANSansX"/>
+          <w:color w:val="222222"/>
+          <w:sz w:val="24"/>
+          <w:szCs w:val="24"/>
+          <w:rtl/>
+        </w:rPr>
+        <w:t>کمبود اختیار</w:t>
+      </w:r>
+      <w:r>
+        <w:rPr>
+          <w:rFonts w:ascii="IRANSansX" w:eastAsia="Times New Roman" w:hAnsi="IRANSansX" w:cs="IRANSansX" w:hint="cs"/>
+          <w:color w:val="222222"/>
+          <w:sz w:val="24"/>
+          <w:szCs w:val="24"/>
+          <w:rtl/>
+        </w:rPr>
+        <w:t xml:space="preserve"> و </w:t>
+      </w:r>
+      <w:r>
+        <w:rPr>
+          <w:rFonts w:ascii="IRANSansX" w:eastAsia="Times New Roman" w:hAnsi="IRANSansX" w:cs="IRANSansX"/>
+          <w:color w:val="222222"/>
+          <w:sz w:val="24"/>
+          <w:szCs w:val="24"/>
+          <w:rtl/>
+        </w:rPr>
+        <w:t>افت انگیزه</w:t>
+      </w:r>
+      <w:r>
+        <w:rPr>
+          <w:rFonts w:ascii="IRANSansX" w:eastAsia="Times New Roman" w:hAnsi="IRANSansX" w:cs="IRANSansX"/>
+          <w:b/>
+          <w:bCs/>
+          <w:color w:val="000000"/>
+          <w:sz w:val="24"/>
+          <w:szCs w:val="24"/>
+          <w:rtl/>
+        </w:rPr>
+        <w:t xml:space="preserve"> </w:t>
+      </w:r>
+      <w:r>
+        <w:rPr>
+          <w:rFonts w:ascii="IRANSansX" w:eastAsia="Times New Roman" w:hAnsi="IRANSansX" w:cs="IRANSansX"/>
+          <w:b/>
+          <w:bCs/>
+          <w:color w:val="000000"/>
+          <w:sz w:val="24"/>
+          <w:szCs w:val="24"/>
+          <w:rtl/>
+        </w:rPr>
+        <w:t>»</w:t>
+      </w:r>
+      <w:r>
+        <w:rPr>
+          <w:rFonts w:ascii="IRANSansX" w:eastAsia="Times New Roman" w:hAnsi="IRANSansX" w:cs="IRANSansX"/>
+          <w:color w:val="000000"/>
+          <w:sz w:val="24"/>
+          <w:szCs w:val="24"/>
+          <w:rtl/>
+        </w:rPr>
+        <w:t xml:space="preserve"> است و </w:t>
+      </w:r>
+      <w:r>
+        <w:rPr>
+          <w:rFonts w:ascii="IRANSansX" w:eastAsia="Times New Roman" w:hAnsi="IRANSansX" w:cs="IRANSansX" w:hint="cs"/>
+          <w:color w:val="000000"/>
+          <w:sz w:val="24"/>
+          <w:szCs w:val="24"/>
+          <w:rtl/>
+        </w:rPr>
+        <w:t xml:space="preserve">باید توضیح </w:t>
+      </w:r>
+      <w:r>
+        <w:rPr>
+          <w:rFonts w:ascii="IRANSansX" w:eastAsia="Times New Roman" w:hAnsi="IRANSansX" w:cs="IRANSansX" w:hint="cs"/>
+          <w:color w:val="000000"/>
+          <w:sz w:val="24"/>
+          <w:szCs w:val="24"/>
+          <w:rtl/>
+        </w:rPr>
+        <w:t xml:space="preserve">زیر </w:t>
+      </w:r>
+      <w:r>
+        <w:rPr>
+          <w:rFonts w:ascii="IRANSansX" w:eastAsia="Times New Roman" w:hAnsi="IRANSansX" w:cs="IRANSansX" w:hint="cs"/>
+          <w:color w:val="000000"/>
+          <w:sz w:val="24"/>
+          <w:szCs w:val="24"/>
+          <w:rtl/>
+        </w:rPr>
+        <w:t xml:space="preserve">به </w:t>
+      </w:r>
+      <w:r>
+        <w:rPr>
+          <w:rFonts w:ascii="IRANSansX" w:eastAsia="Times New Roman" w:hAnsi="IRANSansX" w:cs="IRANSansX" w:hint="cs"/>
+          <w:color w:val="000000"/>
+          <w:sz w:val="24"/>
+          <w:szCs w:val="24"/>
+          <w:rtl/>
+        </w:rPr>
+        <w:t xml:space="preserve">عنوان تفسیر پرسشنامه به </w:t>
+      </w:r>
+      <w:r>
+        <w:rPr>
+          <w:rFonts w:ascii="IRANSansX" w:eastAsia="Times New Roman" w:hAnsi="IRANSansX" w:cs="IRANSansX" w:hint="cs"/>
+          <w:color w:val="000000"/>
+          <w:sz w:val="24"/>
+          <w:szCs w:val="24"/>
+          <w:rtl/>
+        </w:rPr>
+        <w:t>کاربر نمایش داده شود</w:t>
+      </w:r>
+      <w:r>
+        <w:rPr>
+          <w:rFonts w:ascii="IRANSansX" w:eastAsia="Times New Roman" w:hAnsi="IRANSansX" w:cs="IRANSansX" w:hint="cs"/>
+          <w:b/>
+          <w:bCs/>
+          <w:color w:val="000000"/>
+          <w:sz w:val="24"/>
+          <w:szCs w:val="24"/>
+          <w:rtl/>
+        </w:rPr>
+        <w:t>:</w:t>
+      </w:r>
+    </w:p>
+    <w:p>
+      <w:pPr>
+        <w:shd w:val="clear" w:color="auto" w:fill="FFFFFF"/>
+        <w:bidi/>
+        <w:spacing w:after="0" w:line="240" w:lineRule="auto"/>
+        <w:jc w:val="both"/>
+        <w:rPr>
+          <w:rFonts w:ascii="IRANSansX" w:eastAsia="Times New Roman" w:hAnsi="IRANSansX" w:cs="IRANSansX"/>
+          <w:color w:val="222222"/>
+          <w:sz w:val="24"/>
+          <w:szCs w:val="24"/>
+        </w:rPr>
+      </w:pPr>
+      <w:r>
+        <w:rPr>
+          <w:rFonts w:ascii="IRANSansX" w:eastAsia="Times New Roman" w:hAnsi="IRANSansX" w:cs="IRANSansX"/>
+          <w:color w:val="222222"/>
+          <w:sz w:val="24"/>
+          <w:szCs w:val="24"/>
+          <w:rtl/>
+        </w:rPr>
+        <w:t xml:space="preserve">" </w:t>
+      </w:r>
+      <w:r>
+        <w:rPr>
+          <w:rFonts w:ascii="IRANSansX" w:eastAsia="Times New Roman" w:hAnsi="IRANSansX" w:cs="IRANSansX"/>
+          <w:color w:val="222222"/>
+          <w:sz w:val="24"/>
+          <w:szCs w:val="24"/>
+          <w:rtl/>
+        </w:rPr>
+        <w:t>تفسیر وضعیت شما</w:t>
+      </w:r>
+      <w:r>
+        <w:rPr>
+          <w:rFonts w:ascii="IRANSansX" w:eastAsia="Times New Roman" w:hAnsi="IRANSansX" w:cs="IRANSansX"/>
+          <w:color w:val="222222"/>
+          <w:sz w:val="24"/>
+          <w:szCs w:val="24"/>
+        </w:rPr>
+        <w:t>:</w:t>
+      </w:r>
+    </w:p>
+    <w:p>
+      <w:pPr>
+        <w:shd w:val="clear" w:color="auto" w:fill="FFFFFF"/>
+        <w:bidi/>
+        <w:spacing w:after="0" w:line="240" w:lineRule="auto"/>
+        <w:jc w:val="both"/>
+        <w:rPr>
+          <w:rFonts w:ascii="IRANSansX" w:eastAsia="Times New Roman" w:hAnsi="IRANSansX" w:cs="IRANSansX"/>
+          <w:color w:val="222222"/>
+          <w:sz w:val="24"/>
+          <w:szCs w:val="24"/>
+        </w:rPr>
+      </w:pPr>
+      <w:r>
+        <w:rPr>
+          <w:rFonts w:ascii="IRANSansX" w:eastAsia="Times New Roman" w:hAnsi="IRANSansX" w:cs="IRANSansX"/>
+          <w:color w:val="222222"/>
+          <w:sz w:val="24"/>
+          <w:szCs w:val="24"/>
+          <w:rtl/>
+        </w:rPr>
+        <w:t>شما هم‌زمان دچار کمبود اختیار در کار و افت انگیزه شده‌اید. این الگوی تکرارشونده باعث شده انرژی خود را صرف کارهایی کنید که نه اختیاری روی نحوه انجامشان دارید و نه دیگر برایتان انگیزه‌بخش هستند</w:t>
+      </w:r>
+      <w:r>
+        <w:rPr>
+          <w:rFonts w:ascii="IRANSansX" w:eastAsia="Times New Roman" w:hAnsi="IRANSansX" w:cs="IRANSansX"/>
+          <w:color w:val="222222"/>
+          <w:sz w:val="24"/>
+          <w:szCs w:val="24"/>
+        </w:rPr>
+        <w:t>.</w:t>
+      </w:r>
+      <w:r>
+        <w:rPr>
+          <w:rFonts w:ascii="IRANSansX" w:eastAsia="Times New Roman" w:hAnsi="IRANSansX" w:cs="IRANSansX" w:hint="cs"/>
+          <w:color w:val="222222"/>
+          <w:sz w:val="24"/>
+          <w:szCs w:val="24"/>
+          <w:rtl/>
+        </w:rPr>
+        <w:t>"</w:t>
+      </w:r>
+    </w:p>
+    <w:p>
+      <w:pPr>
+        <w:shd w:val="clear" w:color="auto" w:fill="FFFFFF"/>
+        <w:bidi/>
+        <w:spacing w:after="0" w:line="240" w:lineRule="auto"/>
+        <w:jc w:val="both"/>
+        <w:rPr>
+          <w:rFonts w:ascii="IRANSansX" w:eastAsia="Times New Roman" w:hAnsi="IRANSansX" w:cs="IRANSansX"/>
+          <w:b/>
+          <w:bCs/>
+          <w:color w:val="000000"/>
+          <w:sz w:val="24"/>
+          <w:szCs w:val="24"/>
+          <w:rtl/>
+        </w:rPr>
+      </w:pPr>
+    </w:p>
+    <w:p>
+      <w:pPr>
+        <w:shd w:val="clear" w:color="auto" w:fill="FFFFFF"/>
+        <w:bidi/>
+        <w:spacing w:after="0" w:line="240" w:lineRule="auto"/>
+        <w:jc w:val="both"/>
+        <w:rPr>
+          <w:rFonts w:ascii="IRANSansX" w:eastAsia="Times New Roman" w:hAnsi="IRANSansX" w:cs="IRANSansX"/>
+          <w:b/>
+          <w:bCs/>
+          <w:color w:val="000000"/>
+          <w:sz w:val="24"/>
+          <w:szCs w:val="24"/>
+          <w:rtl/>
+        </w:rPr>
+      </w:pPr>
+    </w:p>
+    <w:p>
+      <w:pPr>
+        <w:shd w:val="clear" w:color="auto" w:fill="FFFFFF"/>
+        <w:bidi/>
+        <w:spacing w:after="0" w:line="240" w:lineRule="auto"/>
+        <w:jc w:val="both"/>
+        <w:rPr>
+          <w:rFonts w:ascii="IRANSansX" w:eastAsia="Times New Roman" w:hAnsi="IRANSansX" w:cs="IRANSansX"/>
+          <w:b/>
+          <w:bCs/>
+          <w:color w:val="000000"/>
+          <w:sz w:val="24"/>
+          <w:szCs w:val="24"/>
+          <w:rtl/>
+        </w:rPr>
+      </w:pPr>
+      <w:r>
+        <w:rPr>
+          <w:rFonts w:ascii="IRANSansX" w:eastAsia="Times New Roman" w:hAnsi="IRANSansX" w:cs="IRANSansX" w:hint="cs"/>
+          <w:sz w:val="24"/>
+          <w:szCs w:val="24"/>
+          <w:rtl/>
+          <w:lang w:bidi="fa-IR"/>
+        </w:rPr>
+        <w:t xml:space="preserve">اگر </w:t>
+      </w:r>
+      <w:r>
+        <w:rPr>
+          <w:rFonts w:ascii="IRANSansX" w:eastAsia="Times New Roman" w:hAnsi="IRANSansX" w:cs="IRANSansX"/>
+          <w:sz w:val="24"/>
+          <w:szCs w:val="24"/>
+          <w:lang w:bidi="fa-IR"/>
+        </w:rPr>
+        <w:t>a=d</w:t>
+      </w:r>
+      <w:r>
+        <w:rPr>
+          <w:rFonts w:ascii="IRANSansX" w:eastAsia="Times New Roman" w:hAnsi="IRANSansX" w:cs="IRANSansX" w:hint="cs"/>
+          <w:sz w:val="24"/>
+          <w:szCs w:val="24"/>
+          <w:rtl/>
+          <w:lang w:bidi="fa-IR"/>
+        </w:rPr>
+        <w:t xml:space="preserve"> </w:t>
+      </w:r>
+      <w:r>
+        <w:rPr>
+          <w:rFonts w:ascii="IRANSansX" w:eastAsia="Times New Roman" w:hAnsi="IRANSansX" w:cs="IRANSansX" w:hint="cs"/>
+          <w:color w:val="222222"/>
+          <w:sz w:val="24"/>
+          <w:szCs w:val="24"/>
+          <w:rtl/>
+          <w:lang w:bidi="fa-IR"/>
+        </w:rPr>
+        <w:t xml:space="preserve">آنگاه </w:t>
+      </w:r>
+      <w:r>
+        <w:rPr>
+          <w:rFonts w:ascii="IRANSansX" w:eastAsia="Times New Roman" w:hAnsi="IRANSansX" w:cs="IRANSansX"/>
+          <w:color w:val="000000"/>
+          <w:sz w:val="24"/>
+          <w:szCs w:val="24"/>
+          <w:rtl/>
+        </w:rPr>
+        <w:t xml:space="preserve">پروفایل کاربر « </w:t>
+      </w:r>
+      <w:r>
+        <w:rPr>
+          <w:rFonts w:ascii="IRANSansX" w:eastAsia="Times New Roman" w:hAnsi="IRANSansX" w:cs="IRANSansX"/>
+          <w:color w:val="222222"/>
+          <w:sz w:val="24"/>
+          <w:szCs w:val="24"/>
+          <w:rtl/>
+        </w:rPr>
+        <w:t>کمبود اختیار</w:t>
+      </w:r>
+      <w:r>
+        <w:rPr>
+          <w:rFonts w:ascii="IRANSansX" w:eastAsia="Times New Roman" w:hAnsi="IRANSansX" w:cs="IRANSansX" w:hint="cs"/>
+          <w:color w:val="222222"/>
+          <w:sz w:val="24"/>
+          <w:szCs w:val="24"/>
+          <w:rtl/>
+        </w:rPr>
+        <w:t xml:space="preserve"> و ابهام در مسیر</w:t>
+      </w:r>
+      <w:r>
+        <w:rPr>
+          <w:rFonts w:ascii="IRANSansX" w:eastAsia="Times New Roman" w:hAnsi="IRANSansX" w:cs="IRANSansX"/>
+          <w:b/>
+          <w:bCs/>
+          <w:color w:val="000000"/>
+          <w:sz w:val="24"/>
+          <w:szCs w:val="24"/>
+          <w:rtl/>
+        </w:rPr>
+        <w:t xml:space="preserve"> </w:t>
+      </w:r>
+      <w:r>
+        <w:rPr>
+          <w:rFonts w:ascii="IRANSansX" w:eastAsia="Times New Roman" w:hAnsi="IRANSansX" w:cs="IRANSansX"/>
+          <w:b/>
+          <w:bCs/>
+          <w:color w:val="000000"/>
+          <w:sz w:val="24"/>
+          <w:szCs w:val="24"/>
+          <w:rtl/>
+        </w:rPr>
+        <w:t>»</w:t>
+      </w:r>
+      <w:r>
+        <w:rPr>
+          <w:rFonts w:ascii="IRANSansX" w:eastAsia="Times New Roman" w:hAnsi="IRANSansX" w:cs="IRANSansX"/>
+          <w:color w:val="000000"/>
+          <w:sz w:val="24"/>
+          <w:szCs w:val="24"/>
+          <w:rtl/>
+        </w:rPr>
+        <w:t xml:space="preserve"> است و </w:t>
+      </w:r>
+      <w:r>
+        <w:rPr>
+          <w:rFonts w:ascii="IRANSansX" w:eastAsia="Times New Roman" w:hAnsi="IRANSansX" w:cs="IRANSansX" w:hint="cs"/>
+          <w:color w:val="000000"/>
+          <w:sz w:val="24"/>
+          <w:szCs w:val="24"/>
+          <w:rtl/>
+        </w:rPr>
+        <w:t xml:space="preserve">باید توضیح </w:t>
+      </w:r>
+      <w:r>
+        <w:rPr>
+          <w:rFonts w:ascii="IRANSansX" w:eastAsia="Times New Roman" w:hAnsi="IRANSansX" w:cs="IRANSansX" w:hint="cs"/>
+          <w:color w:val="000000"/>
+          <w:sz w:val="24"/>
+          <w:szCs w:val="24"/>
+          <w:rtl/>
+        </w:rPr>
+        <w:t xml:space="preserve">زیر </w:t>
+      </w:r>
+      <w:r>
+        <w:rPr>
+          <w:rFonts w:ascii="IRANSansX" w:eastAsia="Times New Roman" w:hAnsi="IRANSansX" w:cs="IRANSansX" w:hint="cs"/>
+          <w:color w:val="000000"/>
+          <w:sz w:val="24"/>
+          <w:szCs w:val="24"/>
+          <w:rtl/>
+        </w:rPr>
+        <w:t xml:space="preserve">به </w:t>
+      </w:r>
+      <w:r>
+        <w:rPr>
+          <w:rFonts w:ascii="IRANSansX" w:eastAsia="Times New Roman" w:hAnsi="IRANSansX" w:cs="IRANSansX" w:hint="cs"/>
+          <w:color w:val="000000"/>
+          <w:sz w:val="24"/>
+          <w:szCs w:val="24"/>
+          <w:rtl/>
+        </w:rPr>
+        <w:t xml:space="preserve">عنوان تفسیر پرسشنامه به </w:t>
+      </w:r>
+      <w:r>
+        <w:rPr>
+          <w:rFonts w:ascii="IRANSansX" w:eastAsia="Times New Roman" w:hAnsi="IRANSansX" w:cs="IRANSansX" w:hint="cs"/>
+          <w:color w:val="000000"/>
+          <w:sz w:val="24"/>
+          <w:szCs w:val="24"/>
+          <w:rtl/>
+        </w:rPr>
+        <w:t>کاربر نمایش داده شود</w:t>
+      </w:r>
+      <w:r>
+        <w:rPr>
+          <w:rFonts w:ascii="IRANSansX" w:eastAsia="Times New Roman" w:hAnsi="IRANSansX" w:cs="IRANSansX" w:hint="cs"/>
+          <w:b/>
+          <w:bCs/>
+          <w:color w:val="000000"/>
+          <w:sz w:val="24"/>
+          <w:szCs w:val="24"/>
+          <w:rtl/>
+        </w:rPr>
+        <w:t>:</w:t>
+      </w:r>
+    </w:p>
+    <w:p>
+      <w:pPr>
+        <w:shd w:val="clear" w:color="auto" w:fill="FFFFFF"/>
+        <w:bidi/>
+        <w:spacing w:after="0" w:line="240" w:lineRule="auto"/>
+        <w:jc w:val="both"/>
+        <w:rPr>
+          <w:rFonts w:ascii="IRANSansX" w:eastAsia="Times New Roman" w:hAnsi="IRANSansX" w:cs="IRANSansX"/>
+          <w:color w:val="222222"/>
+          <w:sz w:val="24"/>
+          <w:szCs w:val="24"/>
+        </w:rPr>
+      </w:pPr>
+      <w:r>
+        <w:rPr>
+          <w:rFonts w:ascii="IRANSansX" w:eastAsia="Times New Roman" w:hAnsi="IRANSansX" w:cs="IRANSansX"/>
+          <w:color w:val="222222"/>
+          <w:sz w:val="24"/>
+          <w:szCs w:val="24"/>
+          <w:rtl/>
+        </w:rPr>
+        <w:t xml:space="preserve">" </w:t>
+      </w:r>
+      <w:r>
+        <w:rPr>
+          <w:rFonts w:ascii="IRANSansX" w:eastAsia="Times New Roman" w:hAnsi="IRANSansX" w:cs="IRANSansX"/>
+          <w:color w:val="222222"/>
+          <w:sz w:val="24"/>
+          <w:szCs w:val="24"/>
+          <w:rtl/>
+        </w:rPr>
+        <w:t>تفسیر وضعیت شما</w:t>
+      </w:r>
+      <w:r>
+        <w:rPr>
+          <w:rFonts w:ascii="IRANSansX" w:eastAsia="Times New Roman" w:hAnsi="IRANSansX" w:cs="IRANSansX"/>
+          <w:color w:val="222222"/>
+          <w:sz w:val="24"/>
+          <w:szCs w:val="24"/>
+        </w:rPr>
+        <w:t>:</w:t>
+      </w:r>
+    </w:p>
+    <w:p>
+      <w:pPr>
+        <w:shd w:val="clear" w:color="auto" w:fill="FFFFFF"/>
+        <w:bidi/>
+        <w:spacing w:after="0" w:line="240" w:lineRule="auto"/>
+        <w:jc w:val="both"/>
+        <w:rPr>
+          <w:rFonts w:ascii="IRANSansX" w:eastAsia="Times New Roman" w:hAnsi="IRANSansX" w:cs="IRANSansX"/>
+          <w:color w:val="222222"/>
+          <w:sz w:val="24"/>
+          <w:szCs w:val="24"/>
+          <w:rtl/>
+          <w:lang w:bidi="fa-IR"/>
+        </w:rPr>
+      </w:pPr>
+      <w:r>
+        <w:rPr>
+          <w:rFonts w:ascii="IRANSansX" w:eastAsia="Times New Roman" w:hAnsi="IRANSansX" w:cs="IRANSansX"/>
+          <w:color w:val="222222"/>
+          <w:sz w:val="24"/>
+          <w:szCs w:val="24"/>
+          <w:rtl/>
+        </w:rPr>
+        <w:t>شما هم‌زمان از نداشتن اختیار در کار و سردرگمی درباره آینده شغلی خسته شده‌اید. این الگوی تکرارشونده باعث شده احساس کنید هیچ کنترلی روی مسیر شغلی‌تان ندارید و فقط دست‌به‌عصا پیش می‌روید</w:t>
+      </w:r>
+      <w:r>
+        <w:rPr>
+          <w:rFonts w:ascii="IRANSansX" w:eastAsia="Times New Roman" w:hAnsi="IRANSansX" w:cs="IRANSansX"/>
+          <w:color w:val="222222"/>
+          <w:sz w:val="24"/>
+          <w:szCs w:val="24"/>
+        </w:rPr>
+        <w:t>.</w:t>
+      </w:r>
+      <w:r>
+        <w:rPr>
+          <w:rFonts w:ascii="IRANSansX" w:eastAsia="Times New Roman" w:hAnsi="IRANSansX" w:cs="IRANSansX" w:hint="cs"/>
+          <w:color w:val="222222"/>
+          <w:sz w:val="24"/>
+          <w:szCs w:val="24"/>
+          <w:rtl/>
+          <w:lang w:bidi="fa-IR"/>
+        </w:rPr>
+        <w:t>"</w:t>
+      </w:r>
+    </w:p>
+    <w:p>
+      <w:pPr>
+        <w:shd w:val="clear" w:color="auto" w:fill="FFFFFF"/>
+        <w:bidi/>
+        <w:spacing w:after="0" w:line="240" w:lineRule="auto"/>
+        <w:jc w:val="both"/>
+        <w:rPr>
+          <w:rFonts w:ascii="IRANSansX" w:eastAsia="Times New Roman" w:hAnsi="IRANSansX" w:cs="IRANSansX"/>
+          <w:color w:val="222222"/>
+          <w:sz w:val="24"/>
+          <w:szCs w:val="24"/>
+          <w:rtl/>
+          <w:lang w:bidi="fa-IR"/>
+        </w:rPr>
+      </w:pPr>
+    </w:p>
+    <w:p>
+      <w:pPr>
+        <w:shd w:val="clear" w:color="auto" w:fill="FFFFFF"/>
+        <w:bidi/>
+        <w:spacing w:after="0" w:line="240" w:lineRule="auto"/>
+        <w:jc w:val="both"/>
+        <w:rPr>
+          <w:rFonts w:ascii="IRANSansX" w:eastAsia="Times New Roman" w:hAnsi="IRANSansX" w:cs="IRANSansX" w:hint="cs"/>
+          <w:color w:val="222222"/>
+          <w:sz w:val="24"/>
+          <w:szCs w:val="24"/>
+          <w:rtl/>
+          <w:lang w:bidi="fa-IR"/>
+        </w:rPr>
+      </w:pPr>
+    </w:p>
+    <w:p>
+      <w:pPr>
+        <w:bidi/>
+        <w:spacing w:after="0"/>
+        <w:jc w:val="both"/>
+        <w:rPr>
+          <w:rFonts w:ascii="IRANSansX" w:eastAsia="Times New Roman" w:hAnsi="IRANSansX" w:cs="IRANSansX" w:hint="cs"/>
+          <w:color w:val="222222"/>
+          <w:sz w:val="24"/>
+          <w:szCs w:val="24"/>
+          <w:rtl/>
+        </w:rPr>
+      </w:pPr>
+      <w:r>
+        <w:rPr>
+          <w:rFonts w:ascii="IRANSansX" w:eastAsia="Times New Roman" w:hAnsi="IRANSansX" w:cs="IRANSansX" w:hint="cs"/>
+          <w:sz w:val="24"/>
+          <w:szCs w:val="24"/>
+          <w:rtl/>
+          <w:lang w:bidi="fa-IR"/>
+        </w:rPr>
+        <w:t xml:space="preserve">اگر </w:t>
+      </w:r>
+      <w:r>
+        <w:rPr>
+          <w:rFonts w:ascii="IRANSansX" w:eastAsia="Times New Roman" w:hAnsi="IRANSansX" w:cs="IRANSansX"/>
+          <w:sz w:val="24"/>
+          <w:szCs w:val="24"/>
+          <w:lang w:bidi="fa-IR"/>
+        </w:rPr>
+        <w:t>b=c</w:t>
+      </w:r>
+      <w:r>
+        <w:rPr>
+          <w:rFonts w:ascii="IRANSansX" w:eastAsia="Times New Roman" w:hAnsi="IRANSansX" w:cs="IRANSansX" w:hint="cs"/>
+          <w:sz w:val="24"/>
+          <w:szCs w:val="24"/>
+          <w:rtl/>
+          <w:lang w:bidi="fa-IR"/>
+        </w:rPr>
+        <w:t xml:space="preserve"> </w:t>
+      </w:r>
+      <w:r>
+        <w:rPr>
+          <w:rFonts w:ascii="IRANSansX" w:eastAsia="Times New Roman" w:hAnsi="IRANSansX" w:cs="IRANSansX" w:hint="cs"/>
+          <w:color w:val="222222"/>
+          <w:sz w:val="24"/>
+          <w:szCs w:val="24"/>
+          <w:rtl/>
+          <w:lang w:bidi="fa-IR"/>
+        </w:rPr>
+        <w:t xml:space="preserve">آنگاه </w:t>
+      </w:r>
+      <w:r>
+        <w:rPr>
+          <w:rFonts w:ascii="IRANSansX" w:eastAsia="Times New Roman" w:hAnsi="IRANSansX" w:cs="IRANSansX" w:hint="cs"/>
+          <w:color w:val="222222"/>
+          <w:sz w:val="24"/>
+          <w:szCs w:val="24"/>
+          <w:rtl/>
+        </w:rPr>
+        <w:t xml:space="preserve"> </w:t>
+      </w:r>
+      <w:r>
+        <w:rPr>
+          <w:rFonts w:ascii="IRANSansX" w:eastAsia="Times New Roman" w:hAnsi="IRANSansX" w:cs="IRANSansX"/>
+          <w:color w:val="000000"/>
+          <w:sz w:val="24"/>
+          <w:szCs w:val="24"/>
+          <w:rtl/>
+        </w:rPr>
+        <w:t xml:space="preserve">پروفایل کاربر « </w:t>
+      </w:r>
+      <w:r>
+        <w:rPr>
+          <w:rFonts w:ascii="IRANSansX" w:eastAsia="Times New Roman" w:hAnsi="IRANSansX" w:cs="IRANSansX"/>
+          <w:color w:val="222222"/>
+          <w:sz w:val="24"/>
+          <w:szCs w:val="24"/>
+          <w:rtl/>
+        </w:rPr>
+        <w:t>مرزگذاری ضعیف در کار</w:t>
+      </w:r>
+      <w:r>
+        <w:rPr>
+          <w:rFonts w:ascii="IRANSansX" w:eastAsia="Times New Roman" w:hAnsi="IRANSansX" w:cs="IRANSansX" w:hint="cs"/>
+          <w:color w:val="222222"/>
+          <w:sz w:val="24"/>
+          <w:szCs w:val="24"/>
+          <w:rtl/>
+        </w:rPr>
+        <w:t xml:space="preserve"> و </w:t>
+      </w:r>
+      <w:r>
+        <w:rPr>
+          <w:rFonts w:ascii="IRANSansX" w:eastAsia="Times New Roman" w:hAnsi="IRANSansX" w:cs="IRANSansX"/>
+          <w:color w:val="222222"/>
+          <w:sz w:val="24"/>
+          <w:szCs w:val="24"/>
+          <w:rtl/>
+        </w:rPr>
+        <w:t>افت انگیزه</w:t>
+      </w:r>
+      <w:r>
+        <w:rPr>
+          <w:rFonts w:ascii="IRANSansX" w:eastAsia="Times New Roman" w:hAnsi="IRANSansX" w:cs="IRANSansX"/>
+          <w:b/>
+          <w:bCs/>
+          <w:color w:val="000000"/>
+          <w:sz w:val="24"/>
+          <w:szCs w:val="24"/>
+          <w:rtl/>
+        </w:rPr>
+        <w:t xml:space="preserve"> </w:t>
+      </w:r>
+      <w:r>
+        <w:rPr>
+          <w:rFonts w:ascii="IRANSansX" w:eastAsia="Times New Roman" w:hAnsi="IRANSansX" w:cs="IRANSansX"/>
+          <w:b/>
+          <w:bCs/>
+          <w:color w:val="000000"/>
+          <w:sz w:val="24"/>
+          <w:szCs w:val="24"/>
+          <w:rtl/>
+        </w:rPr>
+        <w:t>»</w:t>
+      </w:r>
+      <w:r>
+        <w:rPr>
+          <w:rFonts w:ascii="IRANSansX" w:eastAsia="Times New Roman" w:hAnsi="IRANSansX" w:cs="IRANSansX"/>
+          <w:color w:val="000000"/>
+          <w:sz w:val="24"/>
+          <w:szCs w:val="24"/>
+          <w:rtl/>
+        </w:rPr>
+        <w:t xml:space="preserve"> است و </w:t>
+      </w:r>
+      <w:r>
+        <w:rPr>
+          <w:rFonts w:ascii="IRANSansX" w:eastAsia="Times New Roman" w:hAnsi="IRANSansX" w:cs="IRANSansX" w:hint="cs"/>
+          <w:color w:val="000000"/>
+          <w:sz w:val="24"/>
+          <w:szCs w:val="24"/>
+          <w:rtl/>
+        </w:rPr>
+        <w:t xml:space="preserve">باید توضیح </w:t>
+      </w:r>
+      <w:r>
+        <w:rPr>
+          <w:rFonts w:ascii="IRANSansX" w:eastAsia="Times New Roman" w:hAnsi="IRANSansX" w:cs="IRANSansX" w:hint="cs"/>
+          <w:color w:val="000000"/>
+          <w:sz w:val="24"/>
+          <w:szCs w:val="24"/>
+          <w:rtl/>
+        </w:rPr>
+        <w:t xml:space="preserve">زیر </w:t>
+      </w:r>
+      <w:r>
+        <w:rPr>
+          <w:rFonts w:ascii="IRANSansX" w:eastAsia="Times New Roman" w:hAnsi="IRANSansX" w:cs="IRANSansX" w:hint="cs"/>
+          <w:color w:val="000000"/>
+          <w:sz w:val="24"/>
+          <w:szCs w:val="24"/>
+          <w:rtl/>
+        </w:rPr>
+        <w:t xml:space="preserve">به </w:t>
+      </w:r>
+      <w:r>
+        <w:rPr>
+          <w:rFonts w:ascii="IRANSansX" w:eastAsia="Times New Roman" w:hAnsi="IRANSansX" w:cs="IRANSansX" w:hint="cs"/>
+          <w:color w:val="000000"/>
+          <w:sz w:val="24"/>
+          <w:szCs w:val="24"/>
+          <w:rtl/>
+        </w:rPr>
+        <w:t xml:space="preserve">عنوان تفسیر پرسشنامه به </w:t>
+      </w:r>
+      <w:r>
+        <w:rPr>
+          <w:rFonts w:ascii="IRANSansX" w:eastAsia="Times New Roman" w:hAnsi="IRANSansX" w:cs="IRANSansX" w:hint="cs"/>
+          <w:color w:val="000000"/>
+          <w:sz w:val="24"/>
+          <w:szCs w:val="24"/>
+          <w:rtl/>
+        </w:rPr>
+        <w:t>کاربر نمایش داده شود</w:t>
+      </w:r>
+      <w:r>
+        <w:rPr>
+          <w:rFonts w:ascii="IRANSansX" w:eastAsia="Times New Roman" w:hAnsi="IRANSansX" w:cs="IRANSansX" w:hint="cs"/>
+          <w:b/>
+          <w:bCs/>
+          <w:color w:val="000000"/>
+          <w:sz w:val="24"/>
+          <w:szCs w:val="24"/>
+          <w:rtl/>
+        </w:rPr>
+        <w:t>:</w:t>
+      </w:r>
+    </w:p>
+    <w:p>
+      <w:pPr>
+        <w:shd w:val="clear" w:color="auto" w:fill="FFFFFF"/>
+        <w:bidi/>
+        <w:spacing w:after="0" w:line="240" w:lineRule="auto"/>
+        <w:jc w:val="both"/>
+        <w:rPr>
+          <w:rFonts w:ascii="IRANSansX" w:eastAsia="Times New Roman" w:hAnsi="IRANSansX" w:cs="IRANSansX"/>
+          <w:color w:val="222222"/>
+          <w:sz w:val="24"/>
+          <w:szCs w:val="24"/>
+        </w:rPr>
+      </w:pPr>
+      <w:r>
+        <w:rPr>
+          <w:rFonts w:ascii="IRANSansX" w:eastAsia="Times New Roman" w:hAnsi="IRANSansX" w:cs="IRANSansX" w:hint="cs"/>
+          <w:color w:val="222222"/>
+          <w:sz w:val="24"/>
+          <w:szCs w:val="24"/>
+          <w:rtl/>
+        </w:rPr>
+        <w:t>"</w:t>
+      </w:r>
+      <w:r>
+        <w:rPr>
+          <w:rFonts w:ascii="IRANSansX" w:eastAsia="Times New Roman" w:hAnsi="IRANSansX" w:cs="IRANSansX"/>
+          <w:color w:val="222222"/>
+          <w:sz w:val="24"/>
+          <w:szCs w:val="24"/>
+          <w:rtl/>
+        </w:rPr>
+        <w:t>تفسیر وضعیت شما</w:t>
+      </w:r>
+      <w:r>
+        <w:rPr>
+          <w:rFonts w:ascii="IRANSansX" w:eastAsia="Times New Roman" w:hAnsi="IRANSansX" w:cs="IRANSansX" w:hint="cs"/>
+          <w:color w:val="222222"/>
+          <w:sz w:val="24"/>
+          <w:szCs w:val="24"/>
+          <w:rtl/>
+        </w:rPr>
+        <w:t>:</w:t>
+      </w:r>
+    </w:p>
+    <w:p>
+      <w:pPr>
+        <w:shd w:val="clear" w:color="auto" w:fill="FFFFFF"/>
+        <w:bidi/>
+        <w:spacing w:after="0" w:line="240" w:lineRule="auto"/>
+        <w:jc w:val="both"/>
+        <w:rPr>
+          <w:rFonts w:ascii="IRANSansX" w:eastAsia="Times New Roman" w:hAnsi="IRANSansX" w:cs="IRANSansX"/>
+          <w:color w:val="222222"/>
+          <w:sz w:val="24"/>
+          <w:szCs w:val="24"/>
+        </w:rPr>
+      </w:pPr>
+      <w:r>
+        <w:rPr>
+          <w:rFonts w:ascii="IRANSansX" w:eastAsia="Times New Roman" w:hAnsi="IRANSansX" w:cs="IRANSansX"/>
+          <w:color w:val="222222"/>
+          <w:sz w:val="24"/>
+          <w:szCs w:val="24"/>
+          <w:shd w:val="clear" w:color="auto" w:fill="FAF8FF"/>
+          <w:rtl/>
+        </w:rPr>
+        <w:t>شما هم‌زمان درگیر مسئولیت‌های بیش‌ازحد و</w:t>
+      </w:r>
+      <w:r>
+        <w:rPr>
+          <w:rFonts w:ascii="IRANSansX" w:eastAsia="Times New Roman" w:hAnsi="IRANSansX" w:cs="IRANSansX"/>
+          <w:color w:val="222222"/>
+          <w:sz w:val="24"/>
+          <w:szCs w:val="24"/>
+          <w:shd w:val="clear" w:color="auto" w:fill="FAF8FF"/>
+        </w:rPr>
+        <w:t> </w:t>
+      </w:r>
+      <w:r>
+        <w:rPr>
+          <w:rFonts w:ascii="IRANSansX" w:eastAsia="Times New Roman" w:hAnsi="IRANSansX" w:cs="IRANSansX"/>
+          <w:color w:val="222222"/>
+          <w:sz w:val="24"/>
+          <w:szCs w:val="24"/>
+          <w:rtl/>
+        </w:rPr>
+        <w:t>و بی‌حسی نسبت به شغل‌تان</w:t>
+      </w:r>
+      <w:r>
+        <w:rPr>
+          <w:rFonts w:ascii="IRANSansX" w:eastAsia="Times New Roman" w:hAnsi="IRANSansX" w:cs="IRANSansX"/>
+          <w:color w:val="222222"/>
+          <w:sz w:val="24"/>
+          <w:szCs w:val="24"/>
+          <w:shd w:val="clear" w:color="auto" w:fill="FAF8FF"/>
+        </w:rPr>
+        <w:t> </w:t>
+      </w:r>
+      <w:r>
+        <w:rPr>
+          <w:rFonts w:ascii="IRANSansX" w:eastAsia="Times New Roman" w:hAnsi="IRANSansX" w:cs="IRANSansX"/>
+          <w:color w:val="222222"/>
+          <w:sz w:val="24"/>
+          <w:szCs w:val="24"/>
+          <w:shd w:val="clear" w:color="auto" w:fill="FAF8FF"/>
+          <w:rtl/>
+        </w:rPr>
+        <w:t xml:space="preserve">هستید. این «الگوی تکرارشونده» و پاسخگویی مدام به دیگران، انگیزه و اشتیاق کاری شما را </w:t>
+      </w:r>
+      <w:r>
+        <w:rPr>
+          <w:rFonts w:ascii="IRANSansX" w:eastAsia="Times New Roman" w:hAnsi="IRANSansX" w:cs="IRANSansX" w:hint="cs"/>
+          <w:color w:val="222222"/>
+          <w:sz w:val="24"/>
+          <w:szCs w:val="24"/>
+          <w:shd w:val="clear" w:color="auto" w:fill="FAF8FF"/>
+          <w:rtl/>
+        </w:rPr>
+        <w:t>کاهش داده</w:t>
+      </w:r>
+      <w:r>
+        <w:rPr>
+          <w:rFonts w:ascii="IRANSansX" w:eastAsia="Times New Roman" w:hAnsi="IRANSansX" w:cs="IRANSansX"/>
+          <w:color w:val="222222"/>
+          <w:sz w:val="24"/>
+          <w:szCs w:val="24"/>
+          <w:shd w:val="clear" w:color="auto" w:fill="FAF8FF"/>
+          <w:rtl/>
+        </w:rPr>
+        <w:t xml:space="preserve"> است</w:t>
+      </w:r>
+      <w:r>
+        <w:rPr>
+          <w:rFonts w:ascii="IRANSansX" w:eastAsia="Times New Roman" w:hAnsi="IRANSansX" w:cs="IRANSansX"/>
+          <w:color w:val="222222"/>
+          <w:sz w:val="24"/>
+          <w:szCs w:val="24"/>
+          <w:shd w:val="clear" w:color="auto" w:fill="FAF8FF"/>
+        </w:rPr>
+        <w:t>.</w:t>
+      </w:r>
+      <w:r>
+        <w:rPr>
+          <w:rFonts w:ascii="IRANSansX" w:eastAsia="Times New Roman" w:hAnsi="IRANSansX" w:cs="IRANSansX" w:hint="cs"/>
+          <w:color w:val="222222"/>
+          <w:sz w:val="24"/>
+          <w:szCs w:val="24"/>
+          <w:shd w:val="clear" w:color="auto" w:fill="FAF8FF"/>
+          <w:rtl/>
+        </w:rPr>
+        <w:t>"</w:t>
+      </w:r>
+    </w:p>
+    <w:p>
+      <w:pPr>
+        <w:bidi/>
+        <w:spacing w:after="0"/>
+        <w:rPr>
+          <w:rFonts w:ascii="IRANSansX" w:eastAsia="Times New Roman" w:hAnsi="IRANSansX" w:cs="IRANSansX"/>
+          <w:color w:val="222222"/>
+          <w:sz w:val="24"/>
+          <w:szCs w:val="24"/>
+        </w:rPr>
+      </w:pPr>
+    </w:p>
+    <w:p>
+      <w:pPr>
+        <w:bidi/>
+        <w:spacing w:after="0"/>
+        <w:jc w:val="both"/>
+        <w:rPr>
+          <w:rFonts w:ascii="IRANSansX" w:eastAsia="Times New Roman" w:hAnsi="IRANSansX" w:cs="IRANSansX" w:hint="cs"/>
+          <w:color w:val="222222"/>
+          <w:sz w:val="24"/>
+          <w:szCs w:val="24"/>
+          <w:rtl/>
+        </w:rPr>
+      </w:pPr>
+      <w:r>
+        <w:rPr>
+          <w:rFonts w:ascii="IRANSansX" w:eastAsia="Times New Roman" w:hAnsi="IRANSansX" w:cs="IRANSansX"/>
+          <w:color w:val="222222"/>
+          <w:sz w:val="24"/>
+          <w:szCs w:val="24"/>
+          <w:rtl/>
+        </w:rPr>
+        <w:t xml:space="preserve">اگر </w:t>
+      </w:r>
+      <w:r>
+        <w:rPr>
+          <w:rFonts w:ascii="IRANSansX" w:eastAsia="Times New Roman" w:hAnsi="IRANSansX" w:cs="IRANSansX"/>
+          <w:color w:val="222222"/>
+          <w:sz w:val="24"/>
+          <w:szCs w:val="24"/>
+        </w:rPr>
+        <w:t>b=d</w:t>
+      </w:r>
+      <w:r>
+        <w:rPr>
+          <w:rFonts w:ascii="IRANSansX" w:eastAsia="Times New Roman" w:hAnsi="IRANSansX" w:cs="IRANSansX"/>
+          <w:color w:val="222222"/>
+          <w:sz w:val="24"/>
+          <w:szCs w:val="24"/>
+          <w:rtl/>
+          <w:lang w:bidi="fa-IR"/>
+        </w:rPr>
+        <w:t xml:space="preserve"> آنگاه </w:t>
+      </w:r>
+      <w:r>
+        <w:rPr>
+          <w:rFonts w:ascii="IRANSansX" w:eastAsia="Times New Roman" w:hAnsi="IRANSansX" w:cs="IRANSansX"/>
+          <w:color w:val="000000"/>
+          <w:sz w:val="24"/>
+          <w:szCs w:val="24"/>
+          <w:rtl/>
+        </w:rPr>
+        <w:t xml:space="preserve">پروفایل کاربر « </w:t>
+      </w:r>
+      <w:r>
+        <w:rPr>
+          <w:rFonts w:ascii="IRANSansX" w:eastAsia="Times New Roman" w:hAnsi="IRANSansX" w:cs="IRANSansX"/>
+          <w:color w:val="222222"/>
+          <w:sz w:val="24"/>
+          <w:szCs w:val="24"/>
+          <w:rtl/>
+        </w:rPr>
+        <w:t>مرزگذاری ضعیف در کار</w:t>
+      </w:r>
+      <w:r>
+        <w:rPr>
+          <w:rFonts w:ascii="IRANSansX" w:eastAsia="Times New Roman" w:hAnsi="IRANSansX" w:cs="IRANSansX" w:hint="cs"/>
+          <w:color w:val="222222"/>
+          <w:sz w:val="24"/>
+          <w:szCs w:val="24"/>
+          <w:rtl/>
+        </w:rPr>
+        <w:t xml:space="preserve"> و ابهام در مسیر</w:t>
+      </w:r>
+      <w:r>
+        <w:rPr>
+          <w:rFonts w:ascii="IRANSansX" w:eastAsia="Times New Roman" w:hAnsi="IRANSansX" w:cs="IRANSansX"/>
+          <w:b/>
+          <w:bCs/>
+          <w:color w:val="000000"/>
+          <w:sz w:val="24"/>
+          <w:szCs w:val="24"/>
+          <w:rtl/>
+        </w:rPr>
+        <w:t xml:space="preserve"> </w:t>
+      </w:r>
+      <w:r>
+        <w:rPr>
+          <w:rFonts w:ascii="IRANSansX" w:eastAsia="Times New Roman" w:hAnsi="IRANSansX" w:cs="IRANSansX"/>
+          <w:b/>
+          <w:bCs/>
+          <w:color w:val="000000"/>
+          <w:sz w:val="24"/>
+          <w:szCs w:val="24"/>
+          <w:rtl/>
+        </w:rPr>
+        <w:t>»</w:t>
+      </w:r>
+      <w:r>
+        <w:rPr>
+          <w:rFonts w:ascii="IRANSansX" w:eastAsia="Times New Roman" w:hAnsi="IRANSansX" w:cs="IRANSansX"/>
+          <w:color w:val="000000"/>
+          <w:sz w:val="24"/>
+          <w:szCs w:val="24"/>
+          <w:rtl/>
+        </w:rPr>
+        <w:t xml:space="preserve"> است و </w:t>
+      </w:r>
+      <w:r>
+        <w:rPr>
+          <w:rFonts w:ascii="IRANSansX" w:eastAsia="Times New Roman" w:hAnsi="IRANSansX" w:cs="IRANSansX" w:hint="cs"/>
+          <w:color w:val="000000"/>
+          <w:sz w:val="24"/>
+          <w:szCs w:val="24"/>
+          <w:rtl/>
+        </w:rPr>
+        <w:t xml:space="preserve">باید توضیح </w:t>
+      </w:r>
+      <w:r>
+        <w:rPr>
+          <w:rFonts w:ascii="IRANSansX" w:eastAsia="Times New Roman" w:hAnsi="IRANSansX" w:cs="IRANSansX" w:hint="cs"/>
+          <w:color w:val="000000"/>
+          <w:sz w:val="24"/>
+          <w:szCs w:val="24"/>
+          <w:rtl/>
+        </w:rPr>
+        <w:t xml:space="preserve">زیر </w:t>
+      </w:r>
+      <w:r>
+        <w:rPr>
+          <w:rFonts w:ascii="IRANSansX" w:eastAsia="Times New Roman" w:hAnsi="IRANSansX" w:cs="IRANSansX" w:hint="cs"/>
+          <w:color w:val="000000"/>
+          <w:sz w:val="24"/>
+          <w:szCs w:val="24"/>
+          <w:rtl/>
+        </w:rPr>
+        <w:t xml:space="preserve">به </w:t>
+      </w:r>
+      <w:r>
+        <w:rPr>
+          <w:rFonts w:ascii="IRANSansX" w:eastAsia="Times New Roman" w:hAnsi="IRANSansX" w:cs="IRANSansX" w:hint="cs"/>
+          <w:color w:val="000000"/>
+          <w:sz w:val="24"/>
+          <w:szCs w:val="24"/>
+          <w:rtl/>
+        </w:rPr>
+        <w:t xml:space="preserve">عنوان تفسیر پرسشنامه به </w:t>
+      </w:r>
+      <w:r>
+        <w:rPr>
+          <w:rFonts w:ascii="IRANSansX" w:eastAsia="Times New Roman" w:hAnsi="IRANSansX" w:cs="IRANSansX" w:hint="cs"/>
+          <w:color w:val="000000"/>
+          <w:sz w:val="24"/>
+          <w:szCs w:val="24"/>
+          <w:rtl/>
+        </w:rPr>
+        <w:t>کاربر نمایش داده شود</w:t>
+      </w:r>
+      <w:r>
+        <w:rPr>
+          <w:rFonts w:ascii="IRANSansX" w:eastAsia="Times New Roman" w:hAnsi="IRANSansX" w:cs="IRANSansX" w:hint="cs"/>
+          <w:b/>
+          <w:bCs/>
+          <w:color w:val="000000"/>
+          <w:sz w:val="24"/>
+          <w:szCs w:val="24"/>
+          <w:rtl/>
+        </w:rPr>
+        <w:t>:</w:t>
+      </w:r>
+    </w:p>
+    <w:p>
+      <w:pPr>
+        <w:shd w:val="clear" w:color="auto" w:fill="FFFFFF"/>
+        <w:bidi/>
+        <w:spacing w:after="0" w:line="240" w:lineRule="auto"/>
+        <w:jc w:val="both"/>
+        <w:rPr>
+          <w:rFonts w:ascii="IRANSansX" w:eastAsia="Times New Roman" w:hAnsi="IRANSansX" w:cs="IRANSansX"/>
+          <w:color w:val="222222"/>
+          <w:sz w:val="24"/>
+          <w:szCs w:val="24"/>
+        </w:rPr>
+      </w:pPr>
+      <w:r>
+        <w:rPr>
+          <w:rFonts w:ascii="IRANSansX" w:eastAsia="Times New Roman" w:hAnsi="IRANSansX" w:cs="IRANSansX" w:hint="cs"/>
+          <w:color w:val="222222"/>
+          <w:sz w:val="24"/>
+          <w:szCs w:val="24"/>
+          <w:rtl/>
+        </w:rPr>
+        <w:t>"</w:t>
+      </w:r>
+      <w:r>
+        <w:rPr>
+          <w:rFonts w:ascii="IRANSansX" w:eastAsia="Times New Roman" w:hAnsi="IRANSansX" w:cs="IRANSansX"/>
+          <w:color w:val="222222"/>
+          <w:sz w:val="24"/>
+          <w:szCs w:val="24"/>
+          <w:rtl/>
+        </w:rPr>
+        <w:t>تفسیر وضعیت شما</w:t>
+      </w:r>
+      <w:r>
+        <w:rPr>
+          <w:rFonts w:ascii="IRANSansX" w:eastAsia="Times New Roman" w:hAnsi="IRANSansX" w:cs="IRANSansX" w:hint="cs"/>
+          <w:color w:val="222222"/>
+          <w:sz w:val="24"/>
+          <w:szCs w:val="24"/>
+          <w:rtl/>
+        </w:rPr>
+        <w:t>:</w:t>
+      </w:r>
+    </w:p>
+    <w:p>
+      <w:pPr>
+        <w:shd w:val="clear" w:color="auto" w:fill="FFFFFF"/>
+        <w:bidi/>
+        <w:spacing w:after="0" w:line="240" w:lineRule="auto"/>
+        <w:jc w:val="both"/>
+        <w:rPr>
+          <w:rFonts w:ascii="IRANSansX" w:eastAsia="Times New Roman" w:hAnsi="IRANSansX" w:cs="IRANSansX" w:hint="cs"/>
+          <w:color w:val="222222"/>
+          <w:sz w:val="24"/>
+          <w:szCs w:val="24"/>
+          <w:rtl/>
+          <w:lang w:bidi="fa-IR"/>
+        </w:rPr>
+      </w:pPr>
+      <w:r>
+        <w:rPr>
+          <w:rFonts w:ascii="IRANSansX" w:eastAsia="Times New Roman" w:hAnsi="IRANSansX" w:cs="IRANSansX"/>
+          <w:color w:val="222222"/>
+          <w:sz w:val="24"/>
+          <w:szCs w:val="24"/>
+          <w:shd w:val="clear" w:color="auto" w:fill="FAF8FF"/>
+          <w:rtl/>
+        </w:rPr>
+        <w:lastRenderedPageBreak/>
+        <w:t>شما هم‌زمان دچار حجم بالای کار و ابهام در مسیر آینده هستید. این «الگوی تکرارشونده» و درگیری شدید در کارهای روزمره باعث شده فرصت فکر کردن به قدم بعدی شغلی‌تان را نداشته باشید</w:t>
+      </w:r>
+      <w:r>
+        <w:rPr>
+          <w:rFonts w:ascii="IRANSansX" w:eastAsia="Times New Roman" w:hAnsi="IRANSansX" w:cs="IRANSansX"/>
+          <w:color w:val="222222"/>
+          <w:sz w:val="24"/>
+          <w:szCs w:val="24"/>
+          <w:shd w:val="clear" w:color="auto" w:fill="FAF8FF"/>
+        </w:rPr>
+        <w:t>.</w:t>
+      </w:r>
+      <w:r>
+        <w:rPr>
+          <w:rFonts w:ascii="IRANSansX" w:eastAsia="Times New Roman" w:hAnsi="IRANSansX" w:cs="IRANSansX" w:hint="cs"/>
+          <w:color w:val="222222"/>
+          <w:sz w:val="24"/>
+          <w:szCs w:val="24"/>
+          <w:shd w:val="clear" w:color="auto" w:fill="FAF8FF"/>
+          <w:rtl/>
+          <w:lang w:bidi="fa-IR"/>
+        </w:rPr>
+        <w:t>"</w:t>
+      </w:r>
+    </w:p>
+    <w:p>
+      <w:pPr>
+        <w:shd w:val="clear" w:color="auto" w:fill="FFFFFF"/>
+        <w:bidi/>
+        <w:spacing w:after="0" w:line="240" w:lineRule="auto"/>
+        <w:rPr>
+          <w:rFonts w:ascii="IRANSansX" w:eastAsia="Times New Roman" w:hAnsi="IRANSansX" w:cs="IRANSansX"/>
+          <w:color w:val="222222"/>
+          <w:sz w:val="24"/>
+          <w:szCs w:val="24"/>
+        </w:rPr>
+      </w:pPr>
+    </w:p>
+    <w:p>
+      <w:pPr>
+        <w:bidi/>
+        <w:spacing w:after="0"/>
+        <w:rPr>
+          <w:rFonts w:ascii="IRANSansX" w:eastAsia="Times New Roman" w:hAnsi="IRANSansX" w:cs="IRANSansX"/>
+          <w:color w:val="222222"/>
+          <w:sz w:val="24"/>
+          <w:szCs w:val="24"/>
+          <w:rtl/>
+        </w:rPr>
+      </w:pPr>
+    </w:p>
+    <w:p>
+      <w:pPr>
+        <w:bidi/>
+        <w:spacing w:after="0"/>
+        <w:jc w:val="both"/>
+        <w:rPr>
+          <w:rFonts w:ascii="IRANSansX" w:eastAsia="Times New Roman" w:hAnsi="IRANSansX" w:cs="IRANSansX" w:hint="cs"/>
+          <w:color w:val="222222"/>
+          <w:sz w:val="24"/>
+          <w:szCs w:val="24"/>
+          <w:rtl/>
+        </w:rPr>
+      </w:pPr>
+      <w:r>
+        <w:rPr>
+          <w:rFonts w:ascii="IRANSansX" w:eastAsia="Times New Roman" w:hAnsi="IRANSansX" w:cs="IRANSansX"/>
+          <w:color w:val="222222"/>
+          <w:sz w:val="24"/>
+          <w:szCs w:val="24"/>
+          <w:rtl/>
+        </w:rPr>
+        <w:t xml:space="preserve">اگر </w:t>
+      </w:r>
+      <w:r>
+        <w:rPr>
+          <w:rFonts w:ascii="IRANSansX" w:eastAsia="Times New Roman" w:hAnsi="IRANSansX" w:cs="IRANSansX"/>
+          <w:color w:val="222222"/>
+          <w:sz w:val="24"/>
+          <w:szCs w:val="24"/>
+        </w:rPr>
+        <w:t>d=c</w:t>
+      </w:r>
+      <w:r>
+        <w:rPr>
+          <w:rFonts w:ascii="IRANSansX" w:eastAsia="Times New Roman" w:hAnsi="IRANSansX" w:cs="IRANSansX"/>
+          <w:color w:val="222222"/>
+          <w:sz w:val="24"/>
+          <w:szCs w:val="24"/>
+          <w:rtl/>
+          <w:lang w:bidi="fa-IR"/>
+        </w:rPr>
+        <w:t xml:space="preserve"> آنگاه </w:t>
+      </w:r>
+      <w:r>
+        <w:rPr>
+          <w:rFonts w:ascii="IRANSansX" w:eastAsia="Times New Roman" w:hAnsi="IRANSansX" w:cs="IRANSansX"/>
+          <w:color w:val="000000"/>
+          <w:sz w:val="24"/>
+          <w:szCs w:val="24"/>
+          <w:rtl/>
+        </w:rPr>
+        <w:t xml:space="preserve">پروفایل کاربر « </w:t>
+      </w:r>
+      <w:r>
+        <w:rPr>
+          <w:rFonts w:ascii="IRANSansX" w:eastAsia="Times New Roman" w:hAnsi="IRANSansX" w:cs="IRANSansX"/>
+          <w:color w:val="222222"/>
+          <w:sz w:val="24"/>
+          <w:szCs w:val="24"/>
+          <w:rtl/>
+        </w:rPr>
+        <w:t>افت انگیزه</w:t>
+      </w:r>
+      <w:r>
+        <w:rPr>
+          <w:rFonts w:ascii="IRANSansX" w:eastAsia="Times New Roman" w:hAnsi="IRANSansX" w:cs="IRANSansX"/>
+          <w:b/>
+          <w:bCs/>
+          <w:color w:val="000000"/>
+          <w:sz w:val="24"/>
+          <w:szCs w:val="24"/>
+          <w:rtl/>
+        </w:rPr>
+        <w:t xml:space="preserve"> </w:t>
+      </w:r>
+      <w:r>
+        <w:rPr>
+          <w:rFonts w:ascii="IRANSansX" w:eastAsia="Times New Roman" w:hAnsi="IRANSansX" w:cs="IRANSansX" w:hint="cs"/>
+          <w:color w:val="222222"/>
+          <w:sz w:val="24"/>
+          <w:szCs w:val="24"/>
+          <w:rtl/>
+        </w:rPr>
+        <w:t>و ابهام در مسیر</w:t>
+      </w:r>
+      <w:r>
+        <w:rPr>
+          <w:rFonts w:ascii="IRANSansX" w:eastAsia="Times New Roman" w:hAnsi="IRANSansX" w:cs="IRANSansX"/>
+          <w:b/>
+          <w:bCs/>
+          <w:color w:val="000000"/>
+          <w:sz w:val="24"/>
+          <w:szCs w:val="24"/>
+          <w:rtl/>
+        </w:rPr>
+        <w:t xml:space="preserve"> </w:t>
+      </w:r>
+      <w:r>
+        <w:rPr>
+          <w:rFonts w:ascii="IRANSansX" w:eastAsia="Times New Roman" w:hAnsi="IRANSansX" w:cs="IRANSansX"/>
+          <w:b/>
+          <w:bCs/>
+          <w:color w:val="000000"/>
+          <w:sz w:val="24"/>
+          <w:szCs w:val="24"/>
+          <w:rtl/>
+        </w:rPr>
+        <w:t>»</w:t>
+      </w:r>
+      <w:r>
+        <w:rPr>
+          <w:rFonts w:ascii="IRANSansX" w:eastAsia="Times New Roman" w:hAnsi="IRANSansX" w:cs="IRANSansX"/>
+          <w:color w:val="000000"/>
+          <w:sz w:val="24"/>
+          <w:szCs w:val="24"/>
+          <w:rtl/>
+        </w:rPr>
+        <w:t xml:space="preserve"> است و </w:t>
+      </w:r>
+      <w:r>
+        <w:rPr>
+          <w:rFonts w:ascii="IRANSansX" w:eastAsia="Times New Roman" w:hAnsi="IRANSansX" w:cs="IRANSansX" w:hint="cs"/>
+          <w:color w:val="000000"/>
+          <w:sz w:val="24"/>
+          <w:szCs w:val="24"/>
+          <w:rtl/>
+        </w:rPr>
+        <w:t xml:space="preserve">باید توضیح </w:t>
+      </w:r>
+      <w:r>
+        <w:rPr>
+          <w:rFonts w:ascii="IRANSansX" w:eastAsia="Times New Roman" w:hAnsi="IRANSansX" w:cs="IRANSansX" w:hint="cs"/>
+          <w:color w:val="000000"/>
+          <w:sz w:val="24"/>
+          <w:szCs w:val="24"/>
+          <w:rtl/>
+        </w:rPr>
+        <w:t xml:space="preserve">زیر </w:t>
+      </w:r>
+      <w:r>
+        <w:rPr>
+          <w:rFonts w:ascii="IRANSansX" w:eastAsia="Times New Roman" w:hAnsi="IRANSansX" w:cs="IRANSansX" w:hint="cs"/>
+          <w:color w:val="000000"/>
+          <w:sz w:val="24"/>
+          <w:szCs w:val="24"/>
+          <w:rtl/>
+        </w:rPr>
+        <w:t xml:space="preserve">به </w:t>
+      </w:r>
+      <w:r>
+        <w:rPr>
+          <w:rFonts w:ascii="IRANSansX" w:eastAsia="Times New Roman" w:hAnsi="IRANSansX" w:cs="IRANSansX" w:hint="cs"/>
+          <w:color w:val="000000"/>
+          <w:sz w:val="24"/>
+          <w:szCs w:val="24"/>
+          <w:rtl/>
+        </w:rPr>
+        <w:t xml:space="preserve">عنوان تفسیر پرسشنامه به </w:t>
+      </w:r>
+      <w:r>
+        <w:rPr>
+          <w:rFonts w:ascii="IRANSansX" w:eastAsia="Times New Roman" w:hAnsi="IRANSansX" w:cs="IRANSansX" w:hint="cs"/>
+          <w:color w:val="000000"/>
+          <w:sz w:val="24"/>
+          <w:szCs w:val="24"/>
+          <w:rtl/>
+        </w:rPr>
+        <w:t>کاربر نمایش داده شود</w:t>
+      </w:r>
+      <w:r>
+        <w:rPr>
+          <w:rFonts w:ascii="IRANSansX" w:eastAsia="Times New Roman" w:hAnsi="IRANSansX" w:cs="IRANSansX" w:hint="cs"/>
+          <w:b/>
+          <w:bCs/>
+          <w:color w:val="000000"/>
+          <w:sz w:val="24"/>
+          <w:szCs w:val="24"/>
+          <w:rtl/>
+        </w:rPr>
+        <w:t>:</w:t>
+      </w:r>
+    </w:p>
+    <w:p>
+      <w:pPr>
+        <w:shd w:val="clear" w:color="auto" w:fill="FFFFFF"/>
+        <w:bidi/>
+        <w:spacing w:after="0" w:line="240" w:lineRule="auto"/>
+        <w:jc w:val="both"/>
+        <w:rPr>
+          <w:rFonts w:ascii="IRANSansX" w:eastAsia="Times New Roman" w:hAnsi="IRANSansX" w:cs="IRANSansX"/>
+          <w:color w:val="222222"/>
+          <w:sz w:val="24"/>
+          <w:szCs w:val="24"/>
+        </w:rPr>
+      </w:pPr>
+      <w:r>
+        <w:rPr>
+          <w:rFonts w:ascii="IRANSansX" w:eastAsia="Times New Roman" w:hAnsi="IRANSansX" w:cs="IRANSansX" w:hint="cs"/>
+          <w:color w:val="222222"/>
+          <w:sz w:val="24"/>
+          <w:szCs w:val="24"/>
+          <w:rtl/>
+        </w:rPr>
+        <w:t>"</w:t>
+      </w:r>
+      <w:r>
+        <w:rPr>
+          <w:rFonts w:ascii="IRANSansX" w:eastAsia="Times New Roman" w:hAnsi="IRANSansX" w:cs="IRANSansX"/>
+          <w:color w:val="222222"/>
+          <w:sz w:val="24"/>
+          <w:szCs w:val="24"/>
+          <w:rtl/>
+        </w:rPr>
+        <w:t>تفسیر وضعیت شما</w:t>
+      </w:r>
+      <w:r>
+        <w:rPr>
+          <w:rFonts w:ascii="IRANSansX" w:eastAsia="Times New Roman" w:hAnsi="IRANSansX" w:cs="IRANSansX" w:hint="cs"/>
+          <w:color w:val="222222"/>
+          <w:sz w:val="24"/>
+          <w:szCs w:val="24"/>
+          <w:rtl/>
+        </w:rPr>
+        <w:t>:</w:t>
+      </w:r>
+    </w:p>
+    <w:p>
+      <w:pPr>
+        <w:shd w:val="clear" w:color="auto" w:fill="FFFFFF"/>
+        <w:bidi/>
+        <w:spacing w:after="0" w:line="240" w:lineRule="auto"/>
+        <w:jc w:val="both"/>
+        <w:rPr>
+          <w:rFonts w:ascii="IRANSansX" w:eastAsia="Times New Roman" w:hAnsi="IRANSansX" w:cs="IRANSansX"/>
+          <w:color w:val="222222"/>
+          <w:sz w:val="24"/>
+          <w:szCs w:val="24"/>
+          <w:shd w:val="clear" w:color="auto" w:fill="FAF8FF"/>
+          <w:rtl/>
+        </w:rPr>
+      </w:pPr>
+      <w:r>
+        <w:rPr>
+          <w:rFonts w:ascii="IRANSansX" w:eastAsia="Times New Roman" w:hAnsi="IRANSansX" w:cs="IRANSansX"/>
+          <w:color w:val="222222"/>
+          <w:sz w:val="24"/>
+          <w:szCs w:val="24"/>
+          <w:shd w:val="clear" w:color="auto" w:fill="FAF8FF"/>
+          <w:rtl/>
+        </w:rPr>
+        <w:t>شما هم‌زمان با افت انگیزه در کار فعلی و نداشتن تصویر روشن از آینده شغلی مواجه هستید.</w:t>
+      </w:r>
+    </w:p>
+    <w:p>
+      <w:pPr>
+        <w:shd w:val="clear" w:color="auto" w:fill="FFFFFF"/>
+        <w:bidi/>
+        <w:spacing w:after="0" w:line="240" w:lineRule="auto"/>
+        <w:jc w:val="both"/>
+        <w:rPr>
+          <w:rFonts w:ascii="IRANSansX" w:eastAsia="Times New Roman" w:hAnsi="IRANSansX" w:cs="IRANSansX"/>
+          <w:color w:val="222222"/>
+          <w:sz w:val="24"/>
+          <w:szCs w:val="24"/>
+        </w:rPr>
+      </w:pPr>
+      <w:r>
+        <w:rPr>
+          <w:rFonts w:ascii="IRANSansX" w:eastAsia="Times New Roman" w:hAnsi="IRANSansX" w:cs="IRANSansX"/>
+          <w:color w:val="222222"/>
+          <w:sz w:val="24"/>
+          <w:szCs w:val="24"/>
+          <w:shd w:val="clear" w:color="auto" w:fill="FAF8FF"/>
+          <w:rtl/>
+        </w:rPr>
+        <w:t>در</w:t>
+      </w:r>
+      <w:r>
+        <w:rPr>
+          <w:rFonts w:ascii="IRANSansX" w:eastAsia="Times New Roman" w:hAnsi="IRANSansX" w:cs="IRANSansX" w:hint="cs"/>
+          <w:color w:val="222222"/>
+          <w:sz w:val="24"/>
+          <w:szCs w:val="24"/>
+          <w:shd w:val="clear" w:color="auto" w:fill="FAF8FF"/>
+          <w:rtl/>
+        </w:rPr>
+        <w:t xml:space="preserve"> </w:t>
+      </w:r>
+      <w:r>
+        <w:rPr>
+          <w:rFonts w:ascii="IRANSansX" w:eastAsia="Times New Roman" w:hAnsi="IRANSansX" w:cs="IRANSansX"/>
+          <w:color w:val="222222"/>
+          <w:sz w:val="24"/>
+          <w:szCs w:val="24"/>
+          <w:shd w:val="clear" w:color="auto" w:fill="FAF8FF"/>
+          <w:rtl/>
+        </w:rPr>
+        <w:t>جا</w:t>
+      </w:r>
+      <w:r>
+        <w:rPr>
+          <w:rFonts w:ascii="IRANSansX" w:eastAsia="Times New Roman" w:hAnsi="IRANSansX" w:cs="IRANSansX" w:hint="cs"/>
+          <w:color w:val="222222"/>
+          <w:sz w:val="24"/>
+          <w:szCs w:val="24"/>
+          <w:shd w:val="clear" w:color="auto" w:fill="FAF8FF"/>
+          <w:rtl/>
+        </w:rPr>
+        <w:t xml:space="preserve"> ز</w:t>
+      </w:r>
+      <w:r>
+        <w:rPr>
+          <w:rFonts w:ascii="IRANSansX" w:eastAsia="Times New Roman" w:hAnsi="IRANSansX" w:cs="IRANSansX"/>
+          <w:color w:val="222222"/>
+          <w:sz w:val="24"/>
+          <w:szCs w:val="24"/>
+          <w:shd w:val="clear" w:color="auto" w:fill="FAF8FF"/>
+          <w:rtl/>
+        </w:rPr>
+        <w:t>دن در این «الگوی تکرارشونده»، توان حرکت و تصمیم‌گیری برای آینده را از شما گرفته است</w:t>
+      </w:r>
+      <w:r>
+        <w:rPr>
+          <w:rFonts w:ascii="IRANSansX" w:eastAsia="Times New Roman" w:hAnsi="IRANSansX" w:cs="IRANSansX"/>
+          <w:color w:val="222222"/>
+          <w:sz w:val="24"/>
+          <w:szCs w:val="24"/>
+          <w:shd w:val="clear" w:color="auto" w:fill="FAF8FF"/>
+        </w:rPr>
+        <w:t>.</w:t>
+      </w:r>
+      <w:r>
+        <w:rPr>
+          <w:rFonts w:ascii="IRANSansX" w:eastAsia="Times New Roman" w:hAnsi="IRANSansX" w:cs="IRANSansX" w:hint="cs"/>
+          <w:color w:val="222222"/>
+          <w:sz w:val="24"/>
+          <w:szCs w:val="24"/>
+          <w:shd w:val="clear" w:color="auto" w:fill="FAF8FF"/>
+          <w:rtl/>
+        </w:rPr>
+        <w:t>"</w:t>
+      </w:r>
+    </w:p>
+    <w:p>
+      <w:pPr>
+        <w:shd w:val="clear" w:color="auto" w:fill="FFFFFF"/>
+        <w:bidi/>
+        <w:spacing w:after="0" w:line="240" w:lineRule="auto"/>
+        <w:jc w:val="both"/>
+        <w:rPr>
+          <w:rFonts w:ascii="IRANSansX" w:eastAsia="Times New Roman" w:hAnsi="IRANSansX" w:cs="IRANSansX"/>
+          <w:color w:val="222222"/>
+          <w:sz w:val="24"/>
+          <w:szCs w:val="24"/>
+        </w:rPr>
+      </w:pPr>
+    </w:p>
+    <w:p>
+      <w:pPr>
+        <w:bidi/>
+        <w:rPr>
+          <w:rFonts w:ascii="IRANSansX" w:eastAsia="Times New Roman" w:hAnsi="IRANSansX" w:cs="IRANSansX"/>
+          <w:sz w:val="24"/>
+          <w:szCs w:val="24"/>
+          <w:rtl/>
+          <w:lang w:bidi="fa-IR"/>
+        </w:rPr>
+      </w:pPr>
+    </w:p>
+    <w:p>
+      <w:pPr>
+        <w:bidi/>
+        <w:spacing w:before="200" w:after="80" w:line="240" w:lineRule="auto"/>
+        <w:jc w:val="both"/>
+        <w:rPr>
+          <w:rFonts w:ascii="IRANSansX" w:eastAsia="Times New Roman" w:hAnsi="IRANSansX" w:cs="IRANSansX"/>
           <w:b/>
           <w:bCs/>
           <w:color w:val="000000"/>
@@ -5907,1081 +6989,11 @@
           <w:szCs w:val="32"/>
           <w:rtl/>
         </w:rPr>
-        <w:t>2</w:t>
-      </w:r>
-    </w:p>
-    <w:p>
-      <w:pPr>
-        <w:bidi/>
-        <w:spacing w:before="200" w:after="0" w:line="240" w:lineRule="auto"/>
-        <w:jc w:val="both"/>
-        <w:rPr>
-          <w:rFonts w:ascii="IRANSansX" w:eastAsia="Times New Roman" w:hAnsi="IRANSansX" w:cs="IRANSansX"/>
-          <w:b/>
-          <w:bCs/>
-          <w:color w:val="000000"/>
-          <w:sz w:val="24"/>
-          <w:szCs w:val="24"/>
-          <w:rtl/>
-        </w:rPr>
-      </w:pPr>
-      <w:r>
-        <w:rPr>
-          <w:rFonts w:ascii="IRANSansX" w:eastAsia="Times New Roman" w:hAnsi="IRANSansX" w:cs="IRANSansX" w:hint="cs"/>
-          <w:color w:val="222222"/>
-          <w:sz w:val="24"/>
-          <w:szCs w:val="24"/>
-          <w:rtl/>
-        </w:rPr>
-        <w:t xml:space="preserve">اگر </w:t>
-      </w:r>
-      <w:r>
-        <w:rPr>
-          <w:rFonts w:ascii="IRANSansX" w:eastAsia="Times New Roman" w:hAnsi="IRANSansX" w:cs="IRANSansX"/>
-          <w:color w:val="222222"/>
-          <w:sz w:val="24"/>
-          <w:szCs w:val="24"/>
-        </w:rPr>
-        <w:t>a=b</w:t>
-      </w:r>
-      <w:r>
-        <w:rPr>
-          <w:rFonts w:ascii="IRANSansX" w:eastAsia="Times New Roman" w:hAnsi="IRANSansX" w:cs="IRANSansX" w:hint="cs"/>
-          <w:color w:val="222222"/>
-          <w:sz w:val="24"/>
-          <w:szCs w:val="24"/>
-          <w:rtl/>
-          <w:lang w:bidi="fa-IR"/>
-        </w:rPr>
-        <w:t xml:space="preserve"> آنگاه </w:t>
-      </w:r>
-      <w:r>
-        <w:rPr>
-          <w:rFonts w:ascii="IRANSansX" w:eastAsia="Times New Roman" w:hAnsi="IRANSansX" w:cs="IRANSansX" w:hint="cs"/>
-          <w:color w:val="000000"/>
-          <w:sz w:val="24"/>
-          <w:szCs w:val="24"/>
-          <w:rtl/>
-        </w:rPr>
-        <w:t xml:space="preserve">باید توضیح </w:t>
-      </w:r>
-      <w:r>
-        <w:rPr>
-          <w:rFonts w:ascii="IRANSansX" w:eastAsia="Times New Roman" w:hAnsi="IRANSansX" w:cs="IRANSansX" w:hint="cs"/>
-          <w:color w:val="000000"/>
-          <w:sz w:val="24"/>
-          <w:szCs w:val="24"/>
-          <w:rtl/>
-        </w:rPr>
-        <w:t xml:space="preserve">زیر </w:t>
-      </w:r>
-      <w:r>
-        <w:rPr>
-          <w:rFonts w:ascii="IRANSansX" w:eastAsia="Times New Roman" w:hAnsi="IRANSansX" w:cs="IRANSansX" w:hint="cs"/>
-          <w:color w:val="000000"/>
-          <w:sz w:val="24"/>
-          <w:szCs w:val="24"/>
-          <w:rtl/>
-        </w:rPr>
-        <w:t xml:space="preserve">به </w:t>
-      </w:r>
-      <w:r>
-        <w:rPr>
-          <w:rFonts w:ascii="IRANSansX" w:eastAsia="Times New Roman" w:hAnsi="IRANSansX" w:cs="IRANSansX" w:hint="cs"/>
-          <w:color w:val="000000"/>
-          <w:sz w:val="24"/>
-          <w:szCs w:val="24"/>
-          <w:rtl/>
-        </w:rPr>
-        <w:t xml:space="preserve">عنوان تفسیر پرسشنامه به </w:t>
-      </w:r>
-      <w:r>
-        <w:rPr>
-          <w:rFonts w:ascii="IRANSansX" w:eastAsia="Times New Roman" w:hAnsi="IRANSansX" w:cs="IRANSansX" w:hint="cs"/>
-          <w:color w:val="000000"/>
-          <w:sz w:val="24"/>
-          <w:szCs w:val="24"/>
-          <w:rtl/>
-        </w:rPr>
-        <w:t>کاربر نمایش داده شود</w:t>
-      </w:r>
-      <w:r>
-        <w:rPr>
-          <w:rFonts w:ascii="IRANSansX" w:eastAsia="Times New Roman" w:hAnsi="IRANSansX" w:cs="IRANSansX" w:hint="cs"/>
-          <w:b/>
-          <w:bCs/>
-          <w:color w:val="000000"/>
-          <w:sz w:val="24"/>
-          <w:szCs w:val="24"/>
-          <w:rtl/>
-        </w:rPr>
-        <w:t xml:space="preserve">: </w:t>
-      </w:r>
-    </w:p>
-    <w:p>
-      <w:pPr>
-        <w:shd w:val="clear" w:color="auto" w:fill="FFFFFF"/>
-        <w:bidi/>
-        <w:spacing w:after="0" w:line="240" w:lineRule="auto"/>
-        <w:rPr>
-          <w:rFonts w:ascii="IRANSansX" w:eastAsia="Times New Roman" w:hAnsi="IRANSansX" w:cs="IRANSansX"/>
-          <w:color w:val="222222"/>
-          <w:sz w:val="24"/>
-          <w:szCs w:val="24"/>
-          <w:rtl/>
-        </w:rPr>
-      </w:pPr>
-      <w:r>
-        <w:rPr>
-          <w:rFonts w:ascii="IRANSansX" w:eastAsia="Times New Roman" w:hAnsi="IRANSansX" w:cs="IRANSansX"/>
-          <w:color w:val="222222"/>
-          <w:sz w:val="24"/>
-          <w:szCs w:val="24"/>
-          <w:rtl/>
-        </w:rPr>
-        <w:t>معیار فعلی شما: تلاش برای جبران بی‌کنترلی با پذیرش بار اضافه</w:t>
-      </w:r>
-    </w:p>
-    <w:p>
-      <w:pPr>
-        <w:shd w:val="clear" w:color="auto" w:fill="FFFFFF"/>
-        <w:bidi/>
-        <w:spacing w:after="0" w:line="240" w:lineRule="auto"/>
-        <w:jc w:val="both"/>
-        <w:rPr>
-          <w:rFonts w:ascii="IRANSansX" w:eastAsia="Times New Roman" w:hAnsi="IRANSansX" w:cs="IRANSansX"/>
-          <w:color w:val="222222"/>
-          <w:sz w:val="24"/>
-          <w:szCs w:val="24"/>
-        </w:rPr>
-      </w:pPr>
-      <w:r>
-        <w:rPr>
-          <w:rFonts w:ascii="IRANSansX" w:eastAsia="Times New Roman" w:hAnsi="IRANSansX" w:cs="IRANSansX"/>
-          <w:color w:val="222222"/>
-          <w:sz w:val="24"/>
-          <w:szCs w:val="24"/>
-          <w:rtl/>
-        </w:rPr>
-        <w:t>شما در یک چرخه تکرارشونده گیر افتاده‌اید: چون روی تصمیم‌گیری‌ها و روند اصلی کار کنترل کافی ندارید، سعی می‌کنید با پذیرش مسئولیت‌های بیشتر و نداشتن مرز، ارزش و توانمندی خود را ثابت کنید. این کار به قیمت خستگی مفرط و سوزاندن انرژی‌تان تمام می‌شود</w:t>
-      </w:r>
-      <w:r>
-        <w:rPr>
-          <w:rFonts w:ascii="IRANSansX" w:eastAsia="Times New Roman" w:hAnsi="IRANSansX" w:cs="IRANSansX"/>
-          <w:color w:val="222222"/>
-          <w:sz w:val="24"/>
-          <w:szCs w:val="24"/>
-        </w:rPr>
-        <w:t>.</w:t>
-      </w:r>
-    </w:p>
-    <w:p>
-      <w:pPr>
-        <w:shd w:val="clear" w:color="auto" w:fill="FFFFFF"/>
-        <w:bidi/>
-        <w:spacing w:after="0" w:line="240" w:lineRule="auto"/>
-        <w:jc w:val="both"/>
-        <w:rPr>
-          <w:rFonts w:ascii="IRANSansX" w:eastAsia="Times New Roman" w:hAnsi="IRANSansX" w:cs="IRANSansX"/>
-          <w:color w:val="222222"/>
-          <w:sz w:val="24"/>
-          <w:szCs w:val="24"/>
-          <w:rtl/>
-          <w:lang w:bidi="fa-IR"/>
-        </w:rPr>
-      </w:pPr>
-    </w:p>
-    <w:p>
-      <w:pPr>
-        <w:shd w:val="clear" w:color="auto" w:fill="FFFFFF"/>
-        <w:bidi/>
-        <w:spacing w:after="0" w:line="240" w:lineRule="auto"/>
-        <w:jc w:val="both"/>
-        <w:rPr>
-          <w:rFonts w:ascii="IRANSansX" w:eastAsia="Times New Roman" w:hAnsi="IRANSansX" w:cs="IRANSansX"/>
-          <w:color w:val="222222"/>
-          <w:sz w:val="24"/>
-          <w:szCs w:val="24"/>
-          <w:rtl/>
-          <w:lang w:bidi="fa-IR"/>
-        </w:rPr>
-      </w:pPr>
-      <w:r>
-        <w:rPr>
-          <w:rFonts w:ascii="IRANSansX" w:eastAsia="Times New Roman" w:hAnsi="IRANSansX" w:cs="IRANSansX" w:hint="cs"/>
-          <w:color w:val="222222"/>
-          <w:sz w:val="24"/>
-          <w:szCs w:val="24"/>
-          <w:rtl/>
-          <w:lang w:bidi="fa-IR"/>
-        </w:rPr>
-        <w:t xml:space="preserve">اگر </w:t>
-      </w:r>
-      <w:r>
-        <w:rPr>
-          <w:rFonts w:ascii="IRANSansX" w:eastAsia="Times New Roman" w:hAnsi="IRANSansX" w:cs="IRANSansX"/>
-          <w:color w:val="222222"/>
-          <w:sz w:val="24"/>
-          <w:szCs w:val="24"/>
-          <w:lang w:bidi="fa-IR"/>
-        </w:rPr>
-        <w:t>a=c</w:t>
-      </w:r>
-      <w:r>
-        <w:rPr>
-          <w:rFonts w:ascii="IRANSansX" w:eastAsia="Times New Roman" w:hAnsi="IRANSansX" w:cs="IRANSansX" w:hint="cs"/>
-          <w:color w:val="222222"/>
-          <w:sz w:val="24"/>
-          <w:szCs w:val="24"/>
-          <w:rtl/>
-          <w:lang w:bidi="fa-IR"/>
-        </w:rPr>
-        <w:t xml:space="preserve"> </w:t>
-      </w:r>
-      <w:r>
-        <w:rPr>
-          <w:rFonts w:ascii="IRANSansX" w:eastAsia="Times New Roman" w:hAnsi="IRANSansX" w:cs="IRANSansX" w:hint="cs"/>
-          <w:color w:val="222222"/>
-          <w:sz w:val="24"/>
-          <w:szCs w:val="24"/>
-          <w:rtl/>
-          <w:lang w:bidi="fa-IR"/>
-        </w:rPr>
-        <w:t xml:space="preserve">آنگاه </w:t>
-      </w:r>
-      <w:r>
-        <w:rPr>
-          <w:rFonts w:ascii="IRANSansX" w:eastAsia="Times New Roman" w:hAnsi="IRANSansX" w:cs="IRANSansX" w:hint="cs"/>
-          <w:color w:val="000000"/>
-          <w:sz w:val="24"/>
-          <w:szCs w:val="24"/>
-          <w:rtl/>
-        </w:rPr>
-        <w:t xml:space="preserve">باید توضیح </w:t>
-      </w:r>
-      <w:r>
-        <w:rPr>
-          <w:rFonts w:ascii="IRANSansX" w:eastAsia="Times New Roman" w:hAnsi="IRANSansX" w:cs="IRANSansX" w:hint="cs"/>
-          <w:color w:val="000000"/>
-          <w:sz w:val="24"/>
-          <w:szCs w:val="24"/>
-          <w:rtl/>
-        </w:rPr>
-        <w:t xml:space="preserve">زیر </w:t>
-      </w:r>
-      <w:r>
-        <w:rPr>
-          <w:rFonts w:ascii="IRANSansX" w:eastAsia="Times New Roman" w:hAnsi="IRANSansX" w:cs="IRANSansX" w:hint="cs"/>
-          <w:color w:val="000000"/>
-          <w:sz w:val="24"/>
-          <w:szCs w:val="24"/>
-          <w:rtl/>
-        </w:rPr>
-        <w:t xml:space="preserve">به </w:t>
-      </w:r>
-      <w:r>
-        <w:rPr>
-          <w:rFonts w:ascii="IRANSansX" w:eastAsia="Times New Roman" w:hAnsi="IRANSansX" w:cs="IRANSansX" w:hint="cs"/>
-          <w:color w:val="000000"/>
-          <w:sz w:val="24"/>
-          <w:szCs w:val="24"/>
-          <w:rtl/>
-        </w:rPr>
-        <w:t xml:space="preserve">عنوان تفسیر پرسشنامه به </w:t>
-      </w:r>
-      <w:r>
-        <w:rPr>
-          <w:rFonts w:ascii="IRANSansX" w:eastAsia="Times New Roman" w:hAnsi="IRANSansX" w:cs="IRANSansX" w:hint="cs"/>
-          <w:color w:val="000000"/>
-          <w:sz w:val="24"/>
-          <w:szCs w:val="24"/>
-          <w:rtl/>
-        </w:rPr>
-        <w:t>کاربر نمایش داده شود</w:t>
-      </w:r>
-      <w:r>
-        <w:rPr>
-          <w:rFonts w:ascii="IRANSansX" w:eastAsia="Times New Roman" w:hAnsi="IRANSansX" w:cs="IRANSansX" w:hint="cs"/>
-          <w:b/>
-          <w:bCs/>
-          <w:color w:val="000000"/>
-          <w:sz w:val="24"/>
-          <w:szCs w:val="24"/>
-          <w:rtl/>
-        </w:rPr>
-        <w:t>:</w:t>
-      </w:r>
-    </w:p>
-    <w:p>
-      <w:pPr>
-        <w:shd w:val="clear" w:color="auto" w:fill="FFFFFF"/>
-        <w:bidi/>
-        <w:spacing w:after="0" w:line="240" w:lineRule="auto"/>
-        <w:rPr>
-          <w:rFonts w:ascii="IRANSansX" w:eastAsia="Times New Roman" w:hAnsi="IRANSansX" w:cs="IRANSansX"/>
-          <w:color w:val="222222"/>
-          <w:sz w:val="24"/>
-          <w:szCs w:val="24"/>
-        </w:rPr>
-      </w:pPr>
-      <w:r>
-        <w:rPr>
-          <w:rFonts w:ascii="IRANSansX" w:eastAsia="Times New Roman" w:hAnsi="IRANSansX" w:cs="IRANSansX"/>
-          <w:color w:val="222222"/>
-          <w:sz w:val="24"/>
-          <w:szCs w:val="24"/>
-          <w:rtl/>
-        </w:rPr>
-        <w:t>معیار فعلی شما: بی‌اختیاری در کاری که دیگر مهم نیست</w:t>
-      </w:r>
-    </w:p>
-    <w:p>
-      <w:pPr>
-        <w:shd w:val="clear" w:color="auto" w:fill="FFFFFF"/>
-        <w:bidi/>
-        <w:spacing w:after="0" w:line="240" w:lineRule="auto"/>
-        <w:rPr>
-          <w:rFonts w:ascii="IRANSansX" w:eastAsia="Times New Roman" w:hAnsi="IRANSansX" w:cs="IRANSansX"/>
-          <w:color w:val="222222"/>
-          <w:sz w:val="24"/>
-          <w:szCs w:val="24"/>
-        </w:rPr>
-      </w:pPr>
-      <w:r>
-        <w:rPr>
-          <w:rFonts w:ascii="IRANSansX" w:eastAsia="Times New Roman" w:hAnsi="IRANSansX" w:cs="IRANSansX"/>
-          <w:color w:val="222222"/>
-          <w:sz w:val="24"/>
-          <w:szCs w:val="24"/>
-          <w:rtl/>
-        </w:rPr>
-        <w:t>شما در نقطه‌ای قرار گرفته‌اید که نه اختیار و کنترلی بر روی تصمیم‌گیری‌های شغلی‌تان دارید و نه آن کار معنا و ارزشی برایتان ایجاد می‌کند. وقتی احساس کنید بر مسائلی که حتی برایتان مهم نیستند هم کنترلی ندارید، بی‌تفاوتی عمیق و حس درجا زدن به سراغتان می‌آید</w:t>
-      </w:r>
-      <w:r>
-        <w:rPr>
-          <w:rFonts w:ascii="IRANSansX" w:eastAsia="Times New Roman" w:hAnsi="IRANSansX" w:cs="IRANSansX"/>
-          <w:color w:val="222222"/>
-          <w:sz w:val="24"/>
-          <w:szCs w:val="24"/>
-        </w:rPr>
-        <w:t>.</w:t>
-      </w:r>
-    </w:p>
-    <w:p>
-      <w:pPr>
-        <w:shd w:val="clear" w:color="auto" w:fill="FFFFFF"/>
-        <w:bidi/>
-        <w:spacing w:after="0" w:line="240" w:lineRule="auto"/>
-        <w:jc w:val="both"/>
-        <w:rPr>
-          <w:rFonts w:ascii="IRANSansX" w:eastAsia="Times New Roman" w:hAnsi="IRANSansX" w:cs="IRANSansX" w:hint="cs"/>
-          <w:color w:val="222222"/>
-          <w:sz w:val="24"/>
-          <w:szCs w:val="24"/>
-          <w:rtl/>
-          <w:lang w:bidi="fa-IR"/>
-        </w:rPr>
-      </w:pPr>
-    </w:p>
-    <w:p>
-      <w:pPr>
-        <w:bidi/>
-        <w:spacing w:after="0"/>
-        <w:rPr>
-          <w:rFonts w:ascii="IRANSansX" w:eastAsia="Times New Roman" w:hAnsi="IRANSansX" w:cs="IRANSansX"/>
-          <w:b/>
-          <w:bCs/>
-          <w:color w:val="000000"/>
-          <w:sz w:val="24"/>
-          <w:szCs w:val="24"/>
-          <w:rtl/>
-        </w:rPr>
-      </w:pPr>
-      <w:r>
-        <w:rPr>
-          <w:rFonts w:ascii="IRANSansX" w:eastAsia="Times New Roman" w:hAnsi="IRANSansX" w:cs="IRANSansX" w:hint="cs"/>
-          <w:sz w:val="24"/>
-          <w:szCs w:val="24"/>
-          <w:rtl/>
-          <w:lang w:bidi="fa-IR"/>
-        </w:rPr>
-        <w:t xml:space="preserve">اگر </w:t>
-      </w:r>
-      <w:r>
-        <w:rPr>
-          <w:rFonts w:ascii="IRANSansX" w:eastAsia="Times New Roman" w:hAnsi="IRANSansX" w:cs="IRANSansX"/>
-          <w:sz w:val="24"/>
-          <w:szCs w:val="24"/>
-          <w:lang w:bidi="fa-IR"/>
-        </w:rPr>
-        <w:t>a=d</w:t>
-      </w:r>
-      <w:r>
-        <w:rPr>
-          <w:rFonts w:ascii="IRANSansX" w:eastAsia="Times New Roman" w:hAnsi="IRANSansX" w:cs="IRANSansX" w:hint="cs"/>
-          <w:sz w:val="24"/>
-          <w:szCs w:val="24"/>
-          <w:rtl/>
-          <w:lang w:bidi="fa-IR"/>
-        </w:rPr>
-        <w:t xml:space="preserve"> </w:t>
-      </w:r>
-      <w:r>
-        <w:rPr>
-          <w:rFonts w:ascii="IRANSansX" w:eastAsia="Times New Roman" w:hAnsi="IRANSansX" w:cs="IRANSansX" w:hint="cs"/>
-          <w:color w:val="222222"/>
-          <w:sz w:val="24"/>
-          <w:szCs w:val="24"/>
-          <w:rtl/>
-          <w:lang w:bidi="fa-IR"/>
-        </w:rPr>
-        <w:t xml:space="preserve">آنگاه </w:t>
-      </w:r>
-      <w:r>
-        <w:rPr>
-          <w:rFonts w:ascii="IRANSansX" w:eastAsia="Times New Roman" w:hAnsi="IRANSansX" w:cs="IRANSansX" w:hint="cs"/>
-          <w:color w:val="000000"/>
-          <w:sz w:val="24"/>
-          <w:szCs w:val="24"/>
-          <w:rtl/>
-        </w:rPr>
-        <w:t xml:space="preserve">باید توضیح </w:t>
-      </w:r>
-      <w:r>
-        <w:rPr>
-          <w:rFonts w:ascii="IRANSansX" w:eastAsia="Times New Roman" w:hAnsi="IRANSansX" w:cs="IRANSansX" w:hint="cs"/>
-          <w:color w:val="000000"/>
-          <w:sz w:val="24"/>
-          <w:szCs w:val="24"/>
-          <w:rtl/>
-        </w:rPr>
-        <w:t xml:space="preserve">زیر </w:t>
-      </w:r>
-      <w:r>
-        <w:rPr>
-          <w:rFonts w:ascii="IRANSansX" w:eastAsia="Times New Roman" w:hAnsi="IRANSansX" w:cs="IRANSansX" w:hint="cs"/>
-          <w:color w:val="000000"/>
-          <w:sz w:val="24"/>
-          <w:szCs w:val="24"/>
-          <w:rtl/>
-        </w:rPr>
-        <w:t xml:space="preserve">به </w:t>
-      </w:r>
-      <w:r>
-        <w:rPr>
-          <w:rFonts w:ascii="IRANSansX" w:eastAsia="Times New Roman" w:hAnsi="IRANSansX" w:cs="IRANSansX" w:hint="cs"/>
-          <w:color w:val="000000"/>
-          <w:sz w:val="24"/>
-          <w:szCs w:val="24"/>
-          <w:rtl/>
-        </w:rPr>
-        <w:t xml:space="preserve">عنوان تفسیر پرسشنامه به </w:t>
-      </w:r>
-      <w:r>
-        <w:rPr>
-          <w:rFonts w:ascii="IRANSansX" w:eastAsia="Times New Roman" w:hAnsi="IRANSansX" w:cs="IRANSansX" w:hint="cs"/>
-          <w:color w:val="000000"/>
-          <w:sz w:val="24"/>
-          <w:szCs w:val="24"/>
-          <w:rtl/>
-        </w:rPr>
-        <w:t>کاربر نمایش داده شود</w:t>
-      </w:r>
-      <w:r>
-        <w:rPr>
-          <w:rFonts w:ascii="IRANSansX" w:eastAsia="Times New Roman" w:hAnsi="IRANSansX" w:cs="IRANSansX" w:hint="cs"/>
-          <w:b/>
-          <w:bCs/>
-          <w:color w:val="000000"/>
-          <w:sz w:val="24"/>
-          <w:szCs w:val="24"/>
-          <w:rtl/>
-        </w:rPr>
-        <w:t>:</w:t>
-      </w:r>
-    </w:p>
-    <w:p>
-      <w:pPr>
-        <w:shd w:val="clear" w:color="auto" w:fill="FFFFFF"/>
-        <w:bidi/>
-        <w:spacing w:after="0" w:line="240" w:lineRule="auto"/>
-        <w:rPr>
-          <w:rFonts w:ascii="IRANSansX" w:eastAsia="Times New Roman" w:hAnsi="IRANSansX" w:cs="IRANSansX"/>
-          <w:color w:val="222222"/>
-          <w:sz w:val="24"/>
-          <w:szCs w:val="24"/>
-        </w:rPr>
-      </w:pPr>
-      <w:r>
-        <w:rPr>
-          <w:rFonts w:ascii="IRANSansX" w:eastAsia="Times New Roman" w:hAnsi="IRANSansX" w:cs="IRANSansX"/>
-          <w:color w:val="222222"/>
-          <w:sz w:val="24"/>
-          <w:szCs w:val="24"/>
-          <w:rtl/>
-        </w:rPr>
-        <w:t>معیار فعلی شما: نداشتن اختیار برای تغییر مسیر</w:t>
-      </w:r>
-    </w:p>
-    <w:p>
-      <w:pPr>
-        <w:shd w:val="clear" w:color="auto" w:fill="FFFFFF"/>
-        <w:bidi/>
-        <w:spacing w:after="0" w:line="240" w:lineRule="auto"/>
-        <w:jc w:val="both"/>
-        <w:rPr>
-          <w:rFonts w:ascii="IRANSansX" w:eastAsia="Times New Roman" w:hAnsi="IRANSansX" w:cs="IRANSansX"/>
-          <w:color w:val="222222"/>
-          <w:sz w:val="24"/>
-          <w:szCs w:val="24"/>
-        </w:rPr>
-      </w:pPr>
-      <w:r>
-        <w:rPr>
-          <w:rFonts w:ascii="IRANSansX" w:eastAsia="Times New Roman" w:hAnsi="IRANSansX" w:cs="IRANSansX"/>
-          <w:color w:val="222222"/>
-          <w:sz w:val="24"/>
-          <w:szCs w:val="24"/>
-          <w:rtl/>
-        </w:rPr>
-        <w:t>شما می‌دانید که شرایط فعلی مطلوب نیست، اما چون اختیار عمل و کنترل بر شرایط موجود</w:t>
-      </w:r>
-      <w:r>
-        <w:rPr>
-          <w:rFonts w:ascii="IRANSansX" w:eastAsia="Times New Roman" w:hAnsi="IRANSansX" w:cs="IRANSansX"/>
-          <w:color w:val="222222"/>
-          <w:sz w:val="24"/>
-          <w:szCs w:val="24"/>
-          <w:rtl/>
-        </w:rPr>
-        <w:t xml:space="preserve"> را</w:t>
-      </w:r>
-      <w:r>
-        <w:rPr>
-          <w:rFonts w:ascii="IRANSansX" w:eastAsia="Times New Roman" w:hAnsi="IRANSansX" w:cs="IRANSansX"/>
-          <w:color w:val="222222"/>
-          <w:sz w:val="24"/>
-          <w:szCs w:val="24"/>
-          <w:rtl/>
-        </w:rPr>
-        <w:t xml:space="preserve"> ندارید، نمی‌توانید مسیر و قدم بعدی را به روشنی ترسیم کنید. این حالت باعث می‌شود احساس کنید در نقطه‌ای گیر کرده‌اید و آینده شغلی‌تان به تصمیم دیگران گره خورده است</w:t>
-      </w:r>
-      <w:r>
-        <w:rPr>
-          <w:rFonts w:ascii="IRANSansX" w:eastAsia="Times New Roman" w:hAnsi="IRANSansX" w:cs="IRANSansX"/>
-          <w:color w:val="222222"/>
-          <w:sz w:val="24"/>
-          <w:szCs w:val="24"/>
-        </w:rPr>
-        <w:t>.</w:t>
-      </w:r>
-    </w:p>
-    <w:p>
-      <w:pPr>
-        <w:bidi/>
-        <w:rPr>
-          <w:rFonts w:ascii="IRANSansX" w:eastAsia="Times New Roman" w:hAnsi="IRANSansX" w:cs="IRANSansX"/>
-          <w:sz w:val="24"/>
-          <w:szCs w:val="24"/>
-          <w:rtl/>
-          <w:lang w:bidi="fa-IR"/>
-        </w:rPr>
-      </w:pPr>
-    </w:p>
-    <w:p>
-      <w:pPr>
-        <w:bidi/>
-        <w:rPr>
-          <w:rFonts w:ascii="IRANSansX" w:eastAsia="Times New Roman" w:hAnsi="IRANSansX" w:cs="IRANSansX"/>
-          <w:b/>
-          <w:bCs/>
-          <w:color w:val="000000"/>
-          <w:sz w:val="24"/>
-          <w:szCs w:val="24"/>
-          <w:rtl/>
-        </w:rPr>
-      </w:pPr>
-      <w:r>
-        <w:rPr>
-          <w:rFonts w:ascii="IRANSansX" w:eastAsia="Times New Roman" w:hAnsi="IRANSansX" w:cs="IRANSansX" w:hint="cs"/>
-          <w:sz w:val="24"/>
-          <w:szCs w:val="24"/>
-          <w:rtl/>
-          <w:lang w:bidi="fa-IR"/>
-        </w:rPr>
-        <w:t xml:space="preserve">اگر </w:t>
-      </w:r>
-      <w:r>
-        <w:rPr>
-          <w:rFonts w:ascii="IRANSansX" w:eastAsia="Times New Roman" w:hAnsi="IRANSansX" w:cs="IRANSansX"/>
-          <w:sz w:val="24"/>
-          <w:szCs w:val="24"/>
-          <w:lang w:bidi="fa-IR"/>
-        </w:rPr>
-        <w:t>b=c</w:t>
-      </w:r>
-      <w:r>
-        <w:rPr>
-          <w:rFonts w:ascii="IRANSansX" w:eastAsia="Times New Roman" w:hAnsi="IRANSansX" w:cs="IRANSansX" w:hint="cs"/>
-          <w:sz w:val="24"/>
-          <w:szCs w:val="24"/>
-          <w:rtl/>
-          <w:lang w:bidi="fa-IR"/>
-        </w:rPr>
-        <w:t xml:space="preserve"> </w:t>
-      </w:r>
-      <w:r>
-        <w:rPr>
-          <w:rFonts w:ascii="IRANSansX" w:eastAsia="Times New Roman" w:hAnsi="IRANSansX" w:cs="IRANSansX" w:hint="cs"/>
-          <w:color w:val="222222"/>
-          <w:sz w:val="24"/>
-          <w:szCs w:val="24"/>
-          <w:rtl/>
-          <w:lang w:bidi="fa-IR"/>
-        </w:rPr>
-        <w:t xml:space="preserve">آنگاه </w:t>
-      </w:r>
-      <w:r>
-        <w:rPr>
-          <w:rFonts w:ascii="IRANSansX" w:eastAsia="Times New Roman" w:hAnsi="IRANSansX" w:cs="IRANSansX" w:hint="cs"/>
-          <w:color w:val="000000"/>
-          <w:sz w:val="24"/>
-          <w:szCs w:val="24"/>
-          <w:rtl/>
-        </w:rPr>
-        <w:t xml:space="preserve">باید توضیح </w:t>
-      </w:r>
-      <w:r>
-        <w:rPr>
-          <w:rFonts w:ascii="IRANSansX" w:eastAsia="Times New Roman" w:hAnsi="IRANSansX" w:cs="IRANSansX" w:hint="cs"/>
-          <w:color w:val="000000"/>
-          <w:sz w:val="24"/>
-          <w:szCs w:val="24"/>
-          <w:rtl/>
-        </w:rPr>
-        <w:t xml:space="preserve">زیر </w:t>
-      </w:r>
-      <w:r>
-        <w:rPr>
-          <w:rFonts w:ascii="IRANSansX" w:eastAsia="Times New Roman" w:hAnsi="IRANSansX" w:cs="IRANSansX" w:hint="cs"/>
-          <w:color w:val="000000"/>
-          <w:sz w:val="24"/>
-          <w:szCs w:val="24"/>
-          <w:rtl/>
-        </w:rPr>
-        <w:t xml:space="preserve">به </w:t>
-      </w:r>
-      <w:r>
-        <w:rPr>
-          <w:rFonts w:ascii="IRANSansX" w:eastAsia="Times New Roman" w:hAnsi="IRANSansX" w:cs="IRANSansX" w:hint="cs"/>
-          <w:color w:val="000000"/>
-          <w:sz w:val="24"/>
-          <w:szCs w:val="24"/>
-          <w:rtl/>
-        </w:rPr>
-        <w:t xml:space="preserve">عنوان تفسیر پرسشنامه به </w:t>
-      </w:r>
-      <w:r>
-        <w:rPr>
-          <w:rFonts w:ascii="IRANSansX" w:eastAsia="Times New Roman" w:hAnsi="IRANSansX" w:cs="IRANSansX" w:hint="cs"/>
-          <w:color w:val="000000"/>
-          <w:sz w:val="24"/>
-          <w:szCs w:val="24"/>
-          <w:rtl/>
-        </w:rPr>
-        <w:t>کاربر نمایش داده شود</w:t>
-      </w:r>
-      <w:r>
-        <w:rPr>
-          <w:rFonts w:ascii="IRANSansX" w:eastAsia="Times New Roman" w:hAnsi="IRANSansX" w:cs="IRANSansX" w:hint="cs"/>
-          <w:b/>
-          <w:bCs/>
-          <w:color w:val="000000"/>
-          <w:sz w:val="24"/>
-          <w:szCs w:val="24"/>
-          <w:rtl/>
-        </w:rPr>
-        <w:t>:</w:t>
-      </w:r>
-    </w:p>
-    <w:p>
-      <w:pPr>
-        <w:shd w:val="clear" w:color="auto" w:fill="FFFFFF"/>
-        <w:bidi/>
-        <w:spacing w:after="0" w:line="240" w:lineRule="auto"/>
-        <w:rPr>
-          <w:rFonts w:ascii="IRANSansX" w:eastAsia="Times New Roman" w:hAnsi="IRANSansX" w:cs="IRANSansX"/>
-          <w:color w:val="222222"/>
-          <w:sz w:val="24"/>
-          <w:szCs w:val="24"/>
-        </w:rPr>
-      </w:pPr>
-      <w:r>
-        <w:rPr>
-          <w:rFonts w:ascii="IRANSansX" w:eastAsia="Times New Roman" w:hAnsi="IRANSansX" w:cs="IRANSansX"/>
-          <w:color w:val="222222"/>
-          <w:sz w:val="24"/>
-          <w:szCs w:val="24"/>
-          <w:rtl/>
-        </w:rPr>
-        <w:t>معیار فعلی شما: قربانی کردن انگیزه در برابر خواسته‌های دیگران</w:t>
-      </w:r>
-    </w:p>
-    <w:p>
-      <w:pPr>
-        <w:shd w:val="clear" w:color="auto" w:fill="FFFFFF"/>
-        <w:bidi/>
-        <w:spacing w:after="0" w:line="240" w:lineRule="auto"/>
-        <w:jc w:val="both"/>
-        <w:rPr>
-          <w:rFonts w:ascii="IRANSansX" w:eastAsia="Times New Roman" w:hAnsi="IRANSansX" w:cs="IRANSansX"/>
-          <w:color w:val="222222"/>
-          <w:sz w:val="24"/>
-          <w:szCs w:val="24"/>
-          <w:rtl/>
-        </w:rPr>
-      </w:pPr>
-      <w:r>
-        <w:rPr>
-          <w:rFonts w:ascii="IRANSansX" w:eastAsia="Times New Roman" w:hAnsi="IRANSansX" w:cs="IRANSansX"/>
-          <w:color w:val="222222"/>
-          <w:sz w:val="24"/>
-          <w:szCs w:val="24"/>
-          <w:rtl/>
-        </w:rPr>
-        <w:t>پاسخگویی مداوم به انتظارات اطرافیان و نداشتن مرزهای مشخص در کار، تمام انرژی روحی و جسمی شما را خالی کرده است. این فرسایش شدید باعث شده کاری که شاید روزی برایتان ارزشمند بوده، حالا کاملاً معنا و جذابیتش را از دست بدهد</w:t>
-      </w:r>
-      <w:r>
-        <w:rPr>
-          <w:rFonts w:ascii="IRANSansX" w:eastAsia="Times New Roman" w:hAnsi="IRANSansX" w:cs="IRANSansX"/>
-          <w:color w:val="222222"/>
-          <w:sz w:val="24"/>
-          <w:szCs w:val="24"/>
-        </w:rPr>
-        <w:t>.</w:t>
-      </w:r>
-    </w:p>
-    <w:p>
-      <w:pPr>
-        <w:shd w:val="clear" w:color="auto" w:fill="FFFFFF"/>
-        <w:bidi/>
-        <w:spacing w:after="0" w:line="240" w:lineRule="auto"/>
-        <w:jc w:val="both"/>
-        <w:rPr>
-          <w:rFonts w:ascii="IRANSansX" w:eastAsia="Times New Roman" w:hAnsi="IRANSansX" w:cs="IRANSansX"/>
-          <w:color w:val="222222"/>
-          <w:sz w:val="24"/>
-          <w:szCs w:val="24"/>
-          <w:rtl/>
-        </w:rPr>
-      </w:pPr>
-    </w:p>
-    <w:p>
-      <w:pPr>
-        <w:shd w:val="clear" w:color="auto" w:fill="FFFFFF"/>
-        <w:bidi/>
-        <w:spacing w:after="0" w:line="240" w:lineRule="auto"/>
-        <w:rPr>
-          <w:rFonts w:ascii="IRANSansX" w:eastAsia="Times New Roman" w:hAnsi="IRANSansX" w:cs="IRANSansX"/>
-          <w:color w:val="222222"/>
-          <w:sz w:val="24"/>
-          <w:szCs w:val="24"/>
-          <w:rtl/>
-          <w:lang w:bidi="fa-IR"/>
-        </w:rPr>
-      </w:pPr>
-      <w:r>
-        <w:rPr>
-          <w:rFonts w:ascii="IRANSansX" w:eastAsia="Times New Roman" w:hAnsi="IRANSansX" w:cs="IRANSansX"/>
-          <w:color w:val="222222"/>
-          <w:sz w:val="24"/>
-          <w:szCs w:val="24"/>
-          <w:rtl/>
-        </w:rPr>
-        <w:lastRenderedPageBreak/>
-        <w:t xml:space="preserve">اگر </w:t>
-      </w:r>
-      <w:r>
-        <w:rPr>
-          <w:rFonts w:ascii="IRANSansX" w:eastAsia="Times New Roman" w:hAnsi="IRANSansX" w:cs="IRANSansX"/>
-          <w:color w:val="222222"/>
-          <w:sz w:val="24"/>
-          <w:szCs w:val="24"/>
-        </w:rPr>
-        <w:t>b=d</w:t>
-      </w:r>
-      <w:r>
-        <w:rPr>
-          <w:rFonts w:ascii="IRANSansX" w:eastAsia="Times New Roman" w:hAnsi="IRANSansX" w:cs="IRANSansX"/>
-          <w:color w:val="222222"/>
-          <w:sz w:val="24"/>
-          <w:szCs w:val="24"/>
-          <w:rtl/>
-          <w:lang w:bidi="fa-IR"/>
-        </w:rPr>
-        <w:t xml:space="preserve"> </w:t>
-      </w:r>
-      <w:r>
-        <w:rPr>
-          <w:rFonts w:ascii="IRANSansX" w:eastAsia="Times New Roman" w:hAnsi="IRANSansX" w:cs="IRANSansX"/>
-          <w:color w:val="222222"/>
-          <w:sz w:val="24"/>
-          <w:szCs w:val="24"/>
-          <w:rtl/>
-          <w:lang w:bidi="fa-IR"/>
-        </w:rPr>
-        <w:t xml:space="preserve">آنگاه </w:t>
-      </w:r>
-      <w:r>
-        <w:rPr>
-          <w:rFonts w:ascii="IRANSansX" w:eastAsia="Times New Roman" w:hAnsi="IRANSansX" w:cs="IRANSansX"/>
-          <w:color w:val="000000"/>
-          <w:sz w:val="24"/>
-          <w:szCs w:val="24"/>
-          <w:rtl/>
-        </w:rPr>
-        <w:t>باید توضیح زیر به عنوان تفسیر پرسشنامه به کاربر نمایش داده شود</w:t>
-      </w:r>
-      <w:r>
-        <w:rPr>
-          <w:rFonts w:ascii="IRANSansX" w:eastAsia="Times New Roman" w:hAnsi="IRANSansX" w:cs="IRANSansX"/>
-          <w:b/>
-          <w:bCs/>
-          <w:color w:val="000000"/>
-          <w:sz w:val="24"/>
-          <w:szCs w:val="24"/>
-          <w:rtl/>
-        </w:rPr>
-        <w:t>:</w:t>
-      </w:r>
-    </w:p>
-    <w:p>
-      <w:pPr>
-        <w:shd w:val="clear" w:color="auto" w:fill="FFFFFF"/>
-        <w:bidi/>
-        <w:spacing w:after="0" w:line="240" w:lineRule="auto"/>
-        <w:rPr>
-          <w:rFonts w:ascii="IRANSansX" w:eastAsia="Times New Roman" w:hAnsi="IRANSansX" w:cs="IRANSansX"/>
-          <w:color w:val="222222"/>
-          <w:sz w:val="24"/>
-          <w:szCs w:val="24"/>
-        </w:rPr>
-      </w:pPr>
-      <w:r>
-        <w:rPr>
-          <w:rFonts w:ascii="IRANSansX" w:eastAsia="Times New Roman" w:hAnsi="IRANSansX" w:cs="IRANSansX"/>
-          <w:color w:val="222222"/>
-          <w:sz w:val="24"/>
-          <w:szCs w:val="24"/>
-          <w:rtl/>
-        </w:rPr>
-        <w:t>معیار فعلی شما: سرگرم بودن بدون جهت‌گیری مشخص</w:t>
-      </w:r>
-    </w:p>
-    <w:p>
-      <w:pPr>
-        <w:shd w:val="clear" w:color="auto" w:fill="FFFFFF"/>
-        <w:bidi/>
-        <w:spacing w:after="0" w:line="240" w:lineRule="auto"/>
-        <w:jc w:val="both"/>
-        <w:rPr>
-          <w:rFonts w:ascii="IRANSansX" w:eastAsia="Times New Roman" w:hAnsi="IRANSansX" w:cs="IRANSansX"/>
-          <w:color w:val="222222"/>
-          <w:sz w:val="24"/>
-          <w:szCs w:val="24"/>
-        </w:rPr>
-      </w:pPr>
-      <w:r>
-        <w:rPr>
-          <w:rFonts w:ascii="IRANSansX" w:eastAsia="Times New Roman" w:hAnsi="IRANSansX" w:cs="IRANSansX"/>
-          <w:color w:val="222222"/>
-          <w:sz w:val="24"/>
-          <w:szCs w:val="24"/>
-          <w:rtl/>
-        </w:rPr>
-        <w:t>شما آن‌قدر درگیر پاسخ دادن به درخواست‌های روزمره و کارهای بدون مرز دیگران شده‌اید که فرصت و تمرکز کافی برای فکر کردن به مسیر و قدم بعدی خود را ندارید. شلوغیِ بیش از حد، دید شما را نسبت به آینده شغلی‌تان تار کرده است</w:t>
-      </w:r>
-      <w:r>
-        <w:rPr>
-          <w:rFonts w:ascii="IRANSansX" w:eastAsia="Times New Roman" w:hAnsi="IRANSansX" w:cs="IRANSansX"/>
-          <w:color w:val="222222"/>
-          <w:sz w:val="24"/>
-          <w:szCs w:val="24"/>
-        </w:rPr>
-        <w:t>.</w:t>
-      </w:r>
-    </w:p>
-    <w:p>
-      <w:pPr>
-        <w:shd w:val="clear" w:color="auto" w:fill="FFFFFF"/>
-        <w:bidi/>
-        <w:spacing w:after="0" w:line="240" w:lineRule="auto"/>
-        <w:jc w:val="both"/>
-        <w:rPr>
-          <w:rFonts w:ascii="IRANSansX" w:eastAsia="Times New Roman" w:hAnsi="IRANSansX" w:cs="IRANSansX"/>
-          <w:color w:val="222222"/>
-          <w:sz w:val="24"/>
-          <w:szCs w:val="24"/>
-          <w:rtl/>
-        </w:rPr>
-      </w:pPr>
-    </w:p>
-    <w:p>
-      <w:pPr>
-        <w:shd w:val="clear" w:color="auto" w:fill="FFFFFF"/>
-        <w:bidi/>
-        <w:spacing w:after="0" w:line="240" w:lineRule="auto"/>
-        <w:rPr>
-          <w:rFonts w:ascii="IRANSansX" w:eastAsia="Times New Roman" w:hAnsi="IRANSansX" w:cs="IRANSansX"/>
-          <w:color w:val="222222"/>
-          <w:sz w:val="24"/>
-          <w:szCs w:val="24"/>
-          <w:rtl/>
-          <w:lang w:bidi="fa-IR"/>
-        </w:rPr>
-      </w:pPr>
-      <w:r>
-        <w:rPr>
-          <w:rFonts w:ascii="IRANSansX" w:eastAsia="Times New Roman" w:hAnsi="IRANSansX" w:cs="IRANSansX"/>
-          <w:color w:val="222222"/>
-          <w:sz w:val="24"/>
-          <w:szCs w:val="24"/>
-          <w:rtl/>
-        </w:rPr>
-        <w:t xml:space="preserve">اگر </w:t>
-      </w:r>
-      <w:r>
-        <w:rPr>
-          <w:rFonts w:ascii="IRANSansX" w:eastAsia="Times New Roman" w:hAnsi="IRANSansX" w:cs="IRANSansX"/>
-          <w:color w:val="222222"/>
-          <w:sz w:val="24"/>
-          <w:szCs w:val="24"/>
-        </w:rPr>
-        <w:t>d=c</w:t>
-      </w:r>
-      <w:r>
-        <w:rPr>
-          <w:rFonts w:ascii="IRANSansX" w:eastAsia="Times New Roman" w:hAnsi="IRANSansX" w:cs="IRANSansX"/>
-          <w:color w:val="222222"/>
-          <w:sz w:val="24"/>
-          <w:szCs w:val="24"/>
-          <w:rtl/>
-          <w:lang w:bidi="fa-IR"/>
-        </w:rPr>
-        <w:t xml:space="preserve"> آنگاه </w:t>
-      </w:r>
-      <w:r>
-        <w:rPr>
-          <w:rFonts w:ascii="IRANSansX" w:eastAsia="Times New Roman" w:hAnsi="IRANSansX" w:cs="IRANSansX"/>
-          <w:color w:val="000000"/>
-          <w:sz w:val="24"/>
-          <w:szCs w:val="24"/>
-          <w:rtl/>
-        </w:rPr>
-        <w:t>باید توضیح زیر به عنوان تفسیر پرسشنامه به کاربر نمایش داده شود</w:t>
-      </w:r>
-      <w:r>
-        <w:rPr>
-          <w:rFonts w:ascii="IRANSansX" w:eastAsia="Times New Roman" w:hAnsi="IRANSansX" w:cs="IRANSansX"/>
-          <w:b/>
-          <w:bCs/>
-          <w:color w:val="000000"/>
-          <w:sz w:val="24"/>
-          <w:szCs w:val="24"/>
-          <w:rtl/>
-        </w:rPr>
-        <w:t>:</w:t>
-      </w:r>
-    </w:p>
-    <w:p>
-      <w:pPr>
-        <w:shd w:val="clear" w:color="auto" w:fill="FFFFFF"/>
-        <w:bidi/>
-        <w:spacing w:after="0" w:line="240" w:lineRule="auto"/>
-        <w:rPr>
-          <w:rFonts w:ascii="IRANSansX" w:eastAsia="Times New Roman" w:hAnsi="IRANSansX" w:cs="IRANSansX"/>
-          <w:color w:val="222222"/>
-          <w:sz w:val="24"/>
-          <w:szCs w:val="24"/>
-        </w:rPr>
-      </w:pPr>
-      <w:r>
-        <w:rPr>
-          <w:rFonts w:ascii="IRANSansX" w:eastAsia="Times New Roman" w:hAnsi="IRANSansX" w:cs="IRANSansX"/>
-          <w:color w:val="222222"/>
-          <w:sz w:val="24"/>
-          <w:szCs w:val="24"/>
-          <w:rtl/>
-        </w:rPr>
-        <w:t>معیار فعلی شما: قطع ارتباط با آینده شغلی</w:t>
-      </w:r>
-    </w:p>
-    <w:p>
-      <w:pPr>
-        <w:shd w:val="clear" w:color="auto" w:fill="FFFFFF"/>
-        <w:bidi/>
-        <w:spacing w:after="0" w:line="240" w:lineRule="auto"/>
-        <w:jc w:val="both"/>
-        <w:rPr>
-          <w:rFonts w:ascii="IRANSansX" w:eastAsia="Times New Roman" w:hAnsi="IRANSansX" w:cs="IRANSansX"/>
-          <w:color w:val="222222"/>
-          <w:sz w:val="24"/>
-          <w:szCs w:val="24"/>
-        </w:rPr>
-      </w:pPr>
-      <w:r>
-        <w:rPr>
-          <w:rFonts w:ascii="IRANSansX" w:eastAsia="Times New Roman" w:hAnsi="IRANSansX" w:cs="IRANSansX"/>
-          <w:color w:val="222222"/>
-          <w:sz w:val="24"/>
-          <w:szCs w:val="24"/>
-          <w:rtl/>
-        </w:rPr>
-        <w:t>شما در نقطه‌ای قرار دارید که نه نقشه روشنی برای آینده شغلی‌تان می‌بینید و نه کاری که الان انجام می‌دهید حس مهم بودن یا معنایی به شما می‌دهد. این حالت معمولاً در زمان‌های گذار شغلی یا وقتی سیستم فعلی کاملاً به انتهای کارایی خود رسیده، رخ می‌دهد</w:t>
-      </w:r>
-      <w:r>
-        <w:rPr>
-          <w:rFonts w:ascii="IRANSansX" w:eastAsia="Times New Roman" w:hAnsi="IRANSansX" w:cs="IRANSansX"/>
-          <w:color w:val="222222"/>
-          <w:sz w:val="24"/>
-          <w:szCs w:val="24"/>
-        </w:rPr>
-        <w:t>.</w:t>
-      </w:r>
-    </w:p>
-    <w:p>
-      <w:pPr>
-        <w:shd w:val="clear" w:color="auto" w:fill="FFFFFF"/>
-        <w:bidi/>
-        <w:spacing w:after="0" w:line="240" w:lineRule="auto"/>
-        <w:jc w:val="both"/>
-        <w:rPr>
-          <w:rFonts w:ascii="IRANSansX" w:eastAsia="Times New Roman" w:hAnsi="IRANSansX" w:cs="IRANSansX"/>
-          <w:color w:val="222222"/>
-          <w:sz w:val="24"/>
-          <w:szCs w:val="24"/>
-        </w:rPr>
-      </w:pPr>
-    </w:p>
-    <w:p>
-      <w:pPr>
-        <w:bidi/>
-        <w:rPr>
-          <w:rFonts w:ascii="IRANSansX" w:eastAsia="Times New Roman" w:hAnsi="IRANSansX" w:cs="IRANSansX"/>
-          <w:sz w:val="24"/>
-          <w:szCs w:val="24"/>
-          <w:rtl/>
-          <w:lang w:bidi="fa-IR"/>
-        </w:rPr>
-      </w:pPr>
-    </w:p>
-    <w:p>
-      <w:pPr>
-        <w:bidi/>
-        <w:spacing w:before="200" w:after="80" w:line="240" w:lineRule="auto"/>
-        <w:jc w:val="both"/>
-        <w:rPr>
-          <w:rFonts w:ascii="IRANSansX" w:eastAsia="Times New Roman" w:hAnsi="IRANSansX" w:cs="IRANSansX"/>
+      </w:pPr>
+      <w:bookmarkStart w:id="0" w:name="_Hlk238450253"/>
+      <w:r>
+        <w:rPr>
+          <w:rFonts w:ascii="IRANSansX" w:eastAsia="Times New Roman" w:hAnsi="IRANSansX" w:cs="IRANSansX" w:hint="cs"/>
           <w:b/>
           <w:bCs/>
           <w:color w:val="000000"/>
@@ -6989,7 +7001,8 @@
           <w:szCs w:val="32"/>
           <w:rtl/>
         </w:rPr>
-      </w:pPr>
+        <w:t xml:space="preserve">بخش </w:t>
+      </w:r>
       <w:r>
         <w:rPr>
           <w:rFonts w:ascii="IRANSansX" w:eastAsia="Times New Roman" w:hAnsi="IRANSansX" w:cs="IRANSansX" w:hint="cs"/>
@@ -7000,18 +7013,6 @@
           <w:szCs w:val="32"/>
           <w:rtl/>
         </w:rPr>
-        <w:t xml:space="preserve">بخش </w:t>
-      </w:r>
-      <w:r>
-        <w:rPr>
-          <w:rFonts w:ascii="IRANSansX" w:eastAsia="Times New Roman" w:hAnsi="IRANSansX" w:cs="IRANSansX" w:hint="cs"/>
-          <w:b/>
-          <w:bCs/>
-          <w:color w:val="000000"/>
-          <w:sz w:val="32"/>
-          <w:szCs w:val="32"/>
-          <w:rtl/>
-        </w:rPr>
         <w:t>3</w:t>
       </w:r>
     </w:p>
@@ -7069,28 +7070,7 @@
           <w:szCs w:val="24"/>
           <w:rtl/>
         </w:rPr>
-        <w:t xml:space="preserve">امتیازات شما نشان می‌دهد که پاسخ‌هایتان به‌طور کاملاً متوازن بین </w:t>
-      </w:r>
-      <w:r>
-        <w:rPr>
-          <w:rFonts w:ascii="IRANSansX" w:eastAsia="Times New Roman" w:hAnsi="IRANSansX" w:cs="IRANSansX"/>
-          <w:color w:val="222222"/>
-          <w:sz w:val="24"/>
-          <w:szCs w:val="24"/>
-          <w:rtl/>
-          <w:lang w:bidi="fa-IR"/>
-        </w:rPr>
-        <w:t>۴</w:t>
-      </w:r>
-      <w:r>
-        <w:rPr>
-          <w:rFonts w:ascii="IRANSansX" w:eastAsia="Times New Roman" w:hAnsi="IRANSansX" w:cs="IRANSansX"/>
-          <w:color w:val="222222"/>
-          <w:sz w:val="24"/>
-          <w:szCs w:val="24"/>
-          <w:rtl/>
-        </w:rPr>
-        <w:t xml:space="preserve"> الگوی شغلی پخش شده است. این یعنی گره شغلی شما یک‌بعدی نیست و شما هم‌زمان درگیر چند مسئله هستید</w:t>
+        <w:t>امتیازات شما نشان می‌دهد که گره شغلی شما یک‌بعدی نیست و شما هم‌زمان درگیر چند مسئله هستید</w:t>
       </w:r>
       <w:r>
         <w:rPr>
@@ -7234,6 +7214,7 @@
         <w:t>.</w:t>
       </w:r>
     </w:p>
+    <w:bookmarkEnd w:id="0"/>
     <w:p>
       <w:pPr>
         <w:shd w:val="clear" w:color="auto" w:fill="FFFFFF"/>
@@ -7247,156 +7228,6 @@
           <w:szCs w:val="24"/>
         </w:rPr>
       </w:pPr>
-    </w:p>
-    <w:p>
-      <w:pPr>
-        <w:shd w:val="clear" w:color="auto" w:fill="FFFFFF"/>
-        <w:bidi/>
-        <w:spacing w:after="0" w:line="240" w:lineRule="auto"/>
-        <w:jc w:val="both"/>
-        <w:rPr>
-          <w:rFonts w:ascii="IRANSansX" w:eastAsia="Times New Roman" w:hAnsi="IRANSansX" w:cs="IRANSansX"/>
-          <w:color w:val="222222"/>
-          <w:sz w:val="24"/>
-          <w:szCs w:val="24"/>
-        </w:rPr>
-      </w:pPr>
-      <w:r>
-        <w:rPr>
-          <w:rFonts w:ascii="IRANSansX" w:eastAsia="Times New Roman" w:hAnsi="IRANSansX" w:cs="IRANSansX" w:hint="cs"/>
-          <w:color w:val="222222"/>
-          <w:sz w:val="24"/>
-          <w:szCs w:val="24"/>
-          <w:rtl/>
-          <w:lang w:bidi="fa-IR"/>
-        </w:rPr>
-        <w:t>به عبارت دیگر</w:t>
-      </w:r>
-      <w:r>
-        <w:rPr>
-          <w:rFonts w:ascii="IRANSansX" w:eastAsia="Times New Roman" w:hAnsi="IRANSansX" w:cs="IRANSansX"/>
-          <w:color w:val="222222"/>
-          <w:sz w:val="24"/>
-          <w:szCs w:val="24"/>
-          <w:rtl/>
-        </w:rPr>
-        <w:t xml:space="preserve"> سیستم شغلی فعلی شما به حد اشباع و بن‌بست کامل رسیده است. ادامه دادن با همین رویه فقط انرژی شما را خالی می‌کند و وقت آن رسیده که از بالا به مسئله نگاه کنید</w:t>
-      </w:r>
-      <w:r>
-        <w:rPr>
-          <w:rFonts w:ascii="IRANSansX" w:eastAsia="Times New Roman" w:hAnsi="IRANSansX" w:cs="IRANSansX"/>
-          <w:color w:val="222222"/>
-          <w:sz w:val="24"/>
-          <w:szCs w:val="24"/>
-        </w:rPr>
-        <w:t>.</w:t>
-      </w:r>
-    </w:p>
-    <w:p>
-      <w:pPr>
-        <w:shd w:val="clear" w:color="auto" w:fill="FFFFFF"/>
-        <w:bidi/>
-        <w:spacing w:after="0" w:line="240" w:lineRule="auto"/>
-        <w:jc w:val="both"/>
-        <w:rPr>
-          <w:rFonts w:ascii="IRANSansX" w:eastAsia="Times New Roman" w:hAnsi="IRANSansX" w:cs="IRANSansX"/>
-          <w:color w:val="222222"/>
-          <w:sz w:val="24"/>
-          <w:szCs w:val="24"/>
-        </w:rPr>
-      </w:pPr>
-    </w:p>
-    <w:p>
-      <w:pPr>
-        <w:shd w:val="clear" w:color="auto" w:fill="FFFFFF"/>
-        <w:bidi/>
-        <w:spacing w:after="0" w:line="240" w:lineRule="auto"/>
-        <w:jc w:val="both"/>
-        <w:rPr>
-          <w:rFonts w:ascii="IRANSansX" w:eastAsia="Times New Roman" w:hAnsi="IRANSansX" w:cs="IRANSansX"/>
-          <w:color w:val="222222"/>
-          <w:sz w:val="24"/>
-          <w:szCs w:val="24"/>
-        </w:rPr>
-      </w:pPr>
-    </w:p>
-    <w:p>
-      <w:pPr>
-        <w:shd w:val="clear" w:color="auto" w:fill="FFFFFF"/>
-        <w:bidi/>
-        <w:spacing w:after="0" w:line="240" w:lineRule="auto"/>
-        <w:jc w:val="both"/>
-        <w:rPr>
-          <w:rFonts w:ascii="IRANSansX" w:eastAsia="Times New Roman" w:hAnsi="IRANSansX" w:cs="IRANSansX"/>
-          <w:color w:val="222222"/>
-          <w:sz w:val="24"/>
-          <w:szCs w:val="24"/>
-        </w:rPr>
-      </w:pPr>
-      <w:r>
-        <w:rPr>
-          <w:rFonts w:ascii="IRANSansX" w:eastAsia="Times New Roman" w:hAnsi="IRANSansX" w:cs="IRANSansX"/>
-          <w:color w:val="222222"/>
-          <w:sz w:val="24"/>
-          <w:szCs w:val="24"/>
-          <w:rtl/>
-        </w:rPr>
-        <w:t>چرا گیر کرده‌اید؟</w:t>
-      </w:r>
-    </w:p>
-    <w:p>
-      <w:pPr>
-        <w:shd w:val="clear" w:color="auto" w:fill="FFFFFF"/>
-        <w:bidi/>
-        <w:spacing w:after="0" w:line="240" w:lineRule="auto"/>
-        <w:jc w:val="both"/>
-        <w:rPr>
-          <w:rFonts w:ascii="IRANSansX" w:eastAsia="Times New Roman" w:hAnsi="IRANSansX" w:cs="IRANSansX" w:hint="cs"/>
-          <w:color w:val="222222"/>
-          <w:sz w:val="24"/>
-          <w:szCs w:val="24"/>
-          <w:rtl/>
-        </w:rPr>
-      </w:pPr>
-      <w:r>
-        <w:rPr>
-          <w:rFonts w:ascii="IRANSansX" w:eastAsia="Times New Roman" w:hAnsi="IRANSansX" w:cs="IRANSansX"/>
-          <w:color w:val="222222"/>
-          <w:sz w:val="24"/>
-          <w:szCs w:val="24"/>
-          <w:rtl/>
-        </w:rPr>
-        <w:t xml:space="preserve">این بن‌بست، حاصل یک «الگوی تکرارشونده» است. وقتی معیار ذهنی شما برای موفقیت با واقعیت امروزتان </w:t>
-      </w:r>
-      <w:r>
-        <w:rPr>
-          <w:rFonts w:ascii="IRANSansX" w:eastAsia="Times New Roman" w:hAnsi="IRANSansX" w:cs="IRANSansX" w:hint="cs"/>
-          <w:color w:val="222222"/>
-          <w:sz w:val="24"/>
-          <w:szCs w:val="24"/>
-          <w:rtl/>
-        </w:rPr>
-        <w:t>همخوان نباشد</w:t>
-      </w:r>
-      <w:r>
-        <w:rPr>
-          <w:rFonts w:ascii="IRANSansX" w:eastAsia="Times New Roman" w:hAnsi="IRANSansX" w:cs="IRANSansX"/>
-          <w:color w:val="222222"/>
-          <w:sz w:val="24"/>
-          <w:szCs w:val="24"/>
-          <w:rtl/>
-        </w:rPr>
-        <w:t>، هرچقدر هم بیشتر تلاش کنید، فقط فرسوده‌تر می‌شوید. تغییر این وضعیت از «تغییر شغل» شروع نمی‌شود؛ از «شناخت و تغییر الگوی ذهنی» شروع می‌شود</w:t>
-      </w:r>
-      <w:r>
-        <w:rPr>
-          <w:rFonts w:ascii="IRANSansX" w:eastAsia="Times New Roman" w:hAnsi="IRANSansX" w:cs="IRANSansX"/>
-          <w:color w:val="222222"/>
-          <w:sz w:val="24"/>
-          <w:szCs w:val="24"/>
-        </w:rPr>
-        <w:t>.</w:t>
-      </w:r>
     </w:p>
     <w:sectPr>
       <w:pgSz w:w="12240" w:h="15840"/>
